--- a/docs/AgriContract_TechnicalSpec.docx
+++ b/docs/AgriContract_TechnicalSpec.docx
@@ -12,7 +12,7 @@
           <w:rFonts w:ascii="Arial" w:cs="Arial" w:eastAsia="Arial" w:hAnsi="Arial"/>
           <w:b/>
           <w:bCs/>
-          <w:color w:val="2E4057"/>
+          <w:color w:val="111111"/>
           <w:sz w:val="72"/>
           <w:szCs w:val="72"/>
         </w:rPr>
@@ -27,7 +27,7 @@
       <w:r>
         <w:rPr>
           <w:rFonts w:ascii="Arial" w:cs="Arial" w:eastAsia="Arial" w:hAnsi="Arial"/>
-          <w:color w:val="1B6CA8"/>
+          <w:color w:val="333333"/>
           <w:sz w:val="40"/>
           <w:szCs w:val="40"/>
         </w:rPr>
@@ -42,11 +42,11 @@
       <w:r>
         <w:rPr>
           <w:rFonts w:ascii="Arial" w:cs="Arial" w:eastAsia="Arial" w:hAnsi="Arial"/>
-          <w:color w:val="555555"/>
+          <w:color w:val="666666"/>
           <w:sz w:val="24"/>
           <w:szCs w:val="24"/>
         </w:rPr>
-        <w:t xml:space="preserve">Domain Model · API · Database · Event Catalog · Authorization</w:t>
+        <w:t xml:space="preserve">Domain Model · Architecture · API · Database · Event Catalog</w:t>
       </w:r>
     </w:p>
     <w:p>
@@ -105,7 +105,7 @@
     </w:p>
     <w:p>
       <w:pPr>
-        <w:spacing w:after="80"/>
+        <w:spacing w:after="160"/>
       </w:pPr>
       <w:r>
         <w:t xml:space="preserve"/>
@@ -121,7 +121,7 @@
     </w:p>
     <w:p>
       <w:pPr>
-        <w:spacing w:after="80"/>
+        <w:spacing w:after="160"/>
       </w:pPr>
       <w:r>
         <w:t xml:space="preserve"/>
@@ -137,7 +137,7 @@
     </w:p>
     <w:p>
       <w:pPr>
-        <w:spacing w:after="80"/>
+        <w:spacing w:after="160"/>
       </w:pPr>
       <w:r>
         <w:t xml:space="preserve"/>
@@ -182,9 +182,6 @@
             </w:tcMar>
           </w:tcPr>
           <w:p>
-            <w:pPr>
-              <w:jc w:val="left"/>
-            </w:pPr>
             <w:r>
               <w:rPr>
                 <w:b/>
@@ -215,9 +212,6 @@
             </w:tcMar>
           </w:tcPr>
           <w:p>
-            <w:pPr>
-              <w:jc w:val="left"/>
-            </w:pPr>
             <w:r>
               <w:rPr>
                 <w:b/>
@@ -248,9 +242,6 @@
             </w:tcMar>
           </w:tcPr>
           <w:p>
-            <w:pPr>
-              <w:jc w:val="left"/>
-            </w:pPr>
             <w:r>
               <w:rPr>
                 <w:b/>
@@ -282,9 +273,6 @@
             </w:tcMar>
           </w:tcPr>
           <w:p>
-            <w:pPr>
-              <w:jc w:val="left"/>
-            </w:pPr>
             <w:r>
               <w:rPr>
                 <w:b w:val="false"/>
@@ -314,9 +302,6 @@
             </w:tcMar>
           </w:tcPr>
           <w:p>
-            <w:pPr>
-              <w:jc w:val="left"/>
-            </w:pPr>
             <w:r>
               <w:rPr>
                 <w:b w:val="false"/>
@@ -346,9 +331,6 @@
             </w:tcMar>
           </w:tcPr>
           <w:p>
-            <w:pPr>
-              <w:jc w:val="left"/>
-            </w:pPr>
             <w:r>
               <w:rPr>
                 <w:b w:val="false"/>
@@ -381,9 +363,6 @@
             </w:tcMar>
           </w:tcPr>
           <w:p>
-            <w:pPr>
-              <w:jc w:val="left"/>
-            </w:pPr>
             <w:r>
               <w:rPr>
                 <w:b w:val="false"/>
@@ -414,9 +393,6 @@
             </w:tcMar>
           </w:tcPr>
           <w:p>
-            <w:pPr>
-              <w:jc w:val="left"/>
-            </w:pPr>
             <w:r>
               <w:rPr>
                 <w:b w:val="false"/>
@@ -447,9 +423,6 @@
             </w:tcMar>
           </w:tcPr>
           <w:p>
-            <w:pPr>
-              <w:jc w:val="left"/>
-            </w:pPr>
             <w:r>
               <w:rPr>
                 <w:b w:val="false"/>
@@ -481,9 +454,6 @@
             </w:tcMar>
           </w:tcPr>
           <w:p>
-            <w:pPr>
-              <w:jc w:val="left"/>
-            </w:pPr>
             <w:r>
               <w:rPr>
                 <w:b w:val="false"/>
@@ -513,9 +483,6 @@
             </w:tcMar>
           </w:tcPr>
           <w:p>
-            <w:pPr>
-              <w:jc w:val="left"/>
-            </w:pPr>
             <w:r>
               <w:rPr>
                 <w:b w:val="false"/>
@@ -545,18 +512,15 @@
             </w:tcMar>
           </w:tcPr>
           <w:p>
-            <w:pPr>
-              <w:jc w:val="left"/>
-            </w:pPr>
-            <w:r>
-              <w:rPr>
-                <w:b w:val="false"/>
-                <w:bCs w:val="false"/>
-                <w:color w:val="333333"/>
-                <w:sz w:val="20"/>
-                <w:szCs w:val="20"/>
-              </w:rPr>
-              <w:t xml:space="preserve">Database-per-Service — không share schema</w:t>
+            <w:r>
+              <w:rPr>
+                <w:b w:val="false"/>
+                <w:bCs w:val="false"/>
+                <w:color w:val="333333"/>
+                <w:sz w:val="20"/>
+                <w:szCs w:val="20"/>
+              </w:rPr>
+              <w:t xml:space="preserve">Database-per-Service — không share schema, không cross-DB JOIN</w:t>
             </w:r>
           </w:p>
         </w:tc>
@@ -580,9 +544,6 @@
             </w:tcMar>
           </w:tcPr>
           <w:p>
-            <w:pPr>
-              <w:jc w:val="left"/>
-            </w:pPr>
             <w:r>
               <w:rPr>
                 <w:b w:val="false"/>
@@ -613,9 +574,6 @@
             </w:tcMar>
           </w:tcPr>
           <w:p>
-            <w:pPr>
-              <w:jc w:val="left"/>
-            </w:pPr>
             <w:r>
               <w:rPr>
                 <w:b w:val="false"/>
@@ -646,9 +604,6 @@
             </w:tcMar>
           </w:tcPr>
           <w:p>
-            <w:pPr>
-              <w:jc w:val="left"/>
-            </w:pPr>
             <w:r>
               <w:rPr>
                 <w:b w:val="false"/>
@@ -680,9 +635,6 @@
             </w:tcMar>
           </w:tcPr>
           <w:p>
-            <w:pPr>
-              <w:jc w:val="left"/>
-            </w:pPr>
             <w:r>
               <w:rPr>
                 <w:b w:val="false"/>
@@ -712,18 +664,15 @@
             </w:tcMar>
           </w:tcPr>
           <w:p>
-            <w:pPr>
-              <w:jc w:val="left"/>
-            </w:pPr>
-            <w:r>
-              <w:rPr>
-                <w:b w:val="false"/>
-                <w:bCs w:val="false"/>
-                <w:color w:val="333333"/>
-                <w:sz w:val="20"/>
-                <w:szCs w:val="20"/>
-              </w:rPr>
-              <w:t xml:space="preserve">Keycloak</w:t>
+            <w:r>
+              <w:rPr>
+                <w:b w:val="false"/>
+                <w:bCs w:val="false"/>
+                <w:color w:val="333333"/>
+                <w:sz w:val="20"/>
+                <w:szCs w:val="20"/>
+              </w:rPr>
+              <w:t xml:space="preserve">Keycloak :8180</w:t>
             </w:r>
           </w:p>
         </w:tc>
@@ -744,9 +693,6 @@
             </w:tcMar>
           </w:tcPr>
           <w:p>
-            <w:pPr>
-              <w:jc w:val="left"/>
-            </w:pPr>
             <w:r>
               <w:rPr>
                 <w:b w:val="false"/>
@@ -779,9 +725,6 @@
             </w:tcMar>
           </w:tcPr>
           <w:p>
-            <w:pPr>
-              <w:jc w:val="left"/>
-            </w:pPr>
             <w:r>
               <w:rPr>
                 <w:b w:val="false"/>
@@ -812,18 +755,15 @@
             </w:tcMar>
           </w:tcPr>
           <w:p>
-            <w:pPr>
-              <w:jc w:val="left"/>
-            </w:pPr>
-            <w:r>
-              <w:rPr>
-                <w:b w:val="false"/>
-                <w:bCs w:val="false"/>
-                <w:color w:val="333333"/>
-                <w:sz w:val="20"/>
-                <w:szCs w:val="20"/>
-              </w:rPr>
-              <w:t xml:space="preserve">Spring Cloud Gateway</w:t>
+            <w:r>
+              <w:rPr>
+                <w:b w:val="false"/>
+                <w:bCs w:val="false"/>
+                <w:color w:val="333333"/>
+                <w:sz w:val="20"/>
+                <w:szCs w:val="20"/>
+              </w:rPr>
+              <w:t xml:space="preserve">Spring Cloud Gateway :8080</w:t>
             </w:r>
           </w:p>
         </w:tc>
@@ -845,9 +785,6 @@
             </w:tcMar>
           </w:tcPr>
           <w:p>
-            <w:pPr>
-              <w:jc w:val="left"/>
-            </w:pPr>
             <w:r>
               <w:rPr>
                 <w:b w:val="false"/>
@@ -879,9 +816,6 @@
             </w:tcMar>
           </w:tcPr>
           <w:p>
-            <w:pPr>
-              <w:jc w:val="left"/>
-            </w:pPr>
             <w:r>
               <w:rPr>
                 <w:b w:val="false"/>
@@ -911,9 +845,6 @@
             </w:tcMar>
           </w:tcPr>
           <w:p>
-            <w:pPr>
-              <w:jc w:val="left"/>
-            </w:pPr>
             <w:r>
               <w:rPr>
                 <w:b w:val="false"/>
@@ -943,18 +874,15 @@
             </w:tcMar>
           </w:tcPr>
           <w:p>
-            <w:pPr>
-              <w:jc w:val="left"/>
-            </w:pPr>
-            <w:r>
-              <w:rPr>
-                <w:b w:val="false"/>
-                <w:bCs w:val="false"/>
-                <w:color w:val="333333"/>
-                <w:sz w:val="20"/>
-                <w:szCs w:val="20"/>
-              </w:rPr>
-              <w:t xml:space="preserve">Tất cả services + infra trên bridge network</w:t>
+            <w:r>
+              <w:rPr>
+                <w:b w:val="false"/>
+                <w:bCs w:val="false"/>
+                <w:color w:val="333333"/>
+                <w:sz w:val="20"/>
+                <w:szCs w:val="20"/>
+              </w:rPr>
+              <w:t xml:space="preserve">Tất cả services + infra trên bridge network agricontract-net</w:t>
             </w:r>
           </w:p>
         </w:tc>
@@ -962,7 +890,7 @@
     </w:tbl>
     <w:p>
       <w:pPr>
-        <w:spacing w:after="80"/>
+        <w:spacing w:after="160"/>
       </w:pPr>
       <w:r>
         <w:t xml:space="preserve"/>
@@ -978,7 +906,7 @@
     </w:p>
     <w:p>
       <w:pPr>
-        <w:spacing w:after="80"/>
+        <w:spacing w:after="160"/>
       </w:pPr>
       <w:r>
         <w:t xml:space="preserve"/>
@@ -989,12 +917,12 @@
         <w:spacing w:after="120"/>
       </w:pPr>
       <w:r>
-        <w:t xml:space="preserve">Toàn bộ dự án nằm trong một repository GitHub duy nhất. Mỗi service là Maven project độc lập — có pom.xml riêng, build riêng, không dùng chung parent pom.</w:t>
+        <w:t xml:space="preserve">Toàn bộ dự án nằm trong một repository GitHub duy nhất. Mỗi service là Maven project độc lập — có pom.xml riêng, build riêng.</w:t>
       </w:r>
     </w:p>
     <w:p>
       <w:pPr>
-        <w:spacing w:after="80"/>
+        <w:spacing w:after="160"/>
       </w:pPr>
       <w:r>
         <w:t xml:space="preserve"/>
@@ -1049,7 +977,7 @@
           <w:sz w:val="20"/>
           <w:szCs w:val="20"/>
         </w:rPr>
-        <w:t xml:space="preserve">├── api-gateway/</w:t>
+        <w:t xml:space="preserve">├── api-gateway/     product-service/     escrow-service/</w:t>
       </w:r>
     </w:p>
     <w:p>
@@ -1062,59 +990,7 @@
           <w:sz w:val="20"/>
           <w:szCs w:val="20"/>
         </w:rPr>
-        <w:t xml:space="preserve">├── user-service/</w:t>
-      </w:r>
-    </w:p>
-    <w:p>
-      <w:pPr>
-        <w:spacing w:after="120"/>
-      </w:pPr>
-      <w:r>
-        <w:rPr>
-          <w:rFonts w:ascii="Courier New" w:cs="Courier New" w:eastAsia="Courier New" w:hAnsi="Courier New"/>
-          <w:sz w:val="20"/>
-          <w:szCs w:val="20"/>
-        </w:rPr>
-        <w:t xml:space="preserve">├── product-service/</w:t>
-      </w:r>
-    </w:p>
-    <w:p>
-      <w:pPr>
-        <w:spacing w:after="120"/>
-      </w:pPr>
-      <w:r>
-        <w:rPr>
-          <w:rFonts w:ascii="Courier New" w:cs="Courier New" w:eastAsia="Courier New" w:hAnsi="Courier New"/>
-          <w:sz w:val="20"/>
-          <w:szCs w:val="20"/>
-        </w:rPr>
-        <w:t xml:space="preserve">├── contract-service/</w:t>
-      </w:r>
-    </w:p>
-    <w:p>
-      <w:pPr>
-        <w:spacing w:after="120"/>
-      </w:pPr>
-      <w:r>
-        <w:rPr>
-          <w:rFonts w:ascii="Courier New" w:cs="Courier New" w:eastAsia="Courier New" w:hAnsi="Courier New"/>
-          <w:sz w:val="20"/>
-          <w:szCs w:val="20"/>
-        </w:rPr>
-        <w:t xml:space="preserve">├── escrow-service/</w:t>
-      </w:r>
-    </w:p>
-    <w:p>
-      <w:pPr>
-        <w:spacing w:after="120"/>
-      </w:pPr>
-      <w:r>
-        <w:rPr>
-          <w:rFonts w:ascii="Courier New" w:cs="Courier New" w:eastAsia="Courier New" w:hAnsi="Courier New"/>
-          <w:sz w:val="20"/>
-          <w:szCs w:val="20"/>
-        </w:rPr>
-        <w:t xml:space="preserve">├── notification-service/</w:t>
+        <w:t xml:space="preserve">├── user-service/    contract-service/    notification-service/</w:t>
       </w:r>
     </w:p>
     <w:p>
@@ -1132,7 +1008,7 @@
     </w:p>
     <w:p>
       <w:pPr>
-        <w:spacing w:after="80"/>
+        <w:spacing w:after="160"/>
       </w:pPr>
       <w:r>
         <w:t xml:space="preserve"/>
@@ -1148,23 +1024,7 @@
     </w:p>
     <w:p>
       <w:pPr>
-        <w:spacing w:after="80"/>
-      </w:pPr>
-      <w:r>
-        <w:t xml:space="preserve"/>
-      </w:r>
-    </w:p>
-    <w:p>
-      <w:pPr>
-        <w:spacing w:after="120"/>
-      </w:pPr>
-      <w:r>
-        <w:t xml:space="preserve">Áp dụng cho tất cả Spring Boot services. Package theo domain boundary trước, layer sau:</w:t>
-      </w:r>
-    </w:p>
-    <w:p>
-      <w:pPr>
-        <w:spacing w:after="80"/>
+        <w:spacing w:after="160"/>
       </w:pPr>
       <w:r>
         <w:t xml:space="preserve"/>
@@ -1193,7 +1053,7 @@
           <w:sz w:val="20"/>
           <w:szCs w:val="20"/>
         </w:rPr>
-        <w:t xml:space="preserve">├── domain/                  ← Pure business logic, zero Spring dependency</w:t>
+        <w:t xml:space="preserve">├── domain/          ← Aggregate, Entity, VO — zero Spring dependency</w:t>
       </w:r>
     </w:p>
     <w:p>
@@ -1206,7 +1066,7 @@
           <w:sz w:val="20"/>
           <w:szCs w:val="20"/>
         </w:rPr>
-        <w:t xml:space="preserve">│   ├── model/               ← Aggregate Root, Entity, Value Object</w:t>
+        <w:t xml:space="preserve">├── application/     ← Use cases (command/ + query/)</w:t>
       </w:r>
     </w:p>
     <w:p>
@@ -1219,7 +1079,7 @@
           <w:sz w:val="20"/>
           <w:szCs w:val="20"/>
         </w:rPr>
-        <w:t xml:space="preserve">│   ├── event/               ← Domain Events (outbox)</w:t>
+        <w:t xml:space="preserve">├── infrastructure/  ← JPA, RabbitMQ, Feign (implement domain ports)</w:t>
       </w:r>
     </w:p>
     <w:p>
@@ -1232,116 +1092,12 @@
           <w:sz w:val="20"/>
           <w:szCs w:val="20"/>
         </w:rPr>
-        <w:t xml:space="preserve">│   └── repository/          ← Repository interfaces (Port — chỉ interface)</w:t>
+        <w:t xml:space="preserve">└── api/             ← Controllers, DTOs, mappers</w:t>
       </w:r>
     </w:p>
     <w:p>
       <w:pPr>
-        <w:spacing w:after="120"/>
-      </w:pPr>
-      <w:r>
-        <w:rPr>
-          <w:rFonts w:ascii="Courier New" w:cs="Courier New" w:eastAsia="Courier New" w:hAnsi="Courier New"/>
-          <w:sz w:val="20"/>
-          <w:szCs w:val="20"/>
-        </w:rPr>
-        <w:t xml:space="preserve">├── application/             ← Use cases / Application Services</w:t>
-      </w:r>
-    </w:p>
-    <w:p>
-      <w:pPr>
-        <w:spacing w:after="120"/>
-      </w:pPr>
-      <w:r>
-        <w:rPr>
-          <w:rFonts w:ascii="Courier New" w:cs="Courier New" w:eastAsia="Courier New" w:hAnsi="Courier New"/>
-          <w:sz w:val="20"/>
-          <w:szCs w:val="20"/>
-        </w:rPr>
-        <w:t xml:space="preserve">│   ├── command/             ← Write operations (CreateContract, SignContract...)</w:t>
-      </w:r>
-    </w:p>
-    <w:p>
-      <w:pPr>
-        <w:spacing w:after="120"/>
-      </w:pPr>
-      <w:r>
-        <w:rPr>
-          <w:rFonts w:ascii="Courier New" w:cs="Courier New" w:eastAsia="Courier New" w:hAnsi="Courier New"/>
-          <w:sz w:val="20"/>
-          <w:szCs w:val="20"/>
-        </w:rPr>
-        <w:t xml:space="preserve">│   └── query/               ← Read operations (GetContractById...)</w:t>
-      </w:r>
-    </w:p>
-    <w:p>
-      <w:pPr>
-        <w:spacing w:after="120"/>
-      </w:pPr>
-      <w:r>
-        <w:rPr>
-          <w:rFonts w:ascii="Courier New" w:cs="Courier New" w:eastAsia="Courier New" w:hAnsi="Courier New"/>
-          <w:sz w:val="20"/>
-          <w:szCs w:val="20"/>
-        </w:rPr>
-        <w:t xml:space="preserve">├── infrastructure/          ← Implement ports: JPA, RabbitMQ, Feign</w:t>
-      </w:r>
-    </w:p>
-    <w:p>
-      <w:pPr>
-        <w:spacing w:after="120"/>
-      </w:pPr>
-      <w:r>
-        <w:rPr>
-          <w:rFonts w:ascii="Courier New" w:cs="Courier New" w:eastAsia="Courier New" w:hAnsi="Courier New"/>
-          <w:sz w:val="20"/>
-          <w:szCs w:val="20"/>
-        </w:rPr>
-        <w:t xml:space="preserve">│   ├── persistence/         ← JPA entities, repositories impl</w:t>
-      </w:r>
-    </w:p>
-    <w:p>
-      <w:pPr>
-        <w:spacing w:after="120"/>
-      </w:pPr>
-      <w:r>
-        <w:rPr>
-          <w:rFonts w:ascii="Courier New" w:cs="Courier New" w:eastAsia="Courier New" w:hAnsi="Courier New"/>
-          <w:sz w:val="20"/>
-          <w:szCs w:val="20"/>
-        </w:rPr>
-        <w:t xml:space="preserve">│   ├── messaging/           ← RabbitMQ publisher &amp; listener</w:t>
-      </w:r>
-    </w:p>
-    <w:p>
-      <w:pPr>
-        <w:spacing w:after="120"/>
-      </w:pPr>
-      <w:r>
-        <w:rPr>
-          <w:rFonts w:ascii="Courier New" w:cs="Courier New" w:eastAsia="Courier New" w:hAnsi="Courier New"/>
-          <w:sz w:val="20"/>
-          <w:szCs w:val="20"/>
-        </w:rPr>
-        <w:t xml:space="preserve">│   └── external/            ← Feign clients gọi service khác</w:t>
-      </w:r>
-    </w:p>
-    <w:p>
-      <w:pPr>
-        <w:spacing w:after="120"/>
-      </w:pPr>
-      <w:r>
-        <w:rPr>
-          <w:rFonts w:ascii="Courier New" w:cs="Courier New" w:eastAsia="Courier New" w:hAnsi="Courier New"/>
-          <w:sz w:val="20"/>
-          <w:szCs w:val="20"/>
-        </w:rPr>
-        <w:t xml:space="preserve">└── api/                     ← Spring controllers, DTOs, mappers</w:t>
-      </w:r>
-    </w:p>
-    <w:p>
-      <w:pPr>
-        <w:spacing w:after="80"/>
+        <w:spacing w:after="160"/>
       </w:pPr>
       <w:r>
         <w:t xml:space="preserve"/>
@@ -1359,7 +1115,7 @@
           <w:sz w:val="20"/>
           <w:szCs w:val="20"/>
         </w:rPr>
-        <w:t xml:space="preserve">Note: Domain layer không được import bất kỳ annotation Spring nào (@Component, @Service...). Spring chỉ xuất hiện từ application layer trở ra.</w:t>
+        <w:t xml:space="preserve">Note: Domain layer không được import bất kỳ annotation Spring nào. Spring chỉ xuất hiện từ application layer trở ra.</w:t>
       </w:r>
     </w:p>
     <w:p>
@@ -1372,12 +1128,12 @@
         <w:pStyle w:val="Heading1"/>
       </w:pPr>
       <w:r>
-        <w:t xml:space="preserve">2. DDD — Aggregate, Entity, Value Object</w:t>
+        <w:t xml:space="preserve">2. Architecture Diagram</w:t>
       </w:r>
     </w:p>
     <w:p>
       <w:pPr>
-        <w:spacing w:after="80"/>
+        <w:spacing w:after="160"/>
       </w:pPr>
       <w:r>
         <w:t xml:space="preserve"/>
@@ -1388,12 +1144,951 @@
         <w:spacing w:after="120"/>
       </w:pPr>
       <w:r>
-        <w:t xml:space="preserve">Bảng dưới xác định rõ từng class theo DDD type cho tất cả services. Đây là blueprint để tạo package domain/model/ — code đúng ngay từ đầu, không refactor.</w:t>
+        <w:t xml:space="preserve">Toàn cảnh hệ thống: 5 microservices, API Gateway, Keycloak IAM, RabbitMQ broker, 5 MySQL databases độc lập.</w:t>
       </w:r>
     </w:p>
     <w:p>
       <w:pPr>
-        <w:spacing w:after="80"/>
+        <w:spacing w:after="160"/>
+      </w:pPr>
+      <w:r>
+        <w:t xml:space="preserve"/>
+      </w:r>
+    </w:p>
+    <w:p>
+      <w:pPr>
+        <w:spacing w:after="160"/>
+        <w:jc w:val="center"/>
+      </w:pPr>
+      <w:r>
+        <w:drawing>
+          <wp:inline distT="0" distB="0" distL="0" distR="0">
+            <wp:extent cx="5905500" cy="3543300"/>
+            <wp:effectExtent t="0" r="0" b="0" l="0"/>
+            <wp:docPr id="1" name="Architecture Overview Diagram" descr="Architecture Overview Diagram" title="Architecture Overview Diagram"/>
+            <wp:cNvGraphicFramePr>
+              <a:graphicFrameLocks xmlns:a="http://schemas.openxmlformats.org/drawingml/2006/main" noChangeAspect="1"/>
+            </wp:cNvGraphicFramePr>
+            <a:graphic xmlns:a="http://schemas.openxmlformats.org/drawingml/2006/main">
+              <a:graphicData uri="http://schemas.openxmlformats.org/drawingml/2006/picture">
+                <pic:pic xmlns:pic="http://schemas.openxmlformats.org/drawingml/2006/picture">
+                  <pic:nvPicPr>
+                    <pic:cNvPr id="0" name="" descr=""/>
+                    <pic:cNvPicPr>
+                      <a:picLocks noChangeAspect="1" noChangeArrowheads="1"/>
+                    </pic:cNvPicPr>
+                  </pic:nvPicPr>
+                  <pic:blipFill>
+                    <a:blip r:embed="rId9" cstate="none"/>
+                    <a:srcRect/>
+                    <a:stretch>
+                      <a:fillRect/>
+                    </a:stretch>
+                  </pic:blipFill>
+                  <pic:spPr bwMode="auto">
+                    <a:xfrm>
+                      <a:off x="0" y="0"/>
+                      <a:ext cx="5905500" cy="3543300"/>
+                    </a:xfrm>
+                    <a:prstGeom prst="rect">
+                      <a:avLst/>
+                    </a:prstGeom>
+                  </pic:spPr>
+                </pic:pic>
+              </a:graphicData>
+            </a:graphic>
+          </wp:inline>
+        </w:drawing>
+      </w:r>
+    </w:p>
+    <w:p>
+      <w:pPr>
+        <w:spacing w:after="160"/>
+      </w:pPr>
+      <w:r>
+        <w:t xml:space="preserve"/>
+      </w:r>
+    </w:p>
+    <w:tbl>
+      <w:tblPr>
+        <w:tblW w:type="dxa" w:w="9360"/>
+        <w:tblBorders>
+          <w:top w:val="single" w:color="auto" w:sz="4"/>
+          <w:left w:val="single" w:color="auto" w:sz="4"/>
+          <w:bottom w:val="single" w:color="auto" w:sz="4"/>
+          <w:right w:val="single" w:color="auto" w:sz="4"/>
+          <w:insideH w:val="single" w:color="auto" w:sz="4"/>
+          <w:insideV w:val="single" w:color="auto" w:sz="4"/>
+        </w:tblBorders>
+      </w:tblPr>
+      <w:tblGrid>
+        <w:gridCol w:w="2200"/>
+        <w:gridCol w:w="1200"/>
+        <w:gridCol w:w="1800"/>
+        <w:gridCol w:w="4160"/>
+      </w:tblGrid>
+      <w:tr>
+        <w:trPr>
+          <w:tblHeader/>
+        </w:trPr>
+        <w:tc>
+          <w:tcPr>
+            <w:tcW w:type="dxa" w:w="2200"/>
+            <w:tcBorders>
+              <w:top w:val="single" w:color="2E4057" w:sz="1"/>
+              <w:left w:val="single" w:color="2E4057" w:sz="1"/>
+              <w:bottom w:val="single" w:color="2E4057" w:sz="1"/>
+              <w:right w:val="single" w:color="2E4057" w:sz="1"/>
+            </w:tcBorders>
+            <w:shd w:fill="2E4057" w:val="clear"/>
+            <w:tcMar>
+              <w:top w:type="dxa" w:w="80"/>
+              <w:left w:type="dxa" w:w="120"/>
+              <w:bottom w:type="dxa" w:w="80"/>
+              <w:right w:type="dxa" w:w="120"/>
+            </w:tcMar>
+          </w:tcPr>
+          <w:p>
+            <w:r>
+              <w:rPr>
+                <w:b/>
+                <w:bCs/>
+                <w:color w:val="FFFFFF"/>
+                <w:sz w:val="20"/>
+                <w:szCs w:val="20"/>
+              </w:rPr>
+              <w:t xml:space="preserve">Service</w:t>
+            </w:r>
+          </w:p>
+        </w:tc>
+        <w:tc>
+          <w:tcPr>
+            <w:tcW w:type="dxa" w:w="1200"/>
+            <w:tcBorders>
+              <w:top w:val="single" w:color="2E4057" w:sz="1"/>
+              <w:left w:val="single" w:color="2E4057" w:sz="1"/>
+              <w:bottom w:val="single" w:color="2E4057" w:sz="1"/>
+              <w:right w:val="single" w:color="2E4057" w:sz="1"/>
+            </w:tcBorders>
+            <w:shd w:fill="2E4057" w:val="clear"/>
+            <w:tcMar>
+              <w:top w:type="dxa" w:w="80"/>
+              <w:left w:type="dxa" w:w="120"/>
+              <w:bottom w:type="dxa" w:w="80"/>
+              <w:right w:type="dxa" w:w="120"/>
+            </w:tcMar>
+          </w:tcPr>
+          <w:p>
+            <w:r>
+              <w:rPr>
+                <w:b/>
+                <w:bCs/>
+                <w:color w:val="FFFFFF"/>
+                <w:sz w:val="20"/>
+                <w:szCs w:val="20"/>
+              </w:rPr>
+              <w:t xml:space="preserve">Port</w:t>
+            </w:r>
+          </w:p>
+        </w:tc>
+        <w:tc>
+          <w:tcPr>
+            <w:tcW w:type="dxa" w:w="1800"/>
+            <w:tcBorders>
+              <w:top w:val="single" w:color="2E4057" w:sz="1"/>
+              <w:left w:val="single" w:color="2E4057" w:sz="1"/>
+              <w:bottom w:val="single" w:color="2E4057" w:sz="1"/>
+              <w:right w:val="single" w:color="2E4057" w:sz="1"/>
+            </w:tcBorders>
+            <w:shd w:fill="2E4057" w:val="clear"/>
+            <w:tcMar>
+              <w:top w:type="dxa" w:w="80"/>
+              <w:left w:type="dxa" w:w="120"/>
+              <w:bottom w:type="dxa" w:w="80"/>
+              <w:right w:type="dxa" w:w="120"/>
+            </w:tcMar>
+          </w:tcPr>
+          <w:p>
+            <w:r>
+              <w:rPr>
+                <w:b/>
+                <w:bCs/>
+                <w:color w:val="FFFFFF"/>
+                <w:sz w:val="20"/>
+                <w:szCs w:val="20"/>
+              </w:rPr>
+              <w:t xml:space="preserve">DDD Type</w:t>
+            </w:r>
+          </w:p>
+        </w:tc>
+        <w:tc>
+          <w:tcPr>
+            <w:tcW w:type="dxa" w:w="4160"/>
+            <w:tcBorders>
+              <w:top w:val="single" w:color="2E4057" w:sz="1"/>
+              <w:left w:val="single" w:color="2E4057" w:sz="1"/>
+              <w:bottom w:val="single" w:color="2E4057" w:sz="1"/>
+              <w:right w:val="single" w:color="2E4057" w:sz="1"/>
+            </w:tcBorders>
+            <w:shd w:fill="2E4057" w:val="clear"/>
+            <w:tcMar>
+              <w:top w:type="dxa" w:w="80"/>
+              <w:left w:type="dxa" w:w="120"/>
+              <w:bottom w:type="dxa" w:w="80"/>
+              <w:right w:type="dxa" w:w="120"/>
+            </w:tcMar>
+          </w:tcPr>
+          <w:p>
+            <w:r>
+              <w:rPr>
+                <w:b/>
+                <w:bCs/>
+                <w:color w:val="FFFFFF"/>
+                <w:sz w:val="20"/>
+                <w:szCs w:val="20"/>
+              </w:rPr>
+              <w:t xml:space="preserve">Responsibility</w:t>
+            </w:r>
+          </w:p>
+        </w:tc>
+      </w:tr>
+      <w:tr>
+        <w:tc>
+          <w:tcPr>
+            <w:tcW w:type="dxa" w:w="2200"/>
+            <w:tcBorders>
+              <w:top w:val="single" w:color="CCCCCC" w:sz="1"/>
+              <w:left w:val="single" w:color="CCCCCC" w:sz="1"/>
+              <w:bottom w:val="single" w:color="CCCCCC" w:sz="1"/>
+              <w:right w:val="single" w:color="CCCCCC" w:sz="1"/>
+            </w:tcBorders>
+            <w:tcMar>
+              <w:top w:type="dxa" w:w="80"/>
+              <w:left w:type="dxa" w:w="120"/>
+              <w:bottom w:type="dxa" w:w="80"/>
+              <w:right w:type="dxa" w:w="120"/>
+            </w:tcMar>
+          </w:tcPr>
+          <w:p>
+            <w:r>
+              <w:rPr>
+                <w:b w:val="false"/>
+                <w:bCs w:val="false"/>
+                <w:color w:val="333333"/>
+                <w:sz w:val="20"/>
+                <w:szCs w:val="20"/>
+              </w:rPr>
+              <w:t xml:space="preserve">api-gateway</w:t>
+            </w:r>
+          </w:p>
+        </w:tc>
+        <w:tc>
+          <w:tcPr>
+            <w:tcW w:type="dxa" w:w="1200"/>
+            <w:tcBorders>
+              <w:top w:val="single" w:color="CCCCCC" w:sz="1"/>
+              <w:left w:val="single" w:color="CCCCCC" w:sz="1"/>
+              <w:bottom w:val="single" w:color="CCCCCC" w:sz="1"/>
+              <w:right w:val="single" w:color="CCCCCC" w:sz="1"/>
+            </w:tcBorders>
+            <w:tcMar>
+              <w:top w:type="dxa" w:w="80"/>
+              <w:left w:type="dxa" w:w="120"/>
+              <w:bottom w:type="dxa" w:w="80"/>
+              <w:right w:type="dxa" w:w="120"/>
+            </w:tcMar>
+          </w:tcPr>
+          <w:p>
+            <w:r>
+              <w:rPr>
+                <w:b w:val="false"/>
+                <w:bCs w:val="false"/>
+                <w:color w:val="333333"/>
+                <w:sz w:val="20"/>
+                <w:szCs w:val="20"/>
+              </w:rPr>
+              <w:t xml:space="preserve">8080</w:t>
+            </w:r>
+          </w:p>
+        </w:tc>
+        <w:tc>
+          <w:tcPr>
+            <w:tcW w:type="dxa" w:w="1800"/>
+            <w:tcBorders>
+              <w:top w:val="single" w:color="CCCCCC" w:sz="1"/>
+              <w:left w:val="single" w:color="CCCCCC" w:sz="1"/>
+              <w:bottom w:val="single" w:color="CCCCCC" w:sz="1"/>
+              <w:right w:val="single" w:color="CCCCCC" w:sz="1"/>
+            </w:tcBorders>
+            <w:tcMar>
+              <w:top w:type="dxa" w:w="80"/>
+              <w:left w:type="dxa" w:w="120"/>
+              <w:bottom w:type="dxa" w:w="80"/>
+              <w:right w:type="dxa" w:w="120"/>
+            </w:tcMar>
+          </w:tcPr>
+          <w:p>
+            <w:r>
+              <w:rPr>
+                <w:b w:val="false"/>
+                <w:bCs w:val="false"/>
+                <w:color w:val="333333"/>
+                <w:sz w:val="20"/>
+                <w:szCs w:val="20"/>
+              </w:rPr>
+              <w:t xml:space="preserve">Infrastructure</w:t>
+            </w:r>
+          </w:p>
+        </w:tc>
+        <w:tc>
+          <w:tcPr>
+            <w:tcW w:type="dxa" w:w="4160"/>
+            <w:tcBorders>
+              <w:top w:val="single" w:color="CCCCCC" w:sz="1"/>
+              <w:left w:val="single" w:color="CCCCCC" w:sz="1"/>
+              <w:bottom w:val="single" w:color="CCCCCC" w:sz="1"/>
+              <w:right w:val="single" w:color="CCCCCC" w:sz="1"/>
+            </w:tcBorders>
+            <w:tcMar>
+              <w:top w:type="dxa" w:w="80"/>
+              <w:left w:type="dxa" w:w="120"/>
+              <w:bottom w:type="dxa" w:w="80"/>
+              <w:right w:type="dxa" w:w="120"/>
+            </w:tcMar>
+          </w:tcPr>
+          <w:p>
+            <w:r>
+              <w:rPr>
+                <w:b w:val="false"/>
+                <w:bCs w:val="false"/>
+                <w:color w:val="333333"/>
+                <w:sz w:val="20"/>
+                <w:szCs w:val="20"/>
+              </w:rPr>
+              <w:t xml:space="preserve">Entry point — JWT validation, routing, rate limit</w:t>
+            </w:r>
+          </w:p>
+        </w:tc>
+      </w:tr>
+      <w:tr>
+        <w:tc>
+          <w:tcPr>
+            <w:tcW w:type="dxa" w:w="2200"/>
+            <w:tcBorders>
+              <w:top w:val="single" w:color="CCCCCC" w:sz="1"/>
+              <w:left w:val="single" w:color="CCCCCC" w:sz="1"/>
+              <w:bottom w:val="single" w:color="CCCCCC" w:sz="1"/>
+              <w:right w:val="single" w:color="CCCCCC" w:sz="1"/>
+            </w:tcBorders>
+            <w:shd w:fill="F5F7FA" w:val="clear"/>
+            <w:tcMar>
+              <w:top w:type="dxa" w:w="80"/>
+              <w:left w:type="dxa" w:w="120"/>
+              <w:bottom w:type="dxa" w:w="80"/>
+              <w:right w:type="dxa" w:w="120"/>
+            </w:tcMar>
+          </w:tcPr>
+          <w:p>
+            <w:r>
+              <w:rPr>
+                <w:b w:val="false"/>
+                <w:bCs w:val="false"/>
+                <w:color w:val="333333"/>
+                <w:sz w:val="20"/>
+                <w:szCs w:val="20"/>
+              </w:rPr>
+              <w:t xml:space="preserve">user-service</w:t>
+            </w:r>
+          </w:p>
+        </w:tc>
+        <w:tc>
+          <w:tcPr>
+            <w:tcW w:type="dxa" w:w="1200"/>
+            <w:tcBorders>
+              <w:top w:val="single" w:color="CCCCCC" w:sz="1"/>
+              <w:left w:val="single" w:color="CCCCCC" w:sz="1"/>
+              <w:bottom w:val="single" w:color="CCCCCC" w:sz="1"/>
+              <w:right w:val="single" w:color="CCCCCC" w:sz="1"/>
+            </w:tcBorders>
+            <w:shd w:fill="F5F7FA" w:val="clear"/>
+            <w:tcMar>
+              <w:top w:type="dxa" w:w="80"/>
+              <w:left w:type="dxa" w:w="120"/>
+              <w:bottom w:type="dxa" w:w="80"/>
+              <w:right w:type="dxa" w:w="120"/>
+            </w:tcMar>
+          </w:tcPr>
+          <w:p>
+            <w:r>
+              <w:rPr>
+                <w:b w:val="false"/>
+                <w:bCs w:val="false"/>
+                <w:color w:val="333333"/>
+                <w:sz w:val="20"/>
+                <w:szCs w:val="20"/>
+              </w:rPr>
+              <w:t xml:space="preserve">8081</w:t>
+            </w:r>
+          </w:p>
+        </w:tc>
+        <w:tc>
+          <w:tcPr>
+            <w:tcW w:type="dxa" w:w="1800"/>
+            <w:tcBorders>
+              <w:top w:val="single" w:color="CCCCCC" w:sz="1"/>
+              <w:left w:val="single" w:color="CCCCCC" w:sz="1"/>
+              <w:bottom w:val="single" w:color="CCCCCC" w:sz="1"/>
+              <w:right w:val="single" w:color="CCCCCC" w:sz="1"/>
+            </w:tcBorders>
+            <w:shd w:fill="F5F7FA" w:val="clear"/>
+            <w:tcMar>
+              <w:top w:type="dxa" w:w="80"/>
+              <w:left w:type="dxa" w:w="120"/>
+              <w:bottom w:type="dxa" w:w="80"/>
+              <w:right w:type="dxa" w:w="120"/>
+            </w:tcMar>
+          </w:tcPr>
+          <w:p>
+            <w:r>
+              <w:rPr>
+                <w:b w:val="false"/>
+                <w:bCs w:val="false"/>
+                <w:color w:val="333333"/>
+                <w:sz w:val="20"/>
+                <w:szCs w:val="20"/>
+              </w:rPr>
+              <w:t xml:space="preserve">Generic</w:t>
+            </w:r>
+          </w:p>
+        </w:tc>
+        <w:tc>
+          <w:tcPr>
+            <w:tcW w:type="dxa" w:w="4160"/>
+            <w:tcBorders>
+              <w:top w:val="single" w:color="CCCCCC" w:sz="1"/>
+              <w:left w:val="single" w:color="CCCCCC" w:sz="1"/>
+              <w:bottom w:val="single" w:color="CCCCCC" w:sz="1"/>
+              <w:right w:val="single" w:color="CCCCCC" w:sz="1"/>
+            </w:tcBorders>
+            <w:shd w:fill="F5F7FA" w:val="clear"/>
+            <w:tcMar>
+              <w:top w:type="dxa" w:w="80"/>
+              <w:left w:type="dxa" w:w="120"/>
+              <w:bottom w:type="dxa" w:w="80"/>
+              <w:right w:type="dxa" w:w="120"/>
+            </w:tcMar>
+          </w:tcPr>
+          <w:p>
+            <w:r>
+              <w:rPr>
+                <w:b w:val="false"/>
+                <w:bCs w:val="false"/>
+                <w:color w:val="333333"/>
+                <w:sz w:val="20"/>
+                <w:szCs w:val="20"/>
+              </w:rPr>
+              <w:t xml:space="preserve">User profile management, Keycloak integration bridge</w:t>
+            </w:r>
+          </w:p>
+        </w:tc>
+      </w:tr>
+      <w:tr>
+        <w:tc>
+          <w:tcPr>
+            <w:tcW w:type="dxa" w:w="2200"/>
+            <w:tcBorders>
+              <w:top w:val="single" w:color="CCCCCC" w:sz="1"/>
+              <w:left w:val="single" w:color="CCCCCC" w:sz="1"/>
+              <w:bottom w:val="single" w:color="CCCCCC" w:sz="1"/>
+              <w:right w:val="single" w:color="CCCCCC" w:sz="1"/>
+            </w:tcBorders>
+            <w:tcMar>
+              <w:top w:type="dxa" w:w="80"/>
+              <w:left w:type="dxa" w:w="120"/>
+              <w:bottom w:type="dxa" w:w="80"/>
+              <w:right w:type="dxa" w:w="120"/>
+            </w:tcMar>
+          </w:tcPr>
+          <w:p>
+            <w:r>
+              <w:rPr>
+                <w:b w:val="false"/>
+                <w:bCs w:val="false"/>
+                <w:color w:val="333333"/>
+                <w:sz w:val="20"/>
+                <w:szCs w:val="20"/>
+              </w:rPr>
+              <w:t xml:space="preserve">product-service</w:t>
+            </w:r>
+          </w:p>
+        </w:tc>
+        <w:tc>
+          <w:tcPr>
+            <w:tcW w:type="dxa" w:w="1200"/>
+            <w:tcBorders>
+              <w:top w:val="single" w:color="CCCCCC" w:sz="1"/>
+              <w:left w:val="single" w:color="CCCCCC" w:sz="1"/>
+              <w:bottom w:val="single" w:color="CCCCCC" w:sz="1"/>
+              <w:right w:val="single" w:color="CCCCCC" w:sz="1"/>
+            </w:tcBorders>
+            <w:tcMar>
+              <w:top w:type="dxa" w:w="80"/>
+              <w:left w:type="dxa" w:w="120"/>
+              <w:bottom w:type="dxa" w:w="80"/>
+              <w:right w:type="dxa" w:w="120"/>
+            </w:tcMar>
+          </w:tcPr>
+          <w:p>
+            <w:r>
+              <w:rPr>
+                <w:b w:val="false"/>
+                <w:bCs w:val="false"/>
+                <w:color w:val="333333"/>
+                <w:sz w:val="20"/>
+                <w:szCs w:val="20"/>
+              </w:rPr>
+              <w:t xml:space="preserve">8082</w:t>
+            </w:r>
+          </w:p>
+        </w:tc>
+        <w:tc>
+          <w:tcPr>
+            <w:tcW w:type="dxa" w:w="1800"/>
+            <w:tcBorders>
+              <w:top w:val="single" w:color="CCCCCC" w:sz="1"/>
+              <w:left w:val="single" w:color="CCCCCC" w:sz="1"/>
+              <w:bottom w:val="single" w:color="CCCCCC" w:sz="1"/>
+              <w:right w:val="single" w:color="CCCCCC" w:sz="1"/>
+            </w:tcBorders>
+            <w:tcMar>
+              <w:top w:type="dxa" w:w="80"/>
+              <w:left w:type="dxa" w:w="120"/>
+              <w:bottom w:type="dxa" w:w="80"/>
+              <w:right w:type="dxa" w:w="120"/>
+            </w:tcMar>
+          </w:tcPr>
+          <w:p>
+            <w:r>
+              <w:rPr>
+                <w:b w:val="false"/>
+                <w:bCs w:val="false"/>
+                <w:color w:val="333333"/>
+                <w:sz w:val="20"/>
+                <w:szCs w:val="20"/>
+              </w:rPr>
+              <w:t xml:space="preserve">Supporting</w:t>
+            </w:r>
+          </w:p>
+        </w:tc>
+        <w:tc>
+          <w:tcPr>
+            <w:tcW w:type="dxa" w:w="4160"/>
+            <w:tcBorders>
+              <w:top w:val="single" w:color="CCCCCC" w:sz="1"/>
+              <w:left w:val="single" w:color="CCCCCC" w:sz="1"/>
+              <w:bottom w:val="single" w:color="CCCCCC" w:sz="1"/>
+              <w:right w:val="single" w:color="CCCCCC" w:sz="1"/>
+            </w:tcBorders>
+            <w:tcMar>
+              <w:top w:type="dxa" w:w="80"/>
+              <w:left w:type="dxa" w:w="120"/>
+              <w:bottom w:type="dxa" w:w="80"/>
+              <w:right w:type="dxa" w:w="120"/>
+            </w:tcMar>
+          </w:tcPr>
+          <w:p>
+            <w:r>
+              <w:rPr>
+                <w:b w:val="false"/>
+                <w:bCs w:val="false"/>
+                <w:color w:val="333333"/>
+                <w:sz w:val="20"/>
+                <w:szCs w:val="20"/>
+              </w:rPr>
+              <w:t xml:space="preserve">Product catalog và listing management</w:t>
+            </w:r>
+          </w:p>
+        </w:tc>
+      </w:tr>
+      <w:tr>
+        <w:tc>
+          <w:tcPr>
+            <w:tcW w:type="dxa" w:w="2200"/>
+            <w:tcBorders>
+              <w:top w:val="single" w:color="CCCCCC" w:sz="1"/>
+              <w:left w:val="single" w:color="CCCCCC" w:sz="1"/>
+              <w:bottom w:val="single" w:color="CCCCCC" w:sz="1"/>
+              <w:right w:val="single" w:color="CCCCCC" w:sz="1"/>
+            </w:tcBorders>
+            <w:shd w:fill="F5F7FA" w:val="clear"/>
+            <w:tcMar>
+              <w:top w:type="dxa" w:w="80"/>
+              <w:left w:type="dxa" w:w="120"/>
+              <w:bottom w:type="dxa" w:w="80"/>
+              <w:right w:type="dxa" w:w="120"/>
+            </w:tcMar>
+          </w:tcPr>
+          <w:p>
+            <w:r>
+              <w:rPr>
+                <w:b w:val="false"/>
+                <w:bCs w:val="false"/>
+                <w:color w:val="333333"/>
+                <w:sz w:val="20"/>
+                <w:szCs w:val="20"/>
+              </w:rPr>
+              <w:t xml:space="preserve">contract-service</w:t>
+            </w:r>
+          </w:p>
+        </w:tc>
+        <w:tc>
+          <w:tcPr>
+            <w:tcW w:type="dxa" w:w="1200"/>
+            <w:tcBorders>
+              <w:top w:val="single" w:color="CCCCCC" w:sz="1"/>
+              <w:left w:val="single" w:color="CCCCCC" w:sz="1"/>
+              <w:bottom w:val="single" w:color="CCCCCC" w:sz="1"/>
+              <w:right w:val="single" w:color="CCCCCC" w:sz="1"/>
+            </w:tcBorders>
+            <w:shd w:fill="F5F7FA" w:val="clear"/>
+            <w:tcMar>
+              <w:top w:type="dxa" w:w="80"/>
+              <w:left w:type="dxa" w:w="120"/>
+              <w:bottom w:type="dxa" w:w="80"/>
+              <w:right w:type="dxa" w:w="120"/>
+            </w:tcMar>
+          </w:tcPr>
+          <w:p>
+            <w:r>
+              <w:rPr>
+                <w:b w:val="false"/>
+                <w:bCs w:val="false"/>
+                <w:color w:val="333333"/>
+                <w:sz w:val="20"/>
+                <w:szCs w:val="20"/>
+              </w:rPr>
+              <w:t xml:space="preserve">8083</w:t>
+            </w:r>
+          </w:p>
+        </w:tc>
+        <w:tc>
+          <w:tcPr>
+            <w:tcW w:type="dxa" w:w="1800"/>
+            <w:tcBorders>
+              <w:top w:val="single" w:color="CCCCCC" w:sz="1"/>
+              <w:left w:val="single" w:color="CCCCCC" w:sz="1"/>
+              <w:bottom w:val="single" w:color="CCCCCC" w:sz="1"/>
+              <w:right w:val="single" w:color="CCCCCC" w:sz="1"/>
+            </w:tcBorders>
+            <w:shd w:fill="F5F7FA" w:val="clear"/>
+            <w:tcMar>
+              <w:top w:type="dxa" w:w="80"/>
+              <w:left w:type="dxa" w:w="120"/>
+              <w:bottom w:type="dxa" w:w="80"/>
+              <w:right w:type="dxa" w:w="120"/>
+            </w:tcMar>
+          </w:tcPr>
+          <w:p>
+            <w:r>
+              <w:rPr>
+                <w:b w:val="false"/>
+                <w:bCs w:val="false"/>
+                <w:color w:val="333333"/>
+                <w:sz w:val="20"/>
+                <w:szCs w:val="20"/>
+              </w:rPr>
+              <w:t xml:space="preserve">Core</w:t>
+            </w:r>
+          </w:p>
+        </w:tc>
+        <w:tc>
+          <w:tcPr>
+            <w:tcW w:type="dxa" w:w="4160"/>
+            <w:tcBorders>
+              <w:top w:val="single" w:color="CCCCCC" w:sz="1"/>
+              <w:left w:val="single" w:color="CCCCCC" w:sz="1"/>
+              <w:bottom w:val="single" w:color="CCCCCC" w:sz="1"/>
+              <w:right w:val="single" w:color="CCCCCC" w:sz="1"/>
+            </w:tcBorders>
+            <w:shd w:fill="F5F7FA" w:val="clear"/>
+            <w:tcMar>
+              <w:top w:type="dxa" w:w="80"/>
+              <w:left w:type="dxa" w:w="120"/>
+              <w:bottom w:type="dxa" w:w="80"/>
+              <w:right w:type="dxa" w:w="120"/>
+            </w:tcMar>
+          </w:tcPr>
+          <w:p>
+            <w:r>
+              <w:rPr>
+                <w:b w:val="false"/>
+                <w:bCs w:val="false"/>
+                <w:color w:val="333333"/>
+                <w:sz w:val="20"/>
+                <w:szCs w:val="20"/>
+              </w:rPr>
+              <w:t xml:space="preserve">Contract lifecycle — state machine OFFERED→SETTLED</w:t>
+            </w:r>
+          </w:p>
+        </w:tc>
+      </w:tr>
+      <w:tr>
+        <w:tc>
+          <w:tcPr>
+            <w:tcW w:type="dxa" w:w="2200"/>
+            <w:tcBorders>
+              <w:top w:val="single" w:color="CCCCCC" w:sz="1"/>
+              <w:left w:val="single" w:color="CCCCCC" w:sz="1"/>
+              <w:bottom w:val="single" w:color="CCCCCC" w:sz="1"/>
+              <w:right w:val="single" w:color="CCCCCC" w:sz="1"/>
+            </w:tcBorders>
+            <w:tcMar>
+              <w:top w:type="dxa" w:w="80"/>
+              <w:left w:type="dxa" w:w="120"/>
+              <w:bottom w:type="dxa" w:w="80"/>
+              <w:right w:type="dxa" w:w="120"/>
+            </w:tcMar>
+          </w:tcPr>
+          <w:p>
+            <w:r>
+              <w:rPr>
+                <w:b w:val="false"/>
+                <w:bCs w:val="false"/>
+                <w:color w:val="333333"/>
+                <w:sz w:val="20"/>
+                <w:szCs w:val="20"/>
+              </w:rPr>
+              <w:t xml:space="preserve">escrow-service</w:t>
+            </w:r>
+          </w:p>
+        </w:tc>
+        <w:tc>
+          <w:tcPr>
+            <w:tcW w:type="dxa" w:w="1200"/>
+            <w:tcBorders>
+              <w:top w:val="single" w:color="CCCCCC" w:sz="1"/>
+              <w:left w:val="single" w:color="CCCCCC" w:sz="1"/>
+              <w:bottom w:val="single" w:color="CCCCCC" w:sz="1"/>
+              <w:right w:val="single" w:color="CCCCCC" w:sz="1"/>
+            </w:tcBorders>
+            <w:tcMar>
+              <w:top w:type="dxa" w:w="80"/>
+              <w:left w:type="dxa" w:w="120"/>
+              <w:bottom w:type="dxa" w:w="80"/>
+              <w:right w:type="dxa" w:w="120"/>
+            </w:tcMar>
+          </w:tcPr>
+          <w:p>
+            <w:r>
+              <w:rPr>
+                <w:b w:val="false"/>
+                <w:bCs w:val="false"/>
+                <w:color w:val="333333"/>
+                <w:sz w:val="20"/>
+                <w:szCs w:val="20"/>
+              </w:rPr>
+              <w:t xml:space="preserve">8084</w:t>
+            </w:r>
+          </w:p>
+        </w:tc>
+        <w:tc>
+          <w:tcPr>
+            <w:tcW w:type="dxa" w:w="1800"/>
+            <w:tcBorders>
+              <w:top w:val="single" w:color="CCCCCC" w:sz="1"/>
+              <w:left w:val="single" w:color="CCCCCC" w:sz="1"/>
+              <w:bottom w:val="single" w:color="CCCCCC" w:sz="1"/>
+              <w:right w:val="single" w:color="CCCCCC" w:sz="1"/>
+            </w:tcBorders>
+            <w:tcMar>
+              <w:top w:type="dxa" w:w="80"/>
+              <w:left w:type="dxa" w:w="120"/>
+              <w:bottom w:type="dxa" w:w="80"/>
+              <w:right w:type="dxa" w:w="120"/>
+            </w:tcMar>
+          </w:tcPr>
+          <w:p>
+            <w:r>
+              <w:rPr>
+                <w:b w:val="false"/>
+                <w:bCs w:val="false"/>
+                <w:color w:val="333333"/>
+                <w:sz w:val="20"/>
+                <w:szCs w:val="20"/>
+              </w:rPr>
+              <w:t xml:space="preserve">Core</w:t>
+            </w:r>
+          </w:p>
+        </w:tc>
+        <w:tc>
+          <w:tcPr>
+            <w:tcW w:type="dxa" w:w="4160"/>
+            <w:tcBorders>
+              <w:top w:val="single" w:color="CCCCCC" w:sz="1"/>
+              <w:left w:val="single" w:color="CCCCCC" w:sz="1"/>
+              <w:bottom w:val="single" w:color="CCCCCC" w:sz="1"/>
+              <w:right w:val="single" w:color="CCCCCC" w:sz="1"/>
+            </w:tcBorders>
+            <w:tcMar>
+              <w:top w:type="dxa" w:w="80"/>
+              <w:left w:type="dxa" w:w="120"/>
+              <w:bottom w:type="dxa" w:w="80"/>
+              <w:right w:type="dxa" w:w="120"/>
+            </w:tcMar>
+          </w:tcPr>
+          <w:p>
+            <w:r>
+              <w:rPr>
+                <w:b w:val="false"/>
+                <w:bCs w:val="false"/>
+                <w:color w:val="333333"/>
+                <w:sz w:val="20"/>
+                <w:szCs w:val="20"/>
+              </w:rPr>
+              <w:t xml:space="preserve">Fund locking, release, penalty calculation</w:t>
+            </w:r>
+          </w:p>
+        </w:tc>
+      </w:tr>
+      <w:tr>
+        <w:tc>
+          <w:tcPr>
+            <w:tcW w:type="dxa" w:w="2200"/>
+            <w:tcBorders>
+              <w:top w:val="single" w:color="CCCCCC" w:sz="1"/>
+              <w:left w:val="single" w:color="CCCCCC" w:sz="1"/>
+              <w:bottom w:val="single" w:color="CCCCCC" w:sz="1"/>
+              <w:right w:val="single" w:color="CCCCCC" w:sz="1"/>
+            </w:tcBorders>
+            <w:shd w:fill="F5F7FA" w:val="clear"/>
+            <w:tcMar>
+              <w:top w:type="dxa" w:w="80"/>
+              <w:left w:type="dxa" w:w="120"/>
+              <w:bottom w:type="dxa" w:w="80"/>
+              <w:right w:type="dxa" w:w="120"/>
+            </w:tcMar>
+          </w:tcPr>
+          <w:p>
+            <w:r>
+              <w:rPr>
+                <w:b w:val="false"/>
+                <w:bCs w:val="false"/>
+                <w:color w:val="333333"/>
+                <w:sz w:val="20"/>
+                <w:szCs w:val="20"/>
+              </w:rPr>
+              <w:t xml:space="preserve">notification-service</w:t>
+            </w:r>
+          </w:p>
+        </w:tc>
+        <w:tc>
+          <w:tcPr>
+            <w:tcW w:type="dxa" w:w="1200"/>
+            <w:tcBorders>
+              <w:top w:val="single" w:color="CCCCCC" w:sz="1"/>
+              <w:left w:val="single" w:color="CCCCCC" w:sz="1"/>
+              <w:bottom w:val="single" w:color="CCCCCC" w:sz="1"/>
+              <w:right w:val="single" w:color="CCCCCC" w:sz="1"/>
+            </w:tcBorders>
+            <w:shd w:fill="F5F7FA" w:val="clear"/>
+            <w:tcMar>
+              <w:top w:type="dxa" w:w="80"/>
+              <w:left w:type="dxa" w:w="120"/>
+              <w:bottom w:type="dxa" w:w="80"/>
+              <w:right w:type="dxa" w:w="120"/>
+            </w:tcMar>
+          </w:tcPr>
+          <w:p>
+            <w:r>
+              <w:rPr>
+                <w:b w:val="false"/>
+                <w:bCs w:val="false"/>
+                <w:color w:val="333333"/>
+                <w:sz w:val="20"/>
+                <w:szCs w:val="20"/>
+              </w:rPr>
+              <w:t xml:space="preserve">8085</w:t>
+            </w:r>
+          </w:p>
+        </w:tc>
+        <w:tc>
+          <w:tcPr>
+            <w:tcW w:type="dxa" w:w="1800"/>
+            <w:tcBorders>
+              <w:top w:val="single" w:color="CCCCCC" w:sz="1"/>
+              <w:left w:val="single" w:color="CCCCCC" w:sz="1"/>
+              <w:bottom w:val="single" w:color="CCCCCC" w:sz="1"/>
+              <w:right w:val="single" w:color="CCCCCC" w:sz="1"/>
+            </w:tcBorders>
+            <w:shd w:fill="F5F7FA" w:val="clear"/>
+            <w:tcMar>
+              <w:top w:type="dxa" w:w="80"/>
+              <w:left w:type="dxa" w:w="120"/>
+              <w:bottom w:type="dxa" w:w="80"/>
+              <w:right w:type="dxa" w:w="120"/>
+            </w:tcMar>
+          </w:tcPr>
+          <w:p>
+            <w:r>
+              <w:rPr>
+                <w:b w:val="false"/>
+                <w:bCs w:val="false"/>
+                <w:color w:val="333333"/>
+                <w:sz w:val="20"/>
+                <w:szCs w:val="20"/>
+              </w:rPr>
+              <w:t xml:space="preserve">Generic</w:t>
+            </w:r>
+          </w:p>
+        </w:tc>
+        <w:tc>
+          <w:tcPr>
+            <w:tcW w:type="dxa" w:w="4160"/>
+            <w:tcBorders>
+              <w:top w:val="single" w:color="CCCCCC" w:sz="1"/>
+              <w:left w:val="single" w:color="CCCCCC" w:sz="1"/>
+              <w:bottom w:val="single" w:color="CCCCCC" w:sz="1"/>
+              <w:right w:val="single" w:color="CCCCCC" w:sz="1"/>
+            </w:tcBorders>
+            <w:shd w:fill="F5F7FA" w:val="clear"/>
+            <w:tcMar>
+              <w:top w:type="dxa" w:w="80"/>
+              <w:left w:type="dxa" w:w="120"/>
+              <w:bottom w:type="dxa" w:w="80"/>
+              <w:right w:type="dxa" w:w="120"/>
+            </w:tcMar>
+          </w:tcPr>
+          <w:p>
+            <w:r>
+              <w:rPr>
+                <w:b w:val="false"/>
+                <w:bCs w:val="false"/>
+                <w:color w:val="333333"/>
+                <w:sz w:val="20"/>
+                <w:szCs w:val="20"/>
+              </w:rPr>
+              <w:t xml:space="preserve">Event-driven email/in-app notification</w:t>
+            </w:r>
+          </w:p>
+        </w:tc>
+      </w:tr>
+    </w:tbl>
+    <w:p>
+      <w:r>
+        <w:br w:type="page"/>
+      </w:r>
+    </w:p>
+    <w:p>
+      <w:pPr>
+        <w:pStyle w:val="Heading1"/>
+      </w:pPr>
+      <w:r>
+        <w:t xml:space="preserve">3. DDD — Aggregate, Entity, Value Object</w:t>
+      </w:r>
+    </w:p>
+    <w:p>
+      <w:pPr>
+        <w:spacing w:after="160"/>
       </w:pPr>
       <w:r>
         <w:t xml:space="preserve"/>
@@ -1404,12 +2099,12 @@
         <w:pStyle w:val="Heading2"/>
       </w:pPr>
       <w:r>
-        <w:t xml:space="preserve">2.1 user-service</w:t>
+        <w:t xml:space="preserve">3.1 user-service</w:t>
       </w:r>
     </w:p>
     <w:p>
       <w:pPr>
-        <w:spacing w:after="80"/>
+        <w:spacing w:after="160"/>
       </w:pPr>
       <w:r>
         <w:t xml:space="preserve"/>
@@ -1455,9 +2150,6 @@
             </w:tcMar>
           </w:tcPr>
           <w:p>
-            <w:pPr>
-              <w:jc w:val="left"/>
-            </w:pPr>
             <w:r>
               <w:rPr>
                 <w:b/>
@@ -1488,9 +2180,6 @@
             </w:tcMar>
           </w:tcPr>
           <w:p>
-            <w:pPr>
-              <w:jc w:val="left"/>
-            </w:pPr>
             <w:r>
               <w:rPr>
                 <w:b/>
@@ -1521,9 +2210,6 @@
             </w:tcMar>
           </w:tcPr>
           <w:p>
-            <w:pPr>
-              <w:jc w:val="left"/>
-            </w:pPr>
             <w:r>
               <w:rPr>
                 <w:b/>
@@ -1554,9 +2240,6 @@
             </w:tcMar>
           </w:tcPr>
           <w:p>
-            <w:pPr>
-              <w:jc w:val="left"/>
-            </w:pPr>
             <w:r>
               <w:rPr>
                 <w:b/>
@@ -1588,9 +2271,6 @@
             </w:tcMar>
           </w:tcPr>
           <w:p>
-            <w:pPr>
-              <w:jc w:val="left"/>
-            </w:pPr>
             <w:r>
               <w:rPr>
                 <w:b w:val="false"/>
@@ -1620,9 +2300,6 @@
             </w:tcMar>
           </w:tcPr>
           <w:p>
-            <w:pPr>
-              <w:jc w:val="left"/>
-            </w:pPr>
             <w:r>
               <w:rPr>
                 <w:b w:val="false"/>
@@ -1652,18 +2329,15 @@
             </w:tcMar>
           </w:tcPr>
           <w:p>
-            <w:pPr>
-              <w:jc w:val="left"/>
-            </w:pPr>
-            <w:r>
-              <w:rPr>
-                <w:b w:val="false"/>
-                <w:bCs w:val="false"/>
-                <w:color w:val="333333"/>
-                <w:sz w:val="20"/>
-                <w:szCs w:val="20"/>
-              </w:rPr>
-              <w:t xml:space="preserve">userId (UUID — Keycloak sub), organizationName, role, verificationStatus</w:t>
+            <w:r>
+              <w:rPr>
+                <w:b w:val="false"/>
+                <w:bCs w:val="false"/>
+                <w:color w:val="333333"/>
+                <w:sz w:val="20"/>
+                <w:szCs w:val="20"/>
+              </w:rPr>
+              <w:t xml:space="preserve">userId (Keycloak sub), organizationName, role, verificationStatus</w:t>
             </w:r>
           </w:p>
         </w:tc>
@@ -1684,18 +2358,15 @@
             </w:tcMar>
           </w:tcPr>
           <w:p>
-            <w:pPr>
-              <w:jc w:val="left"/>
-            </w:pPr>
-            <w:r>
-              <w:rPr>
-                <w:b w:val="false"/>
-                <w:bCs w:val="false"/>
-                <w:color w:val="333333"/>
-                <w:sz w:val="20"/>
-                <w:szCs w:val="20"/>
-              </w:rPr>
-              <w:t xml:space="preserve">Không lưu password. userId = Keycloak sub, không tự sinh.</w:t>
+            <w:r>
+              <w:rPr>
+                <w:b w:val="false"/>
+                <w:bCs w:val="false"/>
+                <w:color w:val="333333"/>
+                <w:sz w:val="20"/>
+                <w:szCs w:val="20"/>
+              </w:rPr>
+              <w:t xml:space="preserve">Không lưu password. userId = Keycloak sub UUID.</w:t>
             </w:r>
           </w:p>
         </w:tc>
@@ -1719,9 +2390,6 @@
             </w:tcMar>
           </w:tcPr>
           <w:p>
-            <w:pPr>
-              <w:jc w:val="left"/>
-            </w:pPr>
             <w:r>
               <w:rPr>
                 <w:b w:val="false"/>
@@ -1752,9 +2420,6 @@
             </w:tcMar>
           </w:tcPr>
           <w:p>
-            <w:pPr>
-              <w:jc w:val="left"/>
-            </w:pPr>
             <w:r>
               <w:rPr>
                 <w:b w:val="false"/>
@@ -1785,9 +2450,6 @@
             </w:tcMar>
           </w:tcPr>
           <w:p>
-            <w:pPr>
-              <w:jc w:val="left"/>
-            </w:pPr>
             <w:r>
               <w:rPr>
                 <w:b w:val="false"/>
@@ -1818,18 +2480,15 @@
             </w:tcMar>
           </w:tcPr>
           <w:p>
-            <w:pPr>
-              <w:jc w:val="left"/>
-            </w:pPr>
-            <w:r>
-              <w:rPr>
-                <w:b w:val="false"/>
-                <w:bCs w:val="false"/>
-                <w:color w:val="333333"/>
-                <w:sz w:val="20"/>
-                <w:szCs w:val="20"/>
-              </w:rPr>
-              <w:t xml:space="preserve">Immutable. Embedded trong UserProfile. Không có identity riêng.</w:t>
+            <w:r>
+              <w:rPr>
+                <w:b w:val="false"/>
+                <w:bCs w:val="false"/>
+                <w:color w:val="333333"/>
+                <w:sz w:val="20"/>
+                <w:szCs w:val="20"/>
+              </w:rPr>
+              <w:t xml:space="preserve">Immutable. Embedded trong UserProfile.</w:t>
             </w:r>
           </w:p>
         </w:tc>
@@ -1852,9 +2511,6 @@
             </w:tcMar>
           </w:tcPr>
           <w:p>
-            <w:pPr>
-              <w:jc w:val="left"/>
-            </w:pPr>
             <w:r>
               <w:rPr>
                 <w:b w:val="false"/>
@@ -1884,9 +2540,6 @@
             </w:tcMar>
           </w:tcPr>
           <w:p>
-            <w:pPr>
-              <w:jc w:val="left"/>
-            </w:pPr>
             <w:r>
               <w:rPr>
                 <w:b w:val="false"/>
@@ -1916,9 +2569,6 @@
             </w:tcMar>
           </w:tcPr>
           <w:p>
-            <w:pPr>
-              <w:jc w:val="left"/>
-            </w:pPr>
             <w:r>
               <w:rPr>
                 <w:b w:val="false"/>
@@ -1948,18 +2598,15 @@
             </w:tcMar>
           </w:tcPr>
           <w:p>
-            <w:pPr>
-              <w:jc w:val="left"/>
-            </w:pPr>
-            <w:r>
-              <w:rPr>
-                <w:b w:val="false"/>
-                <w:bCs w:val="false"/>
-                <w:color w:val="333333"/>
-                <w:sz w:val="20"/>
-                <w:szCs w:val="20"/>
-              </w:rPr>
-              <w:t xml:space="preserve">Domain enum — không phải Spring Security role trực tiếp.</w:t>
+            <w:r>
+              <w:rPr>
+                <w:b w:val="false"/>
+                <w:bCs w:val="false"/>
+                <w:color w:val="333333"/>
+                <w:sz w:val="20"/>
+                <w:szCs w:val="20"/>
+              </w:rPr>
+              <w:t xml:space="preserve">Domain enum.</w:t>
             </w:r>
           </w:p>
         </w:tc>
@@ -1983,9 +2630,6 @@
             </w:tcMar>
           </w:tcPr>
           <w:p>
-            <w:pPr>
-              <w:jc w:val="left"/>
-            </w:pPr>
             <w:r>
               <w:rPr>
                 <w:b w:val="false"/>
@@ -2016,9 +2660,6 @@
             </w:tcMar>
           </w:tcPr>
           <w:p>
-            <w:pPr>
-              <w:jc w:val="left"/>
-            </w:pPr>
             <w:r>
               <w:rPr>
                 <w:b w:val="false"/>
@@ -2049,9 +2690,6 @@
             </w:tcMar>
           </w:tcPr>
           <w:p>
-            <w:pPr>
-              <w:jc w:val="left"/>
-            </w:pPr>
             <w:r>
               <w:rPr>
                 <w:b w:val="false"/>
@@ -2082,18 +2720,15 @@
             </w:tcMar>
           </w:tcPr>
           <w:p>
-            <w:pPr>
-              <w:jc w:val="left"/>
-            </w:pPr>
-            <w:r>
-              <w:rPr>
-                <w:b w:val="false"/>
-                <w:bCs w:val="false"/>
-                <w:color w:val="333333"/>
-                <w:sz w:val="20"/>
-                <w:szCs w:val="20"/>
-              </w:rPr>
-              <w:t xml:space="preserve">Admin thay đổi. Ảnh hưởng quyền tạo listing/contract.</w:t>
+            <w:r>
+              <w:rPr>
+                <w:b w:val="false"/>
+                <w:bCs w:val="false"/>
+                <w:color w:val="333333"/>
+                <w:sz w:val="20"/>
+                <w:szCs w:val="20"/>
+              </w:rPr>
+              <w:t xml:space="preserve">Admin thay đổi.</w:t>
             </w:r>
           </w:p>
         </w:tc>
@@ -2101,30 +2736,7 @@
     </w:tbl>
     <w:p>
       <w:pPr>
-        <w:spacing w:after="80"/>
-      </w:pPr>
-      <w:r>
-        <w:t xml:space="preserve"/>
-      </w:r>
-    </w:p>
-    <w:p>
-      <w:pPr>
-        <w:spacing w:after="120"/>
-      </w:pPr>
-      <w:r>
-        <w:rPr>
-          <w:i/>
-          <w:iCs/>
-          <w:color w:val="666666"/>
-          <w:sz w:val="20"/>
-          <w:szCs w:val="20"/>
-        </w:rPr>
-        <w:t xml:space="preserve">Note: user-service không có Entity con ngoài Aggregate Root. UserProfile là flat aggregate — đủ đơn giản cho scope này.</w:t>
-      </w:r>
-    </w:p>
-    <w:p>
-      <w:pPr>
-        <w:spacing w:after="80"/>
+        <w:spacing w:after="160"/>
       </w:pPr>
       <w:r>
         <w:t xml:space="preserve"/>
@@ -2135,12 +2747,12 @@
         <w:pStyle w:val="Heading2"/>
       </w:pPr>
       <w:r>
-        <w:t xml:space="preserve">2.2 product-service</w:t>
+        <w:t xml:space="preserve">3.2 product-service</w:t>
       </w:r>
     </w:p>
     <w:p>
       <w:pPr>
-        <w:spacing w:after="80"/>
+        <w:spacing w:after="160"/>
       </w:pPr>
       <w:r>
         <w:t xml:space="preserve"/>
@@ -2186,9 +2798,6 @@
             </w:tcMar>
           </w:tcPr>
           <w:p>
-            <w:pPr>
-              <w:jc w:val="left"/>
-            </w:pPr>
             <w:r>
               <w:rPr>
                 <w:b/>
@@ -2219,9 +2828,6 @@
             </w:tcMar>
           </w:tcPr>
           <w:p>
-            <w:pPr>
-              <w:jc w:val="left"/>
-            </w:pPr>
             <w:r>
               <w:rPr>
                 <w:b/>
@@ -2252,9 +2858,6 @@
             </w:tcMar>
           </w:tcPr>
           <w:p>
-            <w:pPr>
-              <w:jc w:val="left"/>
-            </w:pPr>
             <w:r>
               <w:rPr>
                 <w:b/>
@@ -2285,9 +2888,6 @@
             </w:tcMar>
           </w:tcPr>
           <w:p>
-            <w:pPr>
-              <w:jc w:val="left"/>
-            </w:pPr>
             <w:r>
               <w:rPr>
                 <w:b/>
@@ -2319,9 +2919,6 @@
             </w:tcMar>
           </w:tcPr>
           <w:p>
-            <w:pPr>
-              <w:jc w:val="left"/>
-            </w:pPr>
             <w:r>
               <w:rPr>
                 <w:b w:val="false"/>
@@ -2351,9 +2948,6 @@
             </w:tcMar>
           </w:tcPr>
           <w:p>
-            <w:pPr>
-              <w:jc w:val="left"/>
-            </w:pPr>
             <w:r>
               <w:rPr>
                 <w:b w:val="false"/>
@@ -2383,9 +2977,6 @@
             </w:tcMar>
           </w:tcPr>
           <w:p>
-            <w:pPr>
-              <w:jc w:val="left"/>
-            </w:pPr>
             <w:r>
               <w:rPr>
                 <w:b w:val="false"/>
@@ -2415,18 +3006,15 @@
             </w:tcMar>
           </w:tcPr>
           <w:p>
-            <w:pPr>
-              <w:jc w:val="left"/>
-            </w:pPr>
-            <w:r>
-              <w:rPr>
-                <w:b w:val="false"/>
-                <w:bCs w:val="false"/>
-                <w:color w:val="333333"/>
-                <w:sz w:val="20"/>
-                <w:szCs w:val="20"/>
-              </w:rPr>
-              <w:t xml:space="preserve">Aggregate Root chính. State machine đơn giản: ACTIVE → CLOSED / EXPIRED.</w:t>
+            <w:r>
+              <w:rPr>
+                <w:b w:val="false"/>
+                <w:bCs w:val="false"/>
+                <w:color w:val="333333"/>
+                <w:sz w:val="20"/>
+                <w:szCs w:val="20"/>
+              </w:rPr>
+              <w:t xml:space="preserve">State machine: ACTIVE → CLOSED / EXPIRED.</w:t>
             </w:r>
           </w:p>
         </w:tc>
@@ -2450,9 +3038,6 @@
             </w:tcMar>
           </w:tcPr>
           <w:p>
-            <w:pPr>
-              <w:jc w:val="left"/>
-            </w:pPr>
             <w:r>
               <w:rPr>
                 <w:b w:val="false"/>
@@ -2483,9 +3068,6 @@
             </w:tcMar>
           </w:tcPr>
           <w:p>
-            <w:pPr>
-              <w:jc w:val="left"/>
-            </w:pPr>
             <w:r>
               <w:rPr>
                 <w:b w:val="false"/>
@@ -2516,9 +3098,6 @@
             </w:tcMar>
           </w:tcPr>
           <w:p>
-            <w:pPr>
-              <w:jc w:val="left"/>
-            </w:pPr>
             <w:r>
               <w:rPr>
                 <w:b w:val="false"/>
@@ -2549,18 +3128,15 @@
             </w:tcMar>
           </w:tcPr>
           <w:p>
-            <w:pPr>
-              <w:jc w:val="left"/>
-            </w:pPr>
-            <w:r>
-              <w:rPr>
-                <w:b w:val="false"/>
-                <w:bCs w:val="false"/>
-                <w:color w:val="333333"/>
-                <w:sz w:val="20"/>
-                <w:szCs w:val="20"/>
-              </w:rPr>
-              <w:t xml:space="preserve">Catalog reference — tương đối ổn định. Aggregate Root riêng vì độc lập với Listing.</w:t>
+            <w:r>
+              <w:rPr>
+                <w:b w:val="false"/>
+                <w:bCs w:val="false"/>
+                <w:color w:val="333333"/>
+                <w:sz w:val="20"/>
+                <w:szCs w:val="20"/>
+              </w:rPr>
+              <w:t xml:space="preserve">Catalog reference. Aggregate Root riêng vì độc lập với Listing.</w:t>
             </w:r>
           </w:p>
         </w:tc>
@@ -2583,9 +3159,6 @@
             </w:tcMar>
           </w:tcPr>
           <w:p>
-            <w:pPr>
-              <w:jc w:val="left"/>
-            </w:pPr>
             <w:r>
               <w:rPr>
                 <w:b w:val="false"/>
@@ -2615,9 +3188,6 @@
             </w:tcMar>
           </w:tcPr>
           <w:p>
-            <w:pPr>
-              <w:jc w:val="left"/>
-            </w:pPr>
             <w:r>
               <w:rPr>
                 <w:b w:val="false"/>
@@ -2647,9 +3217,6 @@
             </w:tcMar>
           </w:tcPr>
           <w:p>
-            <w:pPr>
-              <w:jc w:val="left"/>
-            </w:pPr>
             <w:r>
               <w:rPr>
                 <w:b w:val="false"/>
@@ -2679,18 +3246,15 @@
             </w:tcMar>
           </w:tcPr>
           <w:p>
-            <w:pPr>
-              <w:jc w:val="left"/>
-            </w:pPr>
-            <w:r>
-              <w:rPr>
-                <w:b w:val="false"/>
-                <w:bCs w:val="false"/>
-                <w:color w:val="333333"/>
-                <w:sz w:val="20"/>
-                <w:szCs w:val="20"/>
-              </w:rPr>
-              <w:t xml:space="preserve">CLOSED khi contract SIGNED (contract-svc gọi Feign). EXPIRED theo deadline.</w:t>
+            <w:r>
+              <w:rPr>
+                <w:b w:val="false"/>
+                <w:bCs w:val="false"/>
+                <w:color w:val="333333"/>
+                <w:sz w:val="20"/>
+                <w:szCs w:val="20"/>
+              </w:rPr>
+              <w:t xml:space="preserve">CLOSED khi contract SIGNED (Feign call từ contract-svc).</w:t>
             </w:r>
           </w:p>
         </w:tc>
@@ -2714,9 +3278,6 @@
             </w:tcMar>
           </w:tcPr>
           <w:p>
-            <w:pPr>
-              <w:jc w:val="left"/>
-            </w:pPr>
             <w:r>
               <w:rPr>
                 <w:b w:val="false"/>
@@ -2747,9 +3308,6 @@
             </w:tcMar>
           </w:tcPr>
           <w:p>
-            <w:pPr>
-              <w:jc w:val="left"/>
-            </w:pPr>
             <w:r>
               <w:rPr>
                 <w:b w:val="false"/>
@@ -2780,9 +3338,6 @@
             </w:tcMar>
           </w:tcPr>
           <w:p>
-            <w:pPr>
-              <w:jc w:val="left"/>
-            </w:pPr>
             <w:r>
               <w:rPr>
                 <w:b w:val="false"/>
@@ -2813,9 +3368,6 @@
             </w:tcMar>
           </w:tcPr>
           <w:p>
-            <w:pPr>
-              <w:jc w:val="left"/>
-            </w:pPr>
             <w:r>
               <w:rPr>
                 <w:b w:val="false"/>
@@ -2832,30 +3384,7 @@
     </w:tbl>
     <w:p>
       <w:pPr>
-        <w:spacing w:after="80"/>
-      </w:pPr>
-      <w:r>
-        <w:t xml:space="preserve"/>
-      </w:r>
-    </w:p>
-    <w:p>
-      <w:pPr>
-        <w:spacing w:after="120"/>
-      </w:pPr>
-      <w:r>
-        <w:rPr>
-          <w:i/>
-          <w:iCs/>
-          <w:color w:val="666666"/>
-          <w:sz w:val="20"/>
-          <w:szCs w:val="20"/>
-        </w:rPr>
-        <w:t xml:space="preserve">Note: Listing.sellerId là reference đến user-service bằng UUID — không embed User object, không có @ManyToOne cross-service.</w:t>
-      </w:r>
-    </w:p>
-    <w:p>
-      <w:pPr>
-        <w:spacing w:after="80"/>
+        <w:spacing w:after="160"/>
       </w:pPr>
       <w:r>
         <w:t xml:space="preserve"/>
@@ -2866,12 +3395,12 @@
         <w:pStyle w:val="Heading2"/>
       </w:pPr>
       <w:r>
-        <w:t xml:space="preserve">2.3 contract-service  ← Service phức tạp nhất</w:t>
+        <w:t xml:space="preserve">3.3 contract-service  ← Service phức tạp nhất</w:t>
       </w:r>
     </w:p>
     <w:p>
       <w:pPr>
-        <w:spacing w:after="80"/>
+        <w:spacing w:after="160"/>
       </w:pPr>
       <w:r>
         <w:t xml:space="preserve"/>
@@ -2917,9 +3446,6 @@
             </w:tcMar>
           </w:tcPr>
           <w:p>
-            <w:pPr>
-              <w:jc w:val="left"/>
-            </w:pPr>
             <w:r>
               <w:rPr>
                 <w:b/>
@@ -2950,9 +3476,6 @@
             </w:tcMar>
           </w:tcPr>
           <w:p>
-            <w:pPr>
-              <w:jc w:val="left"/>
-            </w:pPr>
             <w:r>
               <w:rPr>
                 <w:b/>
@@ -2983,9 +3506,6 @@
             </w:tcMar>
           </w:tcPr>
           <w:p>
-            <w:pPr>
-              <w:jc w:val="left"/>
-            </w:pPr>
             <w:r>
               <w:rPr>
                 <w:b/>
@@ -3016,9 +3536,6 @@
             </w:tcMar>
           </w:tcPr>
           <w:p>
-            <w:pPr>
-              <w:jc w:val="left"/>
-            </w:pPr>
             <w:r>
               <w:rPr>
                 <w:b/>
@@ -3050,9 +3567,6 @@
             </w:tcMar>
           </w:tcPr>
           <w:p>
-            <w:pPr>
-              <w:jc w:val="left"/>
-            </w:pPr>
             <w:r>
               <w:rPr>
                 <w:b w:val="false"/>
@@ -3082,9 +3596,6 @@
             </w:tcMar>
           </w:tcPr>
           <w:p>
-            <w:pPr>
-              <w:jc w:val="left"/>
-            </w:pPr>
             <w:r>
               <w:rPr>
                 <w:b w:val="false"/>
@@ -3114,9 +3625,6 @@
             </w:tcMar>
           </w:tcPr>
           <w:p>
-            <w:pPr>
-              <w:jc w:val="left"/>
-            </w:pPr>
             <w:r>
               <w:rPr>
                 <w:b w:val="false"/>
@@ -3146,9 +3654,6 @@
             </w:tcMar>
           </w:tcPr>
           <w:p>
-            <w:pPr>
-              <w:jc w:val="left"/>
-            </w:pPr>
             <w:r>
               <w:rPr>
                 <w:b w:val="false"/>
@@ -3181,9 +3686,6 @@
             </w:tcMar>
           </w:tcPr>
           <w:p>
-            <w:pPr>
-              <w:jc w:val="left"/>
-            </w:pPr>
             <w:r>
               <w:rPr>
                 <w:b w:val="false"/>
@@ -3214,9 +3716,6 @@
             </w:tcMar>
           </w:tcPr>
           <w:p>
-            <w:pPr>
-              <w:jc w:val="left"/>
-            </w:pPr>
             <w:r>
               <w:rPr>
                 <w:b w:val="false"/>
@@ -3247,9 +3746,6 @@
             </w:tcMar>
           </w:tcPr>
           <w:p>
-            <w:pPr>
-              <w:jc w:val="left"/>
-            </w:pPr>
             <w:r>
               <w:rPr>
                 <w:b w:val="false"/>
@@ -3280,18 +3776,15 @@
             </w:tcMar>
           </w:tcPr>
           <w:p>
-            <w:pPr>
-              <w:jc w:val="left"/>
-            </w:pPr>
-            <w:r>
-              <w:rPr>
-                <w:b w:val="false"/>
-                <w:bCs w:val="false"/>
-                <w:color w:val="333333"/>
-                <w:sz w:val="20"/>
-                <w:szCs w:val="20"/>
-              </w:rPr>
-              <w:t xml:space="preserve">Immutable. Được snapshot tại thời điểm ký — không thay đổi dù product listing bị sửa sau đó.</w:t>
+            <w:r>
+              <w:rPr>
+                <w:b w:val="false"/>
+                <w:bCs w:val="false"/>
+                <w:color w:val="333333"/>
+                <w:sz w:val="20"/>
+                <w:szCs w:val="20"/>
+              </w:rPr>
+              <w:t xml:space="preserve">Immutable. Snapshot tại thời điểm ký — không thay đổi dù product listing bị sửa sau.</w:t>
             </w:r>
           </w:p>
         </w:tc>
@@ -3314,9 +3807,6 @@
             </w:tcMar>
           </w:tcPr>
           <w:p>
-            <w:pPr>
-              <w:jc w:val="left"/>
-            </w:pPr>
             <w:r>
               <w:rPr>
                 <w:b w:val="false"/>
@@ -3346,9 +3836,6 @@
             </w:tcMar>
           </w:tcPr>
           <w:p>
-            <w:pPr>
-              <w:jc w:val="left"/>
-            </w:pPr>
             <w:r>
               <w:rPr>
                 <w:b w:val="false"/>
@@ -3378,9 +3865,6 @@
             </w:tcMar>
           </w:tcPr>
           <w:p>
-            <w:pPr>
-              <w:jc w:val="left"/>
-            </w:pPr>
             <w:r>
               <w:rPr>
                 <w:b w:val="false"/>
@@ -3410,18 +3894,15 @@
             </w:tcMar>
           </w:tcPr>
           <w:p>
-            <w:pPr>
-              <w:jc w:val="left"/>
-            </w:pPr>
-            <w:r>
-              <w:rPr>
-                <w:b w:val="false"/>
-                <w:bCs w:val="false"/>
-                <w:color w:val="333333"/>
-                <w:sz w:val="20"/>
-                <w:szCs w:val="20"/>
-              </w:rPr>
-              <w:t xml:space="preserve">Append-only. Không bao giờ UPDATE hay DELETE — đây là audit trail bất biến của quá trình đàm phán.</w:t>
+            <w:r>
+              <w:rPr>
+                <w:b w:val="false"/>
+                <w:bCs w:val="false"/>
+                <w:color w:val="333333"/>
+                <w:sz w:val="20"/>
+                <w:szCs w:val="20"/>
+              </w:rPr>
+              <w:t xml:space="preserve">Append-only audit trail. Không bao giờ UPDATE hay DELETE.</w:t>
             </w:r>
           </w:p>
         </w:tc>
@@ -3445,9 +3926,6 @@
             </w:tcMar>
           </w:tcPr>
           <w:p>
-            <w:pPr>
-              <w:jc w:val="left"/>
-            </w:pPr>
             <w:r>
               <w:rPr>
                 <w:b w:val="false"/>
@@ -3478,9 +3956,6 @@
             </w:tcMar>
           </w:tcPr>
           <w:p>
-            <w:pPr>
-              <w:jc w:val="left"/>
-            </w:pPr>
             <w:r>
               <w:rPr>
                 <w:b w:val="false"/>
@@ -3511,9 +3986,6 @@
             </w:tcMar>
           </w:tcPr>
           <w:p>
-            <w:pPr>
-              <w:jc w:val="left"/>
-            </w:pPr>
             <w:r>
               <w:rPr>
                 <w:b w:val="false"/>
@@ -3544,18 +4016,15 @@
             </w:tcMar>
           </w:tcPr>
           <w:p>
-            <w:pPr>
-              <w:jc w:val="left"/>
-            </w:pPr>
-            <w:r>
-              <w:rPr>
-                <w:b w:val="false"/>
-                <w:bCs w:val="false"/>
-                <w:color w:val="333333"/>
-                <w:sz w:val="20"/>
-                <w:szCs w:val="20"/>
-              </w:rPr>
-              <w:t xml:space="preserve">Outbox table. Scheduler poll và publish lên RabbitMQ. Mark PUBLISHED sau khi gửi thành công.</w:t>
+            <w:r>
+              <w:rPr>
+                <w:b w:val="false"/>
+                <w:bCs w:val="false"/>
+                <w:color w:val="333333"/>
+                <w:sz w:val="20"/>
+                <w:szCs w:val="20"/>
+              </w:rPr>
+              <w:t xml:space="preserve">Outbox table. Scheduler poll và publish lên RabbitMQ.</w:t>
             </w:r>
           </w:p>
         </w:tc>
@@ -3578,9 +4047,6 @@
             </w:tcMar>
           </w:tcPr>
           <w:p>
-            <w:pPr>
-              <w:jc w:val="left"/>
-            </w:pPr>
             <w:r>
               <w:rPr>
                 <w:b w:val="false"/>
@@ -3610,9 +4076,6 @@
             </w:tcMar>
           </w:tcPr>
           <w:p>
-            <w:pPr>
-              <w:jc w:val="left"/>
-            </w:pPr>
             <w:r>
               <w:rPr>
                 <w:b w:val="false"/>
@@ -3642,9 +4105,6 @@
             </w:tcMar>
           </w:tcPr>
           <w:p>
-            <w:pPr>
-              <w:jc w:val="left"/>
-            </w:pPr>
             <w:r>
               <w:rPr>
                 <w:b w:val="false"/>
@@ -3674,18 +4134,15 @@
             </w:tcMar>
           </w:tcPr>
           <w:p>
-            <w:pPr>
-              <w:jc w:val="left"/>
-            </w:pPr>
-            <w:r>
-              <w:rPr>
-                <w:b w:val="false"/>
-                <w:bCs w:val="false"/>
-                <w:color w:val="333333"/>
-                <w:sz w:val="20"/>
-                <w:szCs w:val="20"/>
-              </w:rPr>
-              <w:t xml:space="preserve">State machine. Transition chỉ qua business method — không set trực tiếp từ ngoài.</w:t>
+            <w:r>
+              <w:rPr>
+                <w:b w:val="false"/>
+                <w:bCs w:val="false"/>
+                <w:color w:val="333333"/>
+                <w:sz w:val="20"/>
+                <w:szCs w:val="20"/>
+              </w:rPr>
+              <w:t xml:space="preserve">State machine — transition chỉ qua business method.</w:t>
             </w:r>
           </w:p>
         </w:tc>
@@ -3693,7 +4150,7 @@
     </w:tbl>
     <w:p>
       <w:pPr>
-        <w:spacing w:after="80"/>
+        <w:spacing w:after="160"/>
       </w:pPr>
       <w:r>
         <w:t xml:space="preserve"/>
@@ -3713,7 +4170,7 @@
     </w:p>
     <w:p>
       <w:pPr>
-        <w:spacing w:after="80"/>
+        <w:spacing w:after="160"/>
       </w:pPr>
       <w:r>
         <w:t xml:space="preserve"/>
@@ -3758,9 +4215,6 @@
             </w:tcMar>
           </w:tcPr>
           <w:p>
-            <w:pPr>
-              <w:jc w:val="left"/>
-            </w:pPr>
             <w:r>
               <w:rPr>
                 <w:b/>
@@ -3791,9 +4245,6 @@
             </w:tcMar>
           </w:tcPr>
           <w:p>
-            <w:pPr>
-              <w:jc w:val="left"/>
-            </w:pPr>
             <w:r>
               <w:rPr>
                 <w:b/>
@@ -3824,9 +4275,6 @@
             </w:tcMar>
           </w:tcPr>
           <w:p>
-            <w:pPr>
-              <w:jc w:val="left"/>
-            </w:pPr>
             <w:r>
               <w:rPr>
                 <w:b/>
@@ -3858,9 +4306,6 @@
             </w:tcMar>
           </w:tcPr>
           <w:p>
-            <w:pPr>
-              <w:jc w:val="left"/>
-            </w:pPr>
             <w:r>
               <w:rPr>
                 <w:b w:val="false"/>
@@ -3890,9 +4335,6 @@
             </w:tcMar>
           </w:tcPr>
           <w:p>
-            <w:pPr>
-              <w:jc w:val="left"/>
-            </w:pPr>
             <w:r>
               <w:rPr>
                 <w:b w:val="false"/>
@@ -3922,9 +4364,6 @@
             </w:tcMar>
           </w:tcPr>
           <w:p>
-            <w:pPr>
-              <w:jc w:val="left"/>
-            </w:pPr>
             <w:r>
               <w:rPr>
                 <w:b w:val="false"/>
@@ -3957,9 +4396,6 @@
             </w:tcMar>
           </w:tcPr>
           <w:p>
-            <w:pPr>
-              <w:jc w:val="left"/>
-            </w:pPr>
             <w:r>
               <w:rPr>
                 <w:b w:val="false"/>
@@ -3990,9 +4426,6 @@
             </w:tcMar>
           </w:tcPr>
           <w:p>
-            <w:pPr>
-              <w:jc w:val="left"/>
-            </w:pPr>
             <w:r>
               <w:rPr>
                 <w:b w:val="false"/>
@@ -4023,9 +4456,6 @@
             </w:tcMar>
           </w:tcPr>
           <w:p>
-            <w:pPr>
-              <w:jc w:val="left"/>
-            </w:pPr>
             <w:r>
               <w:rPr>
                 <w:b w:val="false"/>
@@ -4057,9 +4487,6 @@
             </w:tcMar>
           </w:tcPr>
           <w:p>
-            <w:pPr>
-              <w:jc w:val="left"/>
-            </w:pPr>
             <w:r>
               <w:rPr>
                 <w:b w:val="false"/>
@@ -4089,9 +4516,6 @@
             </w:tcMar>
           </w:tcPr>
           <w:p>
-            <w:pPr>
-              <w:jc w:val="left"/>
-            </w:pPr>
             <w:r>
               <w:rPr>
                 <w:b w:val="false"/>
@@ -4121,9 +4545,6 @@
             </w:tcMar>
           </w:tcPr>
           <w:p>
-            <w:pPr>
-              <w:jc w:val="left"/>
-            </w:pPr>
             <w:r>
               <w:rPr>
                 <w:b w:val="false"/>
@@ -4156,9 +4577,6 @@
             </w:tcMar>
           </w:tcPr>
           <w:p>
-            <w:pPr>
-              <w:jc w:val="left"/>
-            </w:pPr>
             <w:r>
               <w:rPr>
                 <w:b w:val="false"/>
@@ -4189,9 +4607,6 @@
             </w:tcMar>
           </w:tcPr>
           <w:p>
-            <w:pPr>
-              <w:jc w:val="left"/>
-            </w:pPr>
             <w:r>
               <w:rPr>
                 <w:b w:val="false"/>
@@ -4222,9 +4637,6 @@
             </w:tcMar>
           </w:tcPr>
           <w:p>
-            <w:pPr>
-              <w:jc w:val="left"/>
-            </w:pPr>
             <w:r>
               <w:rPr>
                 <w:b w:val="false"/>
@@ -4256,9 +4668,6 @@
             </w:tcMar>
           </w:tcPr>
           <w:p>
-            <w:pPr>
-              <w:jc w:val="left"/>
-            </w:pPr>
             <w:r>
               <w:rPr>
                 <w:b w:val="false"/>
@@ -4288,9 +4697,6 @@
             </w:tcMar>
           </w:tcPr>
           <w:p>
-            <w:pPr>
-              <w:jc w:val="left"/>
-            </w:pPr>
             <w:r>
               <w:rPr>
                 <w:b w:val="false"/>
@@ -4320,9 +4726,6 @@
             </w:tcMar>
           </w:tcPr>
           <w:p>
-            <w:pPr>
-              <w:jc w:val="left"/>
-            </w:pPr>
             <w:r>
               <w:rPr>
                 <w:b w:val="false"/>
@@ -4355,9 +4758,6 @@
             </w:tcMar>
           </w:tcPr>
           <w:p>
-            <w:pPr>
-              <w:jc w:val="left"/>
-            </w:pPr>
             <w:r>
               <w:rPr>
                 <w:b w:val="false"/>
@@ -4388,9 +4788,6 @@
             </w:tcMar>
           </w:tcPr>
           <w:p>
-            <w:pPr>
-              <w:jc w:val="left"/>
-            </w:pPr>
             <w:r>
               <w:rPr>
                 <w:b w:val="false"/>
@@ -4421,9 +4818,6 @@
             </w:tcMar>
           </w:tcPr>
           <w:p>
-            <w:pPr>
-              <w:jc w:val="left"/>
-            </w:pPr>
             <w:r>
               <w:rPr>
                 <w:b w:val="false"/>
@@ -4455,9 +4849,6 @@
             </w:tcMar>
           </w:tcPr>
           <w:p>
-            <w:pPr>
-              <w:jc w:val="left"/>
-            </w:pPr>
             <w:r>
               <w:rPr>
                 <w:b w:val="false"/>
@@ -4487,9 +4878,6 @@
             </w:tcMar>
           </w:tcPr>
           <w:p>
-            <w:pPr>
-              <w:jc w:val="left"/>
-            </w:pPr>
             <w:r>
               <w:rPr>
                 <w:b w:val="false"/>
@@ -4519,9 +4907,6 @@
             </w:tcMar>
           </w:tcPr>
           <w:p>
-            <w:pPr>
-              <w:jc w:val="left"/>
-            </w:pPr>
             <w:r>
               <w:rPr>
                 <w:b w:val="false"/>
@@ -4554,9 +4939,6 @@
             </w:tcMar>
           </w:tcPr>
           <w:p>
-            <w:pPr>
-              <w:jc w:val="left"/>
-            </w:pPr>
             <w:r>
               <w:rPr>
                 <w:b w:val="false"/>
@@ -4587,9 +4969,6 @@
             </w:tcMar>
           </w:tcPr>
           <w:p>
-            <w:pPr>
-              <w:jc w:val="left"/>
-            </w:pPr>
             <w:r>
               <w:rPr>
                 <w:b w:val="false"/>
@@ -4620,9 +4999,6 @@
             </w:tcMar>
           </w:tcPr>
           <w:p>
-            <w:pPr>
-              <w:jc w:val="left"/>
-            </w:pPr>
             <w:r>
               <w:rPr>
                 <w:b w:val="false"/>
@@ -4639,7 +5015,7 @@
     </w:tbl>
     <w:p>
       <w:pPr>
-        <w:spacing w:after="80"/>
+        <w:spacing w:after="160"/>
       </w:pPr>
       <w:r>
         <w:t xml:space="preserve"/>
@@ -4650,12 +5026,12 @@
         <w:pStyle w:val="Heading2"/>
       </w:pPr>
       <w:r>
-        <w:t xml:space="preserve">2.4 escrow-service</w:t>
+        <w:t xml:space="preserve">3.4 escrow-service</w:t>
       </w:r>
     </w:p>
     <w:p>
       <w:pPr>
-        <w:spacing w:after="80"/>
+        <w:spacing w:after="160"/>
       </w:pPr>
       <w:r>
         <w:t xml:space="preserve"/>
@@ -4701,9 +5077,6 @@
             </w:tcMar>
           </w:tcPr>
           <w:p>
-            <w:pPr>
-              <w:jc w:val="left"/>
-            </w:pPr>
             <w:r>
               <w:rPr>
                 <w:b/>
@@ -4734,9 +5107,6 @@
             </w:tcMar>
           </w:tcPr>
           <w:p>
-            <w:pPr>
-              <w:jc w:val="left"/>
-            </w:pPr>
             <w:r>
               <w:rPr>
                 <w:b/>
@@ -4767,9 +5137,6 @@
             </w:tcMar>
           </w:tcPr>
           <w:p>
-            <w:pPr>
-              <w:jc w:val="left"/>
-            </w:pPr>
             <w:r>
               <w:rPr>
                 <w:b/>
@@ -4800,9 +5167,6 @@
             </w:tcMar>
           </w:tcPr>
           <w:p>
-            <w:pPr>
-              <w:jc w:val="left"/>
-            </w:pPr>
             <w:r>
               <w:rPr>
                 <w:b/>
@@ -4834,9 +5198,6 @@
             </w:tcMar>
           </w:tcPr>
           <w:p>
-            <w:pPr>
-              <w:jc w:val="left"/>
-            </w:pPr>
             <w:r>
               <w:rPr>
                 <w:b w:val="false"/>
@@ -4866,9 +5227,6 @@
             </w:tcMar>
           </w:tcPr>
           <w:p>
-            <w:pPr>
-              <w:jc w:val="left"/>
-            </w:pPr>
             <w:r>
               <w:rPr>
                 <w:b w:val="false"/>
@@ -4898,18 +5256,15 @@
             </w:tcMar>
           </w:tcPr>
           <w:p>
-            <w:pPr>
-              <w:jc w:val="left"/>
-            </w:pPr>
-            <w:r>
-              <w:rPr>
-                <w:b w:val="false"/>
-                <w:bCs w:val="false"/>
-                <w:color w:val="333333"/>
-                <w:sz w:val="20"/>
-                <w:szCs w:val="20"/>
-              </w:rPr>
-              <w:t xml:space="preserve">escrowId, contractId, buyerId, sellerId, totalAmount, status, transactions</w:t>
+            <w:r>
+              <w:rPr>
+                <w:b w:val="false"/>
+                <w:bCs w:val="false"/>
+                <w:color w:val="333333"/>
+                <w:sz w:val="20"/>
+                <w:szCs w:val="20"/>
+              </w:rPr>
+              <w:t xml:space="preserve">escrowId, contractId (UNIQUE), buyerId, sellerId, totalAmount, status</w:t>
             </w:r>
           </w:p>
         </w:tc>
@@ -4930,18 +5285,15 @@
             </w:tcMar>
           </w:tcPr>
           <w:p>
-            <w:pPr>
-              <w:jc w:val="left"/>
-            </w:pPr>
-            <w:r>
-              <w:rPr>
-                <w:b w:val="false"/>
-                <w:bCs w:val="false"/>
-                <w:color w:val="333333"/>
-                <w:sz w:val="20"/>
-                <w:szCs w:val="20"/>
-              </w:rPr>
-              <w:t xml:space="preserve">Một contract = một EscrowAccount. contractId là idempotency key — tránh double-lock.</w:t>
+            <w:r>
+              <w:rPr>
+                <w:b w:val="false"/>
+                <w:bCs w:val="false"/>
+                <w:color w:val="333333"/>
+                <w:sz w:val="20"/>
+                <w:szCs w:val="20"/>
+              </w:rPr>
+              <w:t xml:space="preserve">contractId là idempotency key — tránh double-lock. Một contract = một EscrowAccount.</w:t>
             </w:r>
           </w:p>
         </w:tc>
@@ -4965,9 +5317,6 @@
             </w:tcMar>
           </w:tcPr>
           <w:p>
-            <w:pPr>
-              <w:jc w:val="left"/>
-            </w:pPr>
             <w:r>
               <w:rPr>
                 <w:b w:val="false"/>
@@ -4998,9 +5347,6 @@
             </w:tcMar>
           </w:tcPr>
           <w:p>
-            <w:pPr>
-              <w:jc w:val="left"/>
-            </w:pPr>
             <w:r>
               <w:rPr>
                 <w:b w:val="false"/>
@@ -5031,9 +5377,6 @@
             </w:tcMar>
           </w:tcPr>
           <w:p>
-            <w:pPr>
-              <w:jc w:val="left"/>
-            </w:pPr>
             <w:r>
               <w:rPr>
                 <w:b w:val="false"/>
@@ -5064,18 +5407,15 @@
             </w:tcMar>
           </w:tcPr>
           <w:p>
-            <w:pPr>
-              <w:jc w:val="left"/>
-            </w:pPr>
-            <w:r>
-              <w:rPr>
-                <w:b w:val="false"/>
-                <w:bCs w:val="false"/>
-                <w:color w:val="333333"/>
-                <w:sz w:val="20"/>
-                <w:szCs w:val="20"/>
-              </w:rPr>
-              <w:t xml:space="preserve">Append-only ledger. Không UPDATE. Mỗi operation (lock/release/penalty) tạo một record mới.</w:t>
+            <w:r>
+              <w:rPr>
+                <w:b w:val="false"/>
+                <w:bCs w:val="false"/>
+                <w:color w:val="333333"/>
+                <w:sz w:val="20"/>
+                <w:szCs w:val="20"/>
+              </w:rPr>
+              <w:t xml:space="preserve">Append-only ledger. Không UPDATE bao giờ — financial audit trail.</w:t>
             </w:r>
           </w:p>
         </w:tc>
@@ -5098,9 +5438,6 @@
             </w:tcMar>
           </w:tcPr>
           <w:p>
-            <w:pPr>
-              <w:jc w:val="left"/>
-            </w:pPr>
             <w:r>
               <w:rPr>
                 <w:b w:val="false"/>
@@ -5130,9 +5467,6 @@
             </w:tcMar>
           </w:tcPr>
           <w:p>
-            <w:pPr>
-              <w:jc w:val="left"/>
-            </w:pPr>
             <w:r>
               <w:rPr>
                 <w:b w:val="false"/>
@@ -5162,9 +5496,6 @@
             </w:tcMar>
           </w:tcPr>
           <w:p>
-            <w:pPr>
-              <w:jc w:val="left"/>
-            </w:pPr>
             <w:r>
               <w:rPr>
                 <w:b w:val="false"/>
@@ -5194,9 +5525,6 @@
             </w:tcMar>
           </w:tcPr>
           <w:p>
-            <w:pPr>
-              <w:jc w:val="left"/>
-            </w:pPr>
             <w:r>
               <w:rPr>
                 <w:b w:val="false"/>
@@ -5229,18 +5557,15 @@
             </w:tcMar>
           </w:tcPr>
           <w:p>
-            <w:pPr>
-              <w:jc w:val="left"/>
-            </w:pPr>
-            <w:r>
-              <w:rPr>
-                <w:b w:val="false"/>
-                <w:bCs w:val="false"/>
-                <w:color w:val="333333"/>
-                <w:sz w:val="20"/>
-                <w:szCs w:val="20"/>
-              </w:rPr>
-              <w:t xml:space="preserve">TransactionType</w:t>
+            <w:r>
+              <w:rPr>
+                <w:b w:val="false"/>
+                <w:bCs w:val="false"/>
+                <w:color w:val="333333"/>
+                <w:sz w:val="20"/>
+                <w:szCs w:val="20"/>
+              </w:rPr>
+              <w:t xml:space="preserve">Money</w:t>
             </w:r>
           </w:p>
         </w:tc>
@@ -5262,18 +5587,15 @@
             </w:tcMar>
           </w:tcPr>
           <w:p>
-            <w:pPr>
-              <w:jc w:val="left"/>
-            </w:pPr>
-            <w:r>
-              <w:rPr>
-                <w:b w:val="false"/>
-                <w:bCs w:val="false"/>
-                <w:color w:val="333333"/>
-                <w:sz w:val="20"/>
-                <w:szCs w:val="20"/>
-              </w:rPr>
-              <w:t xml:space="preserve">Enum (VO)</w:t>
+            <w:r>
+              <w:rPr>
+                <w:b w:val="false"/>
+                <w:bCs w:val="false"/>
+                <w:color w:val="333333"/>
+                <w:sz w:val="20"/>
+                <w:szCs w:val="20"/>
+              </w:rPr>
+              <w:t xml:space="preserve">Value Object</w:t>
             </w:r>
           </w:p>
         </w:tc>
@@ -5295,18 +5617,15 @@
             </w:tcMar>
           </w:tcPr>
           <w:p>
-            <w:pPr>
-              <w:jc w:val="left"/>
-            </w:pPr>
-            <w:r>
-              <w:rPr>
-                <w:b w:val="false"/>
-                <w:bCs w:val="false"/>
-                <w:color w:val="333333"/>
-                <w:sz w:val="20"/>
-                <w:szCs w:val="20"/>
-              </w:rPr>
-              <w:t xml:space="preserve">LOCK, RELEASE, PENALTY_BUYER, PENALTY_SELLER, ARBITRATION_SETTLEMENT</w:t>
+            <w:r>
+              <w:rPr>
+                <w:b w:val="false"/>
+                <w:bCs w:val="false"/>
+                <w:color w:val="333333"/>
+                <w:sz w:val="20"/>
+                <w:szCs w:val="20"/>
+              </w:rPr>
+              <w:t xml:space="preserve">amount (BigDecimal), currency (VND)</w:t>
             </w:r>
           </w:p>
         </w:tc>
@@ -5328,148 +5647,15 @@
             </w:tcMar>
           </w:tcPr>
           <w:p>
-            <w:pPr>
-              <w:jc w:val="left"/>
-            </w:pPr>
-            <w:r>
-              <w:rPr>
-                <w:b w:val="false"/>
-                <w:bCs w:val="false"/>
-                <w:color w:val="333333"/>
-                <w:sz w:val="20"/>
-                <w:szCs w:val="20"/>
-              </w:rPr>
-              <w:t xml:space="preserve">Phân loại từng EscrowTransaction trong ledger.</w:t>
-            </w:r>
-          </w:p>
-        </w:tc>
-      </w:tr>
-      <w:tr>
-        <w:tc>
-          <w:tcPr>
-            <w:tcW w:type="dxa" w:w="2000"/>
-            <w:tcBorders>
-              <w:top w:val="single" w:color="CCCCCC" w:sz="1"/>
-              <w:left w:val="single" w:color="CCCCCC" w:sz="1"/>
-              <w:bottom w:val="single" w:color="CCCCCC" w:sz="1"/>
-              <w:right w:val="single" w:color="CCCCCC" w:sz="1"/>
-            </w:tcBorders>
-            <w:tcMar>
-              <w:top w:type="dxa" w:w="80"/>
-              <w:left w:type="dxa" w:w="120"/>
-              <w:bottom w:type="dxa" w:w="80"/>
-              <w:right w:type="dxa" w:w="120"/>
-            </w:tcMar>
-          </w:tcPr>
-          <w:p>
-            <w:pPr>
-              <w:jc w:val="left"/>
-            </w:pPr>
-            <w:r>
-              <w:rPr>
-                <w:b w:val="false"/>
-                <w:bCs w:val="false"/>
-                <w:color w:val="333333"/>
-                <w:sz w:val="20"/>
-                <w:szCs w:val="20"/>
-              </w:rPr>
-              <w:t xml:space="preserve">Money</w:t>
-            </w:r>
-          </w:p>
-        </w:tc>
-        <w:tc>
-          <w:tcPr>
-            <w:tcW w:type="dxa" w:w="1500"/>
-            <w:tcBorders>
-              <w:top w:val="single" w:color="CCCCCC" w:sz="1"/>
-              <w:left w:val="single" w:color="CCCCCC" w:sz="1"/>
-              <w:bottom w:val="single" w:color="CCCCCC" w:sz="1"/>
-              <w:right w:val="single" w:color="CCCCCC" w:sz="1"/>
-            </w:tcBorders>
-            <w:tcMar>
-              <w:top w:type="dxa" w:w="80"/>
-              <w:left w:type="dxa" w:w="120"/>
-              <w:bottom w:type="dxa" w:w="80"/>
-              <w:right w:type="dxa" w:w="120"/>
-            </w:tcMar>
-          </w:tcPr>
-          <w:p>
-            <w:pPr>
-              <w:jc w:val="left"/>
-            </w:pPr>
-            <w:r>
-              <w:rPr>
-                <w:b w:val="false"/>
-                <w:bCs w:val="false"/>
-                <w:color w:val="333333"/>
-                <w:sz w:val="20"/>
-                <w:szCs w:val="20"/>
-              </w:rPr>
-              <w:t xml:space="preserve">Value Object</w:t>
-            </w:r>
-          </w:p>
-        </w:tc>
-        <w:tc>
-          <w:tcPr>
-            <w:tcW w:type="dxa" w:w="2800"/>
-            <w:tcBorders>
-              <w:top w:val="single" w:color="CCCCCC" w:sz="1"/>
-              <w:left w:val="single" w:color="CCCCCC" w:sz="1"/>
-              <w:bottom w:val="single" w:color="CCCCCC" w:sz="1"/>
-              <w:right w:val="single" w:color="CCCCCC" w:sz="1"/>
-            </w:tcBorders>
-            <w:tcMar>
-              <w:top w:type="dxa" w:w="80"/>
-              <w:left w:type="dxa" w:w="120"/>
-              <w:bottom w:type="dxa" w:w="80"/>
-              <w:right w:type="dxa" w:w="120"/>
-            </w:tcMar>
-          </w:tcPr>
-          <w:p>
-            <w:pPr>
-              <w:jc w:val="left"/>
-            </w:pPr>
-            <w:r>
-              <w:rPr>
-                <w:b w:val="false"/>
-                <w:bCs w:val="false"/>
-                <w:color w:val="333333"/>
-                <w:sz w:val="20"/>
-                <w:szCs w:val="20"/>
-              </w:rPr>
-              <w:t xml:space="preserve">amount (BigDecimal), currency (VND mặc định)</w:t>
-            </w:r>
-          </w:p>
-        </w:tc>
-        <w:tc>
-          <w:tcPr>
-            <w:tcW w:type="dxa" w:w="3060"/>
-            <w:tcBorders>
-              <w:top w:val="single" w:color="CCCCCC" w:sz="1"/>
-              <w:left w:val="single" w:color="CCCCCC" w:sz="1"/>
-              <w:bottom w:val="single" w:color="CCCCCC" w:sz="1"/>
-              <w:right w:val="single" w:color="CCCCCC" w:sz="1"/>
-            </w:tcBorders>
-            <w:tcMar>
-              <w:top w:type="dxa" w:w="80"/>
-              <w:left w:type="dxa" w:w="120"/>
-              <w:bottom w:type="dxa" w:w="80"/>
-              <w:right w:type="dxa" w:w="120"/>
-            </w:tcMar>
-          </w:tcPr>
-          <w:p>
-            <w:pPr>
-              <w:jc w:val="left"/>
-            </w:pPr>
-            <w:r>
-              <w:rPr>
-                <w:b w:val="false"/>
-                <w:bCs w:val="false"/>
-                <w:color w:val="333333"/>
-                <w:sz w:val="20"/>
-                <w:szCs w:val="20"/>
-              </w:rPr>
-              <w:t xml:space="preserve">Immutable. Tránh dùng double/float cho tiền — BigDecimal bắt buộc.</w:t>
+            <w:r>
+              <w:rPr>
+                <w:b w:val="false"/>
+                <w:bCs w:val="false"/>
+                <w:color w:val="333333"/>
+                <w:sz w:val="20"/>
+                <w:szCs w:val="20"/>
+              </w:rPr>
+              <w:t xml:space="preserve">Immutable. BigDecimal bắt buộc — không dùng double/float cho tiền.</w:t>
             </w:r>
           </w:p>
         </w:tc>
@@ -5477,30 +5663,7 @@
     </w:tbl>
     <w:p>
       <w:pPr>
-        <w:spacing w:after="80"/>
-      </w:pPr>
-      <w:r>
-        <w:t xml:space="preserve"/>
-      </w:r>
-    </w:p>
-    <w:p>
-      <w:pPr>
-        <w:spacing w:after="120"/>
-      </w:pPr>
-      <w:r>
-        <w:rPr>
-          <w:i/>
-          <w:iCs/>
-          <w:color w:val="666666"/>
-          <w:sz w:val="20"/>
-          <w:szCs w:val="20"/>
-        </w:rPr>
-        <w:t xml:space="preserve">Note: Tất cả escrow operations phải idempotent. Event RabbitMQ có at-least-once semantics — dùng contractId làm idempotency key, kiểm tra EscrowAccount.status trước khi xử lý.</w:t>
-      </w:r>
-    </w:p>
-    <w:p>
-      <w:pPr>
-        <w:spacing w:after="80"/>
+        <w:spacing w:after="160"/>
       </w:pPr>
       <w:r>
         <w:t xml:space="preserve"/>
@@ -5511,12 +5674,12 @@
         <w:pStyle w:val="Heading2"/>
       </w:pPr>
       <w:r>
-        <w:t xml:space="preserve">2.5 notification-service</w:t>
+        <w:t xml:space="preserve">3.5 notification-service</w:t>
       </w:r>
     </w:p>
     <w:p>
       <w:pPr>
-        <w:spacing w:after="80"/>
+        <w:spacing w:after="160"/>
       </w:pPr>
       <w:r>
         <w:t xml:space="preserve"/>
@@ -5562,9 +5725,6 @@
             </w:tcMar>
           </w:tcPr>
           <w:p>
-            <w:pPr>
-              <w:jc w:val="left"/>
-            </w:pPr>
             <w:r>
               <w:rPr>
                 <w:b/>
@@ -5595,9 +5755,6 @@
             </w:tcMar>
           </w:tcPr>
           <w:p>
-            <w:pPr>
-              <w:jc w:val="left"/>
-            </w:pPr>
             <w:r>
               <w:rPr>
                 <w:b/>
@@ -5628,9 +5785,6 @@
             </w:tcMar>
           </w:tcPr>
           <w:p>
-            <w:pPr>
-              <w:jc w:val="left"/>
-            </w:pPr>
             <w:r>
               <w:rPr>
                 <w:b/>
@@ -5661,9 +5815,6 @@
             </w:tcMar>
           </w:tcPr>
           <w:p>
-            <w:pPr>
-              <w:jc w:val="left"/>
-            </w:pPr>
             <w:r>
               <w:rPr>
                 <w:b/>
@@ -5695,9 +5846,6 @@
             </w:tcMar>
           </w:tcPr>
           <w:p>
-            <w:pPr>
-              <w:jc w:val="left"/>
-            </w:pPr>
             <w:r>
               <w:rPr>
                 <w:b w:val="false"/>
@@ -5727,9 +5875,6 @@
             </w:tcMar>
           </w:tcPr>
           <w:p>
-            <w:pPr>
-              <w:jc w:val="left"/>
-            </w:pPr>
             <w:r>
               <w:rPr>
                 <w:b w:val="false"/>
@@ -5759,18 +5904,15 @@
             </w:tcMar>
           </w:tcPr>
           <w:p>
-            <w:pPr>
-              <w:jc w:val="left"/>
-            </w:pPr>
-            <w:r>
-              <w:rPr>
-                <w:b w:val="false"/>
-                <w:bCs w:val="false"/>
-                <w:color w:val="333333"/>
-                <w:sz w:val="20"/>
-                <w:szCs w:val="20"/>
-              </w:rPr>
-              <w:t xml:space="preserve">logId, eventId, recipientId, channel, templateKey, status, sentAt, retryCount</w:t>
+            <w:r>
+              <w:rPr>
+                <w:b w:val="false"/>
+                <w:bCs w:val="false"/>
+                <w:color w:val="333333"/>
+                <w:sz w:val="20"/>
+                <w:szCs w:val="20"/>
+              </w:rPr>
+              <w:t xml:space="preserve">logId, eventId (UNIQUE), recipientId, channel, templateKey, status, retryCount</w:t>
             </w:r>
           </w:p>
         </w:tc>
@@ -5791,9 +5933,6 @@
             </w:tcMar>
           </w:tcPr>
           <w:p>
-            <w:pPr>
-              <w:jc w:val="left"/>
-            </w:pPr>
             <w:r>
               <w:rPr>
                 <w:b w:val="false"/>
@@ -5826,9 +5965,6 @@
             </w:tcMar>
           </w:tcPr>
           <w:p>
-            <w:pPr>
-              <w:jc w:val="left"/>
-            </w:pPr>
             <w:r>
               <w:rPr>
                 <w:b w:val="false"/>
@@ -5859,9 +5995,6 @@
             </w:tcMar>
           </w:tcPr>
           <w:p>
-            <w:pPr>
-              <w:jc w:val="left"/>
-            </w:pPr>
             <w:r>
               <w:rPr>
                 <w:b w:val="false"/>
@@ -5892,9 +6025,6 @@
             </w:tcMar>
           </w:tcPr>
           <w:p>
-            <w:pPr>
-              <w:jc w:val="left"/>
-            </w:pPr>
             <w:r>
               <w:rPr>
                 <w:b w:val="false"/>
@@ -5925,9 +6055,6 @@
             </w:tcMar>
           </w:tcPr>
           <w:p>
-            <w:pPr>
-              <w:jc w:val="left"/>
-            </w:pPr>
             <w:r>
               <w:rPr>
                 <w:b w:val="false"/>
@@ -5959,18 +6086,15 @@
             </w:tcMar>
           </w:tcPr>
           <w:p>
-            <w:pPr>
-              <w:jc w:val="left"/>
-            </w:pPr>
-            <w:r>
-              <w:rPr>
-                <w:b w:val="false"/>
-                <w:bCs w:val="false"/>
-                <w:color w:val="333333"/>
-                <w:sz w:val="20"/>
-                <w:szCs w:val="20"/>
-              </w:rPr>
-              <w:t xml:space="preserve">NotificationChannel</w:t>
+            <w:r>
+              <w:rPr>
+                <w:b w:val="false"/>
+                <w:bCs w:val="false"/>
+                <w:color w:val="333333"/>
+                <w:sz w:val="20"/>
+                <w:szCs w:val="20"/>
+              </w:rPr>
+              <w:t xml:space="preserve">EmailTemplate</w:t>
             </w:r>
           </w:p>
         </w:tc>
@@ -5991,18 +6115,15 @@
             </w:tcMar>
           </w:tcPr>
           <w:p>
-            <w:pPr>
-              <w:jc w:val="left"/>
-            </w:pPr>
-            <w:r>
-              <w:rPr>
-                <w:b w:val="false"/>
-                <w:bCs w:val="false"/>
-                <w:color w:val="333333"/>
-                <w:sz w:val="20"/>
-                <w:szCs w:val="20"/>
-              </w:rPr>
-              <w:t xml:space="preserve">Enum (VO)</w:t>
+            <w:r>
+              <w:rPr>
+                <w:b w:val="false"/>
+                <w:bCs w:val="false"/>
+                <w:color w:val="333333"/>
+                <w:sz w:val="20"/>
+                <w:szCs w:val="20"/>
+              </w:rPr>
+              <w:t xml:space="preserve">Entity</w:t>
             </w:r>
           </w:p>
         </w:tc>
@@ -6023,18 +6144,15 @@
             </w:tcMar>
           </w:tcPr>
           <w:p>
-            <w:pPr>
-              <w:jc w:val="left"/>
-            </w:pPr>
-            <w:r>
-              <w:rPr>
-                <w:b w:val="false"/>
-                <w:bCs w:val="false"/>
-                <w:color w:val="333333"/>
-                <w:sz w:val="20"/>
-                <w:szCs w:val="20"/>
-              </w:rPr>
-              <w:t xml:space="preserve">EMAIL, IN_APP</w:t>
+            <w:r>
+              <w:rPr>
+                <w:b w:val="false"/>
+                <w:bCs w:val="false"/>
+                <w:color w:val="333333"/>
+                <w:sz w:val="20"/>
+                <w:szCs w:val="20"/>
+              </w:rPr>
+              <w:t xml:space="preserve">templateKey, subject, bodyTemplate, variables</w:t>
             </w:r>
           </w:p>
         </w:tc>
@@ -6055,160 +6173,192 @@
             </w:tcMar>
           </w:tcPr>
           <w:p>
-            <w:pPr>
-              <w:jc w:val="left"/>
-            </w:pPr>
-            <w:r>
-              <w:rPr>
-                <w:b w:val="false"/>
-                <w:bCs w:val="false"/>
-                <w:color w:val="333333"/>
-                <w:sz w:val="20"/>
-                <w:szCs w:val="20"/>
-              </w:rPr>
-              <w:t xml:space="preserve">Phase 1: EMAIL qua JavaMailSender/MailHog. Phase 2: SendGrid.</w:t>
-            </w:r>
-          </w:p>
-        </w:tc>
-      </w:tr>
-      <w:tr>
-        <w:tc>
-          <w:tcPr>
-            <w:tcW w:type="dxa" w:w="2000"/>
-            <w:tcBorders>
-              <w:top w:val="single" w:color="CCCCCC" w:sz="1"/>
-              <w:left w:val="single" w:color="CCCCCC" w:sz="1"/>
-              <w:bottom w:val="single" w:color="CCCCCC" w:sz="1"/>
-              <w:right w:val="single" w:color="CCCCCC" w:sz="1"/>
-            </w:tcBorders>
-            <w:shd w:fill="F5F7FA" w:val="clear"/>
-            <w:tcMar>
-              <w:top w:type="dxa" w:w="80"/>
-              <w:left w:type="dxa" w:w="120"/>
-              <w:bottom w:type="dxa" w:w="80"/>
-              <w:right w:type="dxa" w:w="120"/>
-            </w:tcMar>
-          </w:tcPr>
-          <w:p>
-            <w:pPr>
-              <w:jc w:val="left"/>
-            </w:pPr>
-            <w:r>
-              <w:rPr>
-                <w:b w:val="false"/>
-                <w:bCs w:val="false"/>
-                <w:color w:val="333333"/>
-                <w:sz w:val="20"/>
-                <w:szCs w:val="20"/>
-              </w:rPr>
-              <w:t xml:space="preserve">EmailTemplate</w:t>
-            </w:r>
-          </w:p>
-        </w:tc>
-        <w:tc>
-          <w:tcPr>
-            <w:tcW w:type="dxa" w:w="1500"/>
-            <w:tcBorders>
-              <w:top w:val="single" w:color="CCCCCC" w:sz="1"/>
-              <w:left w:val="single" w:color="CCCCCC" w:sz="1"/>
-              <w:bottom w:val="single" w:color="CCCCCC" w:sz="1"/>
-              <w:right w:val="single" w:color="CCCCCC" w:sz="1"/>
-            </w:tcBorders>
-            <w:shd w:fill="F5F7FA" w:val="clear"/>
-            <w:tcMar>
-              <w:top w:type="dxa" w:w="80"/>
-              <w:left w:type="dxa" w:w="120"/>
-              <w:bottom w:type="dxa" w:w="80"/>
-              <w:right w:type="dxa" w:w="120"/>
-            </w:tcMar>
-          </w:tcPr>
-          <w:p>
-            <w:pPr>
-              <w:jc w:val="left"/>
-            </w:pPr>
-            <w:r>
-              <w:rPr>
-                <w:b w:val="false"/>
-                <w:bCs w:val="false"/>
-                <w:color w:val="333333"/>
-                <w:sz w:val="20"/>
-                <w:szCs w:val="20"/>
-              </w:rPr>
-              <w:t xml:space="preserve">Entity</w:t>
-            </w:r>
-          </w:p>
-        </w:tc>
-        <w:tc>
-          <w:tcPr>
-            <w:tcW w:type="dxa" w:w="2800"/>
-            <w:tcBorders>
-              <w:top w:val="single" w:color="CCCCCC" w:sz="1"/>
-              <w:left w:val="single" w:color="CCCCCC" w:sz="1"/>
-              <w:bottom w:val="single" w:color="CCCCCC" w:sz="1"/>
-              <w:right w:val="single" w:color="CCCCCC" w:sz="1"/>
-            </w:tcBorders>
-            <w:shd w:fill="F5F7FA" w:val="clear"/>
-            <w:tcMar>
-              <w:top w:type="dxa" w:w="80"/>
-              <w:left w:type="dxa" w:w="120"/>
-              <w:bottom w:type="dxa" w:w="80"/>
-              <w:right w:type="dxa" w:w="120"/>
-            </w:tcMar>
-          </w:tcPr>
-          <w:p>
-            <w:pPr>
-              <w:jc w:val="left"/>
-            </w:pPr>
-            <w:r>
-              <w:rPr>
-                <w:b w:val="false"/>
-                <w:bCs w:val="false"/>
-                <w:color w:val="333333"/>
-                <w:sz w:val="20"/>
-                <w:szCs w:val="20"/>
-              </w:rPr>
-              <w:t xml:space="preserve">templateKey, subject, bodyTemplate, variables</w:t>
-            </w:r>
-          </w:p>
-        </w:tc>
-        <w:tc>
-          <w:tcPr>
-            <w:tcW w:type="dxa" w:w="3060"/>
-            <w:tcBorders>
-              <w:top w:val="single" w:color="CCCCCC" w:sz="1"/>
-              <w:left w:val="single" w:color="CCCCCC" w:sz="1"/>
-              <w:bottom w:val="single" w:color="CCCCCC" w:sz="1"/>
-              <w:right w:val="single" w:color="CCCCCC" w:sz="1"/>
-            </w:tcBorders>
-            <w:shd w:fill="F5F7FA" w:val="clear"/>
-            <w:tcMar>
-              <w:top w:type="dxa" w:w="80"/>
-              <w:left w:type="dxa" w:w="120"/>
-              <w:bottom w:type="dxa" w:w="80"/>
-              <w:right w:type="dxa" w:w="120"/>
-            </w:tcMar>
-          </w:tcPr>
-          <w:p>
-            <w:pPr>
-              <w:jc w:val="left"/>
-            </w:pPr>
-            <w:r>
-              <w:rPr>
-                <w:b w:val="false"/>
-                <w:bCs w:val="false"/>
-                <w:color w:val="333333"/>
-                <w:sz w:val="20"/>
-                <w:szCs w:val="20"/>
-              </w:rPr>
-              <w:t xml:space="preserve">Template được load theo event type. Không thay đổi runtime.</w:t>
+            <w:r>
+              <w:rPr>
+                <w:b w:val="false"/>
+                <w:bCs w:val="false"/>
+                <w:color w:val="333333"/>
+                <w:sz w:val="20"/>
+                <w:szCs w:val="20"/>
+              </w:rPr>
+              <w:t xml:space="preserve">Load theo event type. Seeded khi startup.</w:t>
             </w:r>
           </w:p>
         </w:tc>
       </w:tr>
     </w:tbl>
     <w:p>
+      <w:r>
+        <w:br w:type="page"/>
+      </w:r>
+    </w:p>
+    <w:p>
       <w:pPr>
-        <w:spacing w:after="80"/>
+        <w:pStyle w:val="Heading1"/>
+      </w:pPr>
+      <w:r>
+        <w:t xml:space="preserve">4. Communication Diagrams — Choreography Saga</w:t>
+      </w:r>
+    </w:p>
+    <w:p>
+      <w:pPr>
+        <w:spacing w:after="160"/>
+      </w:pPr>
+      <w:r>
+        <w:t xml:space="preserve"/>
+      </w:r>
+    </w:p>
+    <w:p>
+      <w:pPr>
+        <w:spacing w:after="120"/>
+      </w:pPr>
+      <w:r>
+        <w:t xml:space="preserve">Không dùng Orchestrator. Mỗi service publish event khi hoàn thành bước của mình — service tiếp theo subscribe và react. Outbox Pattern đảm bảo event delivery kể cả khi RabbitMQ tạm thời unavailable.</w:t>
+      </w:r>
+    </w:p>
+    <w:p>
+      <w:pPr>
+        <w:spacing w:after="160"/>
+      </w:pPr>
+      <w:r>
+        <w:t xml:space="preserve"/>
+      </w:r>
+    </w:p>
+    <w:p>
+      <w:pPr>
+        <w:pStyle w:val="Heading2"/>
+      </w:pPr>
+      <w:r>
+        <w:t xml:space="preserve">4.1 Happy Path: OFFERED → SETTLED</w:t>
+      </w:r>
+    </w:p>
+    <w:p>
+      <w:pPr>
+        <w:spacing w:after="160"/>
+      </w:pPr>
+      <w:r>
+        <w:t xml:space="preserve"/>
+      </w:r>
+    </w:p>
+    <w:p>
+      <w:pPr>
+        <w:spacing w:after="160"/>
+        <w:jc w:val="center"/>
+      </w:pPr>
+      <w:r>
+        <w:drawing>
+          <wp:inline distT="0" distB="0" distL="0" distR="0">
+            <wp:extent cx="5905500" cy="4333875"/>
+            <wp:effectExtent t="0" r="0" b="0" l="0"/>
+            <wp:docPr id="1" name="Happy Path Communication Diagram" descr="Happy Path Communication Diagram" title="Happy Path Communication Diagram"/>
+            <wp:cNvGraphicFramePr>
+              <a:graphicFrameLocks xmlns:a="http://schemas.openxmlformats.org/drawingml/2006/main" noChangeAspect="1"/>
+            </wp:cNvGraphicFramePr>
+            <a:graphic xmlns:a="http://schemas.openxmlformats.org/drawingml/2006/main">
+              <a:graphicData uri="http://schemas.openxmlformats.org/drawingml/2006/picture">
+                <pic:pic xmlns:pic="http://schemas.openxmlformats.org/drawingml/2006/picture">
+                  <pic:nvPicPr>
+                    <pic:cNvPr id="0" name="" descr=""/>
+                    <pic:cNvPicPr>
+                      <a:picLocks noChangeAspect="1" noChangeArrowheads="1"/>
+                    </pic:cNvPicPr>
+                  </pic:nvPicPr>
+                  <pic:blipFill>
+                    <a:blip r:embed="rId10" cstate="none"/>
+                    <a:srcRect/>
+                    <a:stretch>
+                      <a:fillRect/>
+                    </a:stretch>
+                  </pic:blipFill>
+                  <pic:spPr bwMode="auto">
+                    <a:xfrm>
+                      <a:off x="0" y="0"/>
+                      <a:ext cx="5905500" cy="4333875"/>
+                    </a:xfrm>
+                    <a:prstGeom prst="rect">
+                      <a:avLst/>
+                    </a:prstGeom>
+                  </pic:spPr>
+                </pic:pic>
+              </a:graphicData>
+            </a:graphic>
+          </wp:inline>
+        </w:drawing>
+      </w:r>
+    </w:p>
+    <w:p>
+      <w:pPr>
+        <w:spacing w:after="160"/>
+      </w:pPr>
+      <w:r>
+        <w:t xml:space="preserve"/>
+      </w:r>
+    </w:p>
+    <w:p>
+      <w:pPr>
+        <w:pStyle w:val="Heading2"/>
+      </w:pPr>
+      <w:r>
+        <w:t xml:space="preserve">4.2 Cancel Flow &amp; Compensating Transactions</w:t>
+      </w:r>
+    </w:p>
+    <w:p>
+      <w:pPr>
+        <w:spacing w:after="160"/>
+      </w:pPr>
+      <w:r>
+        <w:t xml:space="preserve"/>
+      </w:r>
+    </w:p>
+    <w:p>
+      <w:pPr>
+        <w:spacing w:after="160"/>
+        <w:jc w:val="center"/>
+      </w:pPr>
+      <w:r>
+        <w:drawing>
+          <wp:inline distT="0" distB="0" distL="0" distR="0">
+            <wp:extent cx="5905500" cy="3352800"/>
+            <wp:effectExtent t="0" r="0" b="0" l="0"/>
+            <wp:docPr id="1" name="Cancel Flow Communication Diagram" descr="Cancel Flow Communication Diagram" title="Cancel Flow Communication Diagram"/>
+            <wp:cNvGraphicFramePr>
+              <a:graphicFrameLocks xmlns:a="http://schemas.openxmlformats.org/drawingml/2006/main" noChangeAspect="1"/>
+            </wp:cNvGraphicFramePr>
+            <a:graphic xmlns:a="http://schemas.openxmlformats.org/drawingml/2006/main">
+              <a:graphicData uri="http://schemas.openxmlformats.org/drawingml/2006/picture">
+                <pic:pic xmlns:pic="http://schemas.openxmlformats.org/drawingml/2006/picture">
+                  <pic:nvPicPr>
+                    <pic:cNvPr id="0" name="" descr=""/>
+                    <pic:cNvPicPr>
+                      <a:picLocks noChangeAspect="1" noChangeArrowheads="1"/>
+                    </pic:cNvPicPr>
+                  </pic:nvPicPr>
+                  <pic:blipFill>
+                    <a:blip r:embed="rId11" cstate="none"/>
+                    <a:srcRect/>
+                    <a:stretch>
+                      <a:fillRect/>
+                    </a:stretch>
+                  </pic:blipFill>
+                  <pic:spPr bwMode="auto">
+                    <a:xfrm>
+                      <a:off x="0" y="0"/>
+                      <a:ext cx="5905500" cy="3352800"/>
+                    </a:xfrm>
+                    <a:prstGeom prst="rect">
+                      <a:avLst/>
+                    </a:prstGeom>
+                  </pic:spPr>
+                </pic:pic>
+              </a:graphicData>
+            </a:graphic>
+          </wp:inline>
+        </w:drawing>
+      </w:r>
+    </w:p>
+    <w:p>
+      <w:pPr>
+        <w:spacing w:after="160"/>
       </w:pPr>
       <w:r>
         <w:t xml:space="preserve"/>
@@ -6226,7 +6376,7 @@
           <w:sz w:val="20"/>
           <w:szCs w:val="20"/>
         </w:rPr>
-        <w:t xml:space="preserve">Note: notification-service là pure consumer — không expose public API ngoài admin. Không publish event nào lên RabbitMQ.</w:t>
+        <w:t xml:space="preserve">Note: Choreography Saga không có rollback tự động. Mỗi service implement compensating action khi nhận cancel event. Idempotency là bắt buộc — RabbitMQ at-least-once delivery có thể gửi duplicate events.</w:t>
       </w:r>
     </w:p>
     <w:p>
@@ -6239,12 +6389,12 @@
         <w:pStyle w:val="Heading1"/>
       </w:pPr>
       <w:r>
-        <w:t xml:space="preserve">3. Event Catalog — RabbitMQ</w:t>
+        <w:t xml:space="preserve">5. Event Catalog — RabbitMQ</w:t>
       </w:r>
     </w:p>
     <w:p>
       <w:pPr>
-        <w:spacing w:after="80"/>
+        <w:spacing w:after="160"/>
       </w:pPr>
       <w:r>
         <w:t xml:space="preserve"/>
@@ -6255,12 +6405,12 @@
         <w:spacing w:after="120"/>
       </w:pPr>
       <w:r>
-        <w:t xml:space="preserve">Choreography Saga — không có Orchestrator. Mỗi service publish event khi hoàn thành bước của mình, service tiếp theo subscribe và react. Topic Exchange, routing key pattern: &lt;domain&gt;.&lt;entity&gt;.&lt;event_type&gt;.</w:t>
+        <w:t xml:space="preserve">Topic Exchange, routing key pattern: &lt;domain&gt;.&lt;entity&gt;.&lt;event_type&gt;</w:t>
       </w:r>
     </w:p>
     <w:p>
       <w:pPr>
-        <w:spacing w:after="80"/>
+        <w:spacing w:after="160"/>
       </w:pPr>
       <w:r>
         <w:t xml:space="preserve"/>
@@ -6271,12 +6421,12 @@
         <w:pStyle w:val="Heading2"/>
       </w:pPr>
       <w:r>
-        <w:t xml:space="preserve">3.1 Exchanges</w:t>
+        <w:t xml:space="preserve">5.1 Exchanges</w:t>
       </w:r>
     </w:p>
     <w:p>
       <w:pPr>
-        <w:spacing w:after="80"/>
+        <w:spacing w:after="160"/>
       </w:pPr>
       <w:r>
         <w:t xml:space="preserve"/>
@@ -6321,9 +6471,6 @@
             </w:tcMar>
           </w:tcPr>
           <w:p>
-            <w:pPr>
-              <w:jc w:val="left"/>
-            </w:pPr>
             <w:r>
               <w:rPr>
                 <w:b/>
@@ -6354,9 +6501,6 @@
             </w:tcMar>
           </w:tcPr>
           <w:p>
-            <w:pPr>
-              <w:jc w:val="left"/>
-            </w:pPr>
             <w:r>
               <w:rPr>
                 <w:b/>
@@ -6387,9 +6531,6 @@
             </w:tcMar>
           </w:tcPr>
           <w:p>
-            <w:pPr>
-              <w:jc w:val="left"/>
-            </w:pPr>
             <w:r>
               <w:rPr>
                 <w:b/>
@@ -6421,9 +6562,6 @@
             </w:tcMar>
           </w:tcPr>
           <w:p>
-            <w:pPr>
-              <w:jc w:val="left"/>
-            </w:pPr>
             <w:r>
               <w:rPr>
                 <w:b w:val="false"/>
@@ -6453,9 +6591,6 @@
             </w:tcMar>
           </w:tcPr>
           <w:p>
-            <w:pPr>
-              <w:jc w:val="left"/>
-            </w:pPr>
             <w:r>
               <w:rPr>
                 <w:b w:val="false"/>
@@ -6485,9 +6620,6 @@
             </w:tcMar>
           </w:tcPr>
           <w:p>
-            <w:pPr>
-              <w:jc w:val="left"/>
-            </w:pPr>
             <w:r>
               <w:rPr>
                 <w:b w:val="false"/>
@@ -6520,9 +6652,6 @@
             </w:tcMar>
           </w:tcPr>
           <w:p>
-            <w:pPr>
-              <w:jc w:val="left"/>
-            </w:pPr>
             <w:r>
               <w:rPr>
                 <w:b w:val="false"/>
@@ -6553,9 +6682,6 @@
             </w:tcMar>
           </w:tcPr>
           <w:p>
-            <w:pPr>
-              <w:jc w:val="left"/>
-            </w:pPr>
             <w:r>
               <w:rPr>
                 <w:b w:val="false"/>
@@ -6586,9 +6712,6 @@
             </w:tcMar>
           </w:tcPr>
           <w:p>
-            <w:pPr>
-              <w:jc w:val="left"/>
-            </w:pPr>
             <w:r>
               <w:rPr>
                 <w:b w:val="false"/>
@@ -6605,7 +6728,7 @@
     </w:tbl>
     <w:p>
       <w:pPr>
-        <w:spacing w:after="80"/>
+        <w:spacing w:after="160"/>
       </w:pPr>
       <w:r>
         <w:t xml:space="preserve"/>
@@ -6616,12 +6739,12 @@
         <w:pStyle w:val="Heading2"/>
       </w:pPr>
       <w:r>
-        <w:t xml:space="preserve">3.2 Event Definitions</w:t>
+        <w:t xml:space="preserve">5.2 Event Definitions</w:t>
       </w:r>
     </w:p>
     <w:p>
       <w:pPr>
-        <w:spacing w:after="80"/>
+        <w:spacing w:after="160"/>
       </w:pPr>
       <w:r>
         <w:t xml:space="preserve"/>
@@ -6667,9 +6790,6 @@
             </w:tcMar>
           </w:tcPr>
           <w:p>
-            <w:pPr>
-              <w:jc w:val="left"/>
-            </w:pPr>
             <w:r>
               <w:rPr>
                 <w:b/>
@@ -6700,9 +6820,6 @@
             </w:tcMar>
           </w:tcPr>
           <w:p>
-            <w:pPr>
-              <w:jc w:val="left"/>
-            </w:pPr>
             <w:r>
               <w:rPr>
                 <w:b/>
@@ -6733,9 +6850,6 @@
             </w:tcMar>
           </w:tcPr>
           <w:p>
-            <w:pPr>
-              <w:jc w:val="left"/>
-            </w:pPr>
             <w:r>
               <w:rPr>
                 <w:b/>
@@ -6766,9 +6880,6 @@
             </w:tcMar>
           </w:tcPr>
           <w:p>
-            <w:pPr>
-              <w:jc w:val="left"/>
-            </w:pPr>
             <w:r>
               <w:rPr>
                 <w:b/>
@@ -6800,9 +6911,6 @@
             </w:tcMar>
           </w:tcPr>
           <w:p>
-            <w:pPr>
-              <w:jc w:val="left"/>
-            </w:pPr>
             <w:r>
               <w:rPr>
                 <w:b w:val="false"/>
@@ -6832,9 +6940,6 @@
             </w:tcMar>
           </w:tcPr>
           <w:p>
-            <w:pPr>
-              <w:jc w:val="left"/>
-            </w:pPr>
             <w:r>
               <w:rPr>
                 <w:b w:val="false"/>
@@ -6864,9 +6969,6 @@
             </w:tcMar>
           </w:tcPr>
           <w:p>
-            <w:pPr>
-              <w:jc w:val="left"/>
-            </w:pPr>
             <w:r>
               <w:rPr>
                 <w:b w:val="false"/>
@@ -6896,9 +6998,6 @@
             </w:tcMar>
           </w:tcPr>
           <w:p>
-            <w:pPr>
-              <w:jc w:val="left"/>
-            </w:pPr>
             <w:r>
               <w:rPr>
                 <w:b w:val="false"/>
@@ -6931,9 +7030,6 @@
             </w:tcMar>
           </w:tcPr>
           <w:p>
-            <w:pPr>
-              <w:jc w:val="left"/>
-            </w:pPr>
             <w:r>
               <w:rPr>
                 <w:b w:val="false"/>
@@ -6964,9 +7060,6 @@
             </w:tcMar>
           </w:tcPr>
           <w:p>
-            <w:pPr>
-              <w:jc w:val="left"/>
-            </w:pPr>
             <w:r>
               <w:rPr>
                 <w:b w:val="false"/>
@@ -6997,9 +7090,6 @@
             </w:tcMar>
           </w:tcPr>
           <w:p>
-            <w:pPr>
-              <w:jc w:val="left"/>
-            </w:pPr>
             <w:r>
               <w:rPr>
                 <w:b w:val="false"/>
@@ -7030,9 +7120,6 @@
             </w:tcMar>
           </w:tcPr>
           <w:p>
-            <w:pPr>
-              <w:jc w:val="left"/>
-            </w:pPr>
             <w:r>
               <w:rPr>
                 <w:b w:val="false"/>
@@ -7064,9 +7151,6 @@
             </w:tcMar>
           </w:tcPr>
           <w:p>
-            <w:pPr>
-              <w:jc w:val="left"/>
-            </w:pPr>
             <w:r>
               <w:rPr>
                 <w:b w:val="false"/>
@@ -7096,9 +7180,6 @@
             </w:tcMar>
           </w:tcPr>
           <w:p>
-            <w:pPr>
-              <w:jc w:val="left"/>
-            </w:pPr>
             <w:r>
               <w:rPr>
                 <w:b w:val="false"/>
@@ -7128,9 +7209,6 @@
             </w:tcMar>
           </w:tcPr>
           <w:p>
-            <w:pPr>
-              <w:jc w:val="left"/>
-            </w:pPr>
             <w:r>
               <w:rPr>
                 <w:b w:val="false"/>
@@ -7160,9 +7238,6 @@
             </w:tcMar>
           </w:tcPr>
           <w:p>
-            <w:pPr>
-              <w:jc w:val="left"/>
-            </w:pPr>
             <w:r>
               <w:rPr>
                 <w:b w:val="false"/>
@@ -7195,9 +7270,6 @@
             </w:tcMar>
           </w:tcPr>
           <w:p>
-            <w:pPr>
-              <w:jc w:val="left"/>
-            </w:pPr>
             <w:r>
               <w:rPr>
                 <w:b w:val="false"/>
@@ -7228,9 +7300,6 @@
             </w:tcMar>
           </w:tcPr>
           <w:p>
-            <w:pPr>
-              <w:jc w:val="left"/>
-            </w:pPr>
             <w:r>
               <w:rPr>
                 <w:b w:val="false"/>
@@ -7261,9 +7330,6 @@
             </w:tcMar>
           </w:tcPr>
           <w:p>
-            <w:pPr>
-              <w:jc w:val="left"/>
-            </w:pPr>
             <w:r>
               <w:rPr>
                 <w:b w:val="false"/>
@@ -7294,9 +7360,6 @@
             </w:tcMar>
           </w:tcPr>
           <w:p>
-            <w:pPr>
-              <w:jc w:val="left"/>
-            </w:pPr>
             <w:r>
               <w:rPr>
                 <w:b w:val="false"/>
@@ -7328,9 +7391,6 @@
             </w:tcMar>
           </w:tcPr>
           <w:p>
-            <w:pPr>
-              <w:jc w:val="left"/>
-            </w:pPr>
             <w:r>
               <w:rPr>
                 <w:b w:val="false"/>
@@ -7360,9 +7420,6 @@
             </w:tcMar>
           </w:tcPr>
           <w:p>
-            <w:pPr>
-              <w:jc w:val="left"/>
-            </w:pPr>
             <w:r>
               <w:rPr>
                 <w:b w:val="false"/>
@@ -7392,9 +7449,6 @@
             </w:tcMar>
           </w:tcPr>
           <w:p>
-            <w:pPr>
-              <w:jc w:val="left"/>
-            </w:pPr>
             <w:r>
               <w:rPr>
                 <w:b w:val="false"/>
@@ -7424,9 +7478,6 @@
             </w:tcMar>
           </w:tcPr>
           <w:p>
-            <w:pPr>
-              <w:jc w:val="left"/>
-            </w:pPr>
             <w:r>
               <w:rPr>
                 <w:b w:val="false"/>
@@ -7459,9 +7510,6 @@
             </w:tcMar>
           </w:tcPr>
           <w:p>
-            <w:pPr>
-              <w:jc w:val="left"/>
-            </w:pPr>
             <w:r>
               <w:rPr>
                 <w:b w:val="false"/>
@@ -7492,9 +7540,6 @@
             </w:tcMar>
           </w:tcPr>
           <w:p>
-            <w:pPr>
-              <w:jc w:val="left"/>
-            </w:pPr>
             <w:r>
               <w:rPr>
                 <w:b w:val="false"/>
@@ -7525,9 +7570,6 @@
             </w:tcMar>
           </w:tcPr>
           <w:p>
-            <w:pPr>
-              <w:jc w:val="left"/>
-            </w:pPr>
             <w:r>
               <w:rPr>
                 <w:b w:val="false"/>
@@ -7558,9 +7600,6 @@
             </w:tcMar>
           </w:tcPr>
           <w:p>
-            <w:pPr>
-              <w:jc w:val="left"/>
-            </w:pPr>
             <w:r>
               <w:rPr>
                 <w:b w:val="false"/>
@@ -7592,9 +7631,6 @@
             </w:tcMar>
           </w:tcPr>
           <w:p>
-            <w:pPr>
-              <w:jc w:val="left"/>
-            </w:pPr>
             <w:r>
               <w:rPr>
                 <w:b w:val="false"/>
@@ -7624,9 +7660,6 @@
             </w:tcMar>
           </w:tcPr>
           <w:p>
-            <w:pPr>
-              <w:jc w:val="left"/>
-            </w:pPr>
             <w:r>
               <w:rPr>
                 <w:b w:val="false"/>
@@ -7656,9 +7689,6 @@
             </w:tcMar>
           </w:tcPr>
           <w:p>
-            <w:pPr>
-              <w:jc w:val="left"/>
-            </w:pPr>
             <w:r>
               <w:rPr>
                 <w:b w:val="false"/>
@@ -7688,9 +7718,6 @@
             </w:tcMar>
           </w:tcPr>
           <w:p>
-            <w:pPr>
-              <w:jc w:val="left"/>
-            </w:pPr>
             <w:r>
               <w:rPr>
                 <w:b w:val="false"/>
@@ -7723,9 +7750,6 @@
             </w:tcMar>
           </w:tcPr>
           <w:p>
-            <w:pPr>
-              <w:jc w:val="left"/>
-            </w:pPr>
             <w:r>
               <w:rPr>
                 <w:b w:val="false"/>
@@ -7756,9 +7780,6 @@
             </w:tcMar>
           </w:tcPr>
           <w:p>
-            <w:pPr>
-              <w:jc w:val="left"/>
-            </w:pPr>
             <w:r>
               <w:rPr>
                 <w:b w:val="false"/>
@@ -7789,9 +7810,6 @@
             </w:tcMar>
           </w:tcPr>
           <w:p>
-            <w:pPr>
-              <w:jc w:val="left"/>
-            </w:pPr>
             <w:r>
               <w:rPr>
                 <w:b w:val="false"/>
@@ -7822,9 +7840,6 @@
             </w:tcMar>
           </w:tcPr>
           <w:p>
-            <w:pPr>
-              <w:jc w:val="left"/>
-            </w:pPr>
             <w:r>
               <w:rPr>
                 <w:b w:val="false"/>
@@ -7841,7 +7856,7 @@
     </w:tbl>
     <w:p>
       <w:pPr>
-        <w:spacing w:after="80"/>
+        <w:spacing w:after="160"/>
       </w:pPr>
       <w:r>
         <w:t xml:space="preserve"/>
@@ -7859,7 +7874,7 @@
           <w:sz w:val="20"/>
           <w:szCs w:val="20"/>
         </w:rPr>
-        <w:t xml:space="preserve">Note: Mỗi event message phải bao gồm eventId (UUID). Consumer dùng eventId để dedup — nếu event đã xử lý thì skip. Lưu processed eventIds với TTL 7 ngày.</w:t>
+        <w:t xml:space="preserve">Note: Mỗi event message phải bao gồm eventId (UUID). Consumer dùng eventId để dedup — lưu processed eventIds với TTL 7 ngày.</w:t>
       </w:r>
     </w:p>
     <w:p>
@@ -7872,12 +7887,12 @@
         <w:pStyle w:val="Heading1"/>
       </w:pPr>
       <w:r>
-        <w:t xml:space="preserve">4. API Endpoints — Tổng Hợp</w:t>
+        <w:t xml:space="preserve">6. API Endpoints — Tổng Hợp</w:t>
       </w:r>
     </w:p>
     <w:p>
       <w:pPr>
-        <w:spacing w:after="80"/>
+        <w:spacing w:after="160"/>
       </w:pPr>
       <w:r>
         <w:t xml:space="preserve"/>
@@ -7888,12 +7903,12 @@
         <w:pStyle w:val="Heading2"/>
       </w:pPr>
       <w:r>
-        <w:t xml:space="preserve">4.1 user-service  (port 8081)</w:t>
+        <w:t xml:space="preserve">6.1 user-service  :8081</w:t>
       </w:r>
     </w:p>
     <w:p>
       <w:pPr>
-        <w:spacing w:after="80"/>
+        <w:spacing w:after="160"/>
       </w:pPr>
       <w:r>
         <w:t xml:space="preserve"/>
@@ -7939,9 +7954,6 @@
             </w:tcMar>
           </w:tcPr>
           <w:p>
-            <w:pPr>
-              <w:jc w:val="left"/>
-            </w:pPr>
             <w:r>
               <w:rPr>
                 <w:b/>
@@ -7972,9 +7984,6 @@
             </w:tcMar>
           </w:tcPr>
           <w:p>
-            <w:pPr>
-              <w:jc w:val="left"/>
-            </w:pPr>
             <w:r>
               <w:rPr>
                 <w:b/>
@@ -8005,9 +8014,6 @@
             </w:tcMar>
           </w:tcPr>
           <w:p>
-            <w:pPr>
-              <w:jc w:val="left"/>
-            </w:pPr>
             <w:r>
               <w:rPr>
                 <w:b/>
@@ -8038,9 +8044,6 @@
             </w:tcMar>
           </w:tcPr>
           <w:p>
-            <w:pPr>
-              <w:jc w:val="left"/>
-            </w:pPr>
             <w:r>
               <w:rPr>
                 <w:b/>
@@ -8072,9 +8075,6 @@
             </w:tcMar>
           </w:tcPr>
           <w:p>
-            <w:pPr>
-              <w:jc w:val="left"/>
-            </w:pPr>
             <w:r>
               <w:rPr>
                 <w:b w:val="false"/>
@@ -8104,9 +8104,6 @@
             </w:tcMar>
           </w:tcPr>
           <w:p>
-            <w:pPr>
-              <w:jc w:val="left"/>
-            </w:pPr>
             <w:r>
               <w:rPr>
                 <w:b w:val="false"/>
@@ -8136,9 +8133,6 @@
             </w:tcMar>
           </w:tcPr>
           <w:p>
-            <w:pPr>
-              <w:jc w:val="left"/>
-            </w:pPr>
             <w:r>
               <w:rPr>
                 <w:b w:val="false"/>
@@ -8168,9 +8162,6 @@
             </w:tcMar>
           </w:tcPr>
           <w:p>
-            <w:pPr>
-              <w:jc w:val="left"/>
-            </w:pPr>
             <w:r>
               <w:rPr>
                 <w:b w:val="false"/>
@@ -8203,9 +8194,6 @@
             </w:tcMar>
           </w:tcPr>
           <w:p>
-            <w:pPr>
-              <w:jc w:val="left"/>
-            </w:pPr>
             <w:r>
               <w:rPr>
                 <w:b w:val="false"/>
@@ -8236,9 +8224,6 @@
             </w:tcMar>
           </w:tcPr>
           <w:p>
-            <w:pPr>
-              <w:jc w:val="left"/>
-            </w:pPr>
             <w:r>
               <w:rPr>
                 <w:b w:val="false"/>
@@ -8269,9 +8254,6 @@
             </w:tcMar>
           </w:tcPr>
           <w:p>
-            <w:pPr>
-              <w:jc w:val="left"/>
-            </w:pPr>
             <w:r>
               <w:rPr>
                 <w:b w:val="false"/>
@@ -8302,18 +8284,15 @@
             </w:tcMar>
           </w:tcPr>
           <w:p>
-            <w:pPr>
-              <w:jc w:val="left"/>
-            </w:pPr>
-            <w:r>
-              <w:rPr>
-                <w:b w:val="false"/>
-                <w:bCs w:val="false"/>
-                <w:color w:val="333333"/>
-                <w:sz w:val="20"/>
-                <w:szCs w:val="20"/>
-              </w:rPr>
-              <w:t xml:space="preserve">Lấy profile của user đang đăng nhập (từ JWT sub)</w:t>
+            <w:r>
+              <w:rPr>
+                <w:b w:val="false"/>
+                <w:bCs w:val="false"/>
+                <w:color w:val="333333"/>
+                <w:sz w:val="20"/>
+                <w:szCs w:val="20"/>
+              </w:rPr>
+              <w:t xml:space="preserve">Lấy profile của user đang đăng nhập (JWT sub)</w:t>
             </w:r>
           </w:p>
         </w:tc>
@@ -8336,9 +8315,6 @@
             </w:tcMar>
           </w:tcPr>
           <w:p>
-            <w:pPr>
-              <w:jc w:val="left"/>
-            </w:pPr>
             <w:r>
               <w:rPr>
                 <w:b w:val="false"/>
@@ -8368,9 +8344,6 @@
             </w:tcMar>
           </w:tcPr>
           <w:p>
-            <w:pPr>
-              <w:jc w:val="left"/>
-            </w:pPr>
             <w:r>
               <w:rPr>
                 <w:b w:val="false"/>
@@ -8400,9 +8373,6 @@
             </w:tcMar>
           </w:tcPr>
           <w:p>
-            <w:pPr>
-              <w:jc w:val="left"/>
-            </w:pPr>
             <w:r>
               <w:rPr>
                 <w:b w:val="false"/>
@@ -8432,9 +8402,6 @@
             </w:tcMar>
           </w:tcPr>
           <w:p>
-            <w:pPr>
-              <w:jc w:val="left"/>
-            </w:pPr>
             <w:r>
               <w:rPr>
                 <w:b w:val="false"/>
@@ -8467,9 +8434,6 @@
             </w:tcMar>
           </w:tcPr>
           <w:p>
-            <w:pPr>
-              <w:jc w:val="left"/>
-            </w:pPr>
             <w:r>
               <w:rPr>
                 <w:b w:val="false"/>
@@ -8500,9 +8464,6 @@
             </w:tcMar>
           </w:tcPr>
           <w:p>
-            <w:pPr>
-              <w:jc w:val="left"/>
-            </w:pPr>
             <w:r>
               <w:rPr>
                 <w:b w:val="false"/>
@@ -8533,9 +8494,6 @@
             </w:tcMar>
           </w:tcPr>
           <w:p>
-            <w:pPr>
-              <w:jc w:val="left"/>
-            </w:pPr>
             <w:r>
               <w:rPr>
                 <w:b w:val="false"/>
@@ -8566,9 +8524,6 @@
             </w:tcMar>
           </w:tcPr>
           <w:p>
-            <w:pPr>
-              <w:jc w:val="left"/>
-            </w:pPr>
             <w:r>
               <w:rPr>
                 <w:b w:val="false"/>
@@ -8585,7 +8540,7 @@
     </w:tbl>
     <w:p>
       <w:pPr>
-        <w:spacing w:after="80"/>
+        <w:spacing w:after="160"/>
       </w:pPr>
       <w:r>
         <w:t xml:space="preserve"/>
@@ -8596,12 +8551,12 @@
         <w:pStyle w:val="Heading2"/>
       </w:pPr>
       <w:r>
-        <w:t xml:space="preserve">4.2 product-service  (port 8082)</w:t>
+        <w:t xml:space="preserve">6.2 product-service  :8082</w:t>
       </w:r>
     </w:p>
     <w:p>
       <w:pPr>
-        <w:spacing w:after="80"/>
+        <w:spacing w:after="160"/>
       </w:pPr>
       <w:r>
         <w:t xml:space="preserve"/>
@@ -8647,9 +8602,6 @@
             </w:tcMar>
           </w:tcPr>
           <w:p>
-            <w:pPr>
-              <w:jc w:val="left"/>
-            </w:pPr>
             <w:r>
               <w:rPr>
                 <w:b/>
@@ -8680,9 +8632,6 @@
             </w:tcMar>
           </w:tcPr>
           <w:p>
-            <w:pPr>
-              <w:jc w:val="left"/>
-            </w:pPr>
             <w:r>
               <w:rPr>
                 <w:b/>
@@ -8713,9 +8662,6 @@
             </w:tcMar>
           </w:tcPr>
           <w:p>
-            <w:pPr>
-              <w:jc w:val="left"/>
-            </w:pPr>
             <w:r>
               <w:rPr>
                 <w:b/>
@@ -8746,9 +8692,6 @@
             </w:tcMar>
           </w:tcPr>
           <w:p>
-            <w:pPr>
-              <w:jc w:val="left"/>
-            </w:pPr>
             <w:r>
               <w:rPr>
                 <w:b/>
@@ -8780,9 +8723,6 @@
             </w:tcMar>
           </w:tcPr>
           <w:p>
-            <w:pPr>
-              <w:jc w:val="left"/>
-            </w:pPr>
             <w:r>
               <w:rPr>
                 <w:b w:val="false"/>
@@ -8812,9 +8752,6 @@
             </w:tcMar>
           </w:tcPr>
           <w:p>
-            <w:pPr>
-              <w:jc w:val="left"/>
-            </w:pPr>
             <w:r>
               <w:rPr>
                 <w:b w:val="false"/>
@@ -8844,9 +8781,6 @@
             </w:tcMar>
           </w:tcPr>
           <w:p>
-            <w:pPr>
-              <w:jc w:val="left"/>
-            </w:pPr>
             <w:r>
               <w:rPr>
                 <w:b w:val="false"/>
@@ -8876,9 +8810,6 @@
             </w:tcMar>
           </w:tcPr>
           <w:p>
-            <w:pPr>
-              <w:jc w:val="left"/>
-            </w:pPr>
             <w:r>
               <w:rPr>
                 <w:b w:val="false"/>
@@ -8911,9 +8842,6 @@
             </w:tcMar>
           </w:tcPr>
           <w:p>
-            <w:pPr>
-              <w:jc w:val="left"/>
-            </w:pPr>
             <w:r>
               <w:rPr>
                 <w:b w:val="false"/>
@@ -8944,9 +8872,6 @@
             </w:tcMar>
           </w:tcPr>
           <w:p>
-            <w:pPr>
-              <w:jc w:val="left"/>
-            </w:pPr>
             <w:r>
               <w:rPr>
                 <w:b w:val="false"/>
@@ -8977,9 +8902,6 @@
             </w:tcMar>
           </w:tcPr>
           <w:p>
-            <w:pPr>
-              <w:jc w:val="left"/>
-            </w:pPr>
             <w:r>
               <w:rPr>
                 <w:b w:val="false"/>
@@ -9010,18 +8932,15 @@
             </w:tcMar>
           </w:tcPr>
           <w:p>
-            <w:pPr>
-              <w:jc w:val="left"/>
-            </w:pPr>
-            <w:r>
-              <w:rPr>
-                <w:b w:val="false"/>
-                <w:bCs w:val="false"/>
-                <w:color w:val="333333"/>
-                <w:sz w:val="20"/>
-                <w:szCs w:val="20"/>
-              </w:rPr>
-              <w:t xml:space="preserve">Browse/search listings (query params: category, status)</w:t>
+            <w:r>
+              <w:rPr>
+                <w:b w:val="false"/>
+                <w:bCs w:val="false"/>
+                <w:color w:val="333333"/>
+                <w:sz w:val="20"/>
+                <w:szCs w:val="20"/>
+              </w:rPr>
+              <w:t xml:space="preserve">Browse/search listings (category, status)</w:t>
             </w:r>
           </w:p>
         </w:tc>
@@ -9044,9 +8963,6 @@
             </w:tcMar>
           </w:tcPr>
           <w:p>
-            <w:pPr>
-              <w:jc w:val="left"/>
-            </w:pPr>
             <w:r>
               <w:rPr>
                 <w:b w:val="false"/>
@@ -9076,9 +8992,6 @@
             </w:tcMar>
           </w:tcPr>
           <w:p>
-            <w:pPr>
-              <w:jc w:val="left"/>
-            </w:pPr>
             <w:r>
               <w:rPr>
                 <w:b w:val="false"/>
@@ -9108,9 +9021,6 @@
             </w:tcMar>
           </w:tcPr>
           <w:p>
-            <w:pPr>
-              <w:jc w:val="left"/>
-            </w:pPr>
             <w:r>
               <w:rPr>
                 <w:b w:val="false"/>
@@ -9140,9 +9050,6 @@
             </w:tcMar>
           </w:tcPr>
           <w:p>
-            <w:pPr>
-              <w:jc w:val="left"/>
-            </w:pPr>
             <w:r>
               <w:rPr>
                 <w:b w:val="false"/>
@@ -9175,9 +9082,6 @@
             </w:tcMar>
           </w:tcPr>
           <w:p>
-            <w:pPr>
-              <w:jc w:val="left"/>
-            </w:pPr>
             <w:r>
               <w:rPr>
                 <w:b w:val="false"/>
@@ -9208,9 +9112,6 @@
             </w:tcMar>
           </w:tcPr>
           <w:p>
-            <w:pPr>
-              <w:jc w:val="left"/>
-            </w:pPr>
             <w:r>
               <w:rPr>
                 <w:b w:val="false"/>
@@ -9241,9 +9142,6 @@
             </w:tcMar>
           </w:tcPr>
           <w:p>
-            <w:pPr>
-              <w:jc w:val="left"/>
-            </w:pPr>
             <w:r>
               <w:rPr>
                 <w:b w:val="false"/>
@@ -9274,9 +9172,6 @@
             </w:tcMar>
           </w:tcPr>
           <w:p>
-            <w:pPr>
-              <w:jc w:val="left"/>
-            </w:pPr>
             <w:r>
               <w:rPr>
                 <w:b w:val="false"/>
@@ -9308,9 +9203,6 @@
             </w:tcMar>
           </w:tcPr>
           <w:p>
-            <w:pPr>
-              <w:jc w:val="left"/>
-            </w:pPr>
             <w:r>
               <w:rPr>
                 <w:b w:val="false"/>
@@ -9340,9 +9232,6 @@
             </w:tcMar>
           </w:tcPr>
           <w:p>
-            <w:pPr>
-              <w:jc w:val="left"/>
-            </w:pPr>
             <w:r>
               <w:rPr>
                 <w:b w:val="false"/>
@@ -9372,9 +9261,6 @@
             </w:tcMar>
           </w:tcPr>
           <w:p>
-            <w:pPr>
-              <w:jc w:val="left"/>
-            </w:pPr>
             <w:r>
               <w:rPr>
                 <w:b w:val="false"/>
@@ -9404,18 +9290,15 @@
             </w:tcMar>
           </w:tcPr>
           <w:p>
-            <w:pPr>
-              <w:jc w:val="left"/>
-            </w:pPr>
-            <w:r>
-              <w:rPr>
-                <w:b w:val="false"/>
-                <w:bCs w:val="false"/>
-                <w:color w:val="333333"/>
-                <w:sz w:val="20"/>
-                <w:szCs w:val="20"/>
-              </w:rPr>
-              <w:t xml:space="preserve">Catalog sản phẩm (danh mục, đơn vị tính)</w:t>
+            <w:r>
+              <w:rPr>
+                <w:b w:val="false"/>
+                <w:bCs w:val="false"/>
+                <w:color w:val="333333"/>
+                <w:sz w:val="20"/>
+                <w:szCs w:val="20"/>
+              </w:rPr>
+              <w:t xml:space="preserve">Catalog sản phẩm</w:t>
             </w:r>
           </w:p>
         </w:tc>
@@ -9423,7 +9306,7 @@
     </w:tbl>
     <w:p>
       <w:pPr>
-        <w:spacing w:after="80"/>
+        <w:spacing w:after="160"/>
       </w:pPr>
       <w:r>
         <w:t xml:space="preserve"/>
@@ -9434,12 +9317,12 @@
         <w:pStyle w:val="Heading2"/>
       </w:pPr>
       <w:r>
-        <w:t xml:space="preserve">4.3 contract-service  (port 8083)</w:t>
+        <w:t xml:space="preserve">6.3 contract-service  :8083</w:t>
       </w:r>
     </w:p>
     <w:p>
       <w:pPr>
-        <w:spacing w:after="80"/>
+        <w:spacing w:after="160"/>
       </w:pPr>
       <w:r>
         <w:t xml:space="preserve"/>
@@ -9485,9 +9368,6 @@
             </w:tcMar>
           </w:tcPr>
           <w:p>
-            <w:pPr>
-              <w:jc w:val="left"/>
-            </w:pPr>
             <w:r>
               <w:rPr>
                 <w:b/>
@@ -9518,9 +9398,6 @@
             </w:tcMar>
           </w:tcPr>
           <w:p>
-            <w:pPr>
-              <w:jc w:val="left"/>
-            </w:pPr>
             <w:r>
               <w:rPr>
                 <w:b/>
@@ -9551,9 +9428,6 @@
             </w:tcMar>
           </w:tcPr>
           <w:p>
-            <w:pPr>
-              <w:jc w:val="left"/>
-            </w:pPr>
             <w:r>
               <w:rPr>
                 <w:b/>
@@ -9584,9 +9458,6 @@
             </w:tcMar>
           </w:tcPr>
           <w:p>
-            <w:pPr>
-              <w:jc w:val="left"/>
-            </w:pPr>
             <w:r>
               <w:rPr>
                 <w:b/>
@@ -9618,9 +9489,6 @@
             </w:tcMar>
           </w:tcPr>
           <w:p>
-            <w:pPr>
-              <w:jc w:val="left"/>
-            </w:pPr>
             <w:r>
               <w:rPr>
                 <w:b w:val="false"/>
@@ -9650,9 +9518,6 @@
             </w:tcMar>
           </w:tcPr>
           <w:p>
-            <w:pPr>
-              <w:jc w:val="left"/>
-            </w:pPr>
             <w:r>
               <w:rPr>
                 <w:b w:val="false"/>
@@ -9682,9 +9547,6 @@
             </w:tcMar>
           </w:tcPr>
           <w:p>
-            <w:pPr>
-              <w:jc w:val="left"/>
-            </w:pPr>
             <w:r>
               <w:rPr>
                 <w:b w:val="false"/>
@@ -9714,9 +9576,6 @@
             </w:tcMar>
           </w:tcPr>
           <w:p>
-            <w:pPr>
-              <w:jc w:val="left"/>
-            </w:pPr>
             <w:r>
               <w:rPr>
                 <w:b w:val="false"/>
@@ -9749,9 +9608,6 @@
             </w:tcMar>
           </w:tcPr>
           <w:p>
-            <w:pPr>
-              <w:jc w:val="left"/>
-            </w:pPr>
             <w:r>
               <w:rPr>
                 <w:b w:val="false"/>
@@ -9782,9 +9638,6 @@
             </w:tcMar>
           </w:tcPr>
           <w:p>
-            <w:pPr>
-              <w:jc w:val="left"/>
-            </w:pPr>
             <w:r>
               <w:rPr>
                 <w:b w:val="false"/>
@@ -9815,9 +9668,6 @@
             </w:tcMar>
           </w:tcPr>
           <w:p>
-            <w:pPr>
-              <w:jc w:val="left"/>
-            </w:pPr>
             <w:r>
               <w:rPr>
                 <w:b w:val="false"/>
@@ -9848,9 +9698,6 @@
             </w:tcMar>
           </w:tcPr>
           <w:p>
-            <w:pPr>
-              <w:jc w:val="left"/>
-            </w:pPr>
             <w:r>
               <w:rPr>
                 <w:b w:val="false"/>
@@ -9882,9 +9729,6 @@
             </w:tcMar>
           </w:tcPr>
           <w:p>
-            <w:pPr>
-              <w:jc w:val="left"/>
-            </w:pPr>
             <w:r>
               <w:rPr>
                 <w:b w:val="false"/>
@@ -9914,9 +9758,6 @@
             </w:tcMar>
           </w:tcPr>
           <w:p>
-            <w:pPr>
-              <w:jc w:val="left"/>
-            </w:pPr>
             <w:r>
               <w:rPr>
                 <w:b w:val="false"/>
@@ -9946,9 +9787,6 @@
             </w:tcMar>
           </w:tcPr>
           <w:p>
-            <w:pPr>
-              <w:jc w:val="left"/>
-            </w:pPr>
             <w:r>
               <w:rPr>
                 <w:b w:val="false"/>
@@ -9978,18 +9816,15 @@
             </w:tcMar>
           </w:tcPr>
           <w:p>
-            <w:pPr>
-              <w:jc w:val="left"/>
-            </w:pPr>
-            <w:r>
-              <w:rPr>
-                <w:b w:val="false"/>
-                <w:bCs w:val="false"/>
-                <w:color w:val="333333"/>
-                <w:sz w:val="20"/>
-                <w:szCs w:val="20"/>
-              </w:rPr>
-              <w:t xml:space="preserve">Ký contract — khi cả hai ký, publish contract.signed</w:t>
+            <w:r>
+              <w:rPr>
+                <w:b w:val="false"/>
+                <w:bCs w:val="false"/>
+                <w:color w:val="333333"/>
+                <w:sz w:val="20"/>
+                <w:szCs w:val="20"/>
+              </w:rPr>
+              <w:t xml:space="preserve">Ký contract — khi cả hai ký xong, publish contract.signed</w:t>
             </w:r>
           </w:p>
         </w:tc>
@@ -10013,9 +9848,6 @@
             </w:tcMar>
           </w:tcPr>
           <w:p>
-            <w:pPr>
-              <w:jc w:val="left"/>
-            </w:pPr>
             <w:r>
               <w:rPr>
                 <w:b w:val="false"/>
@@ -10046,9 +9878,6 @@
             </w:tcMar>
           </w:tcPr>
           <w:p>
-            <w:pPr>
-              <w:jc w:val="left"/>
-            </w:pPr>
             <w:r>
               <w:rPr>
                 <w:b w:val="false"/>
@@ -10079,9 +9908,6 @@
             </w:tcMar>
           </w:tcPr>
           <w:p>
-            <w:pPr>
-              <w:jc w:val="left"/>
-            </w:pPr>
             <w:r>
               <w:rPr>
                 <w:b w:val="false"/>
@@ -10112,9 +9938,6 @@
             </w:tcMar>
           </w:tcPr>
           <w:p>
-            <w:pPr>
-              <w:jc w:val="left"/>
-            </w:pPr>
             <w:r>
               <w:rPr>
                 <w:b w:val="false"/>
@@ -10146,9 +9969,6 @@
             </w:tcMar>
           </w:tcPr>
           <w:p>
-            <w:pPr>
-              <w:jc w:val="left"/>
-            </w:pPr>
             <w:r>
               <w:rPr>
                 <w:b w:val="false"/>
@@ -10178,9 +9998,6 @@
             </w:tcMar>
           </w:tcPr>
           <w:p>
-            <w:pPr>
-              <w:jc w:val="left"/>
-            </w:pPr>
             <w:r>
               <w:rPr>
                 <w:b w:val="false"/>
@@ -10210,9 +10027,6 @@
             </w:tcMar>
           </w:tcPr>
           <w:p>
-            <w:pPr>
-              <w:jc w:val="left"/>
-            </w:pPr>
             <w:r>
               <w:rPr>
                 <w:b w:val="false"/>
@@ -10242,9 +10056,6 @@
             </w:tcMar>
           </w:tcPr>
           <w:p>
-            <w:pPr>
-              <w:jc w:val="left"/>
-            </w:pPr>
             <w:r>
               <w:rPr>
                 <w:b w:val="false"/>
@@ -10277,9 +10088,6 @@
             </w:tcMar>
           </w:tcPr>
           <w:p>
-            <w:pPr>
-              <w:jc w:val="left"/>
-            </w:pPr>
             <w:r>
               <w:rPr>
                 <w:b w:val="false"/>
@@ -10310,9 +10118,6 @@
             </w:tcMar>
           </w:tcPr>
           <w:p>
-            <w:pPr>
-              <w:jc w:val="left"/>
-            </w:pPr>
             <w:r>
               <w:rPr>
                 <w:b w:val="false"/>
@@ -10343,9 +10148,6 @@
             </w:tcMar>
           </w:tcPr>
           <w:p>
-            <w:pPr>
-              <w:jc w:val="left"/>
-            </w:pPr>
             <w:r>
               <w:rPr>
                 <w:b w:val="false"/>
@@ -10376,9 +10178,6 @@
             </w:tcMar>
           </w:tcPr>
           <w:p>
-            <w:pPr>
-              <w:jc w:val="left"/>
-            </w:pPr>
             <w:r>
               <w:rPr>
                 <w:b w:val="false"/>
@@ -10410,9 +10209,6 @@
             </w:tcMar>
           </w:tcPr>
           <w:p>
-            <w:pPr>
-              <w:jc w:val="left"/>
-            </w:pPr>
             <w:r>
               <w:rPr>
                 <w:b w:val="false"/>
@@ -10442,9 +10238,6 @@
             </w:tcMar>
           </w:tcPr>
           <w:p>
-            <w:pPr>
-              <w:jc w:val="left"/>
-            </w:pPr>
             <w:r>
               <w:rPr>
                 <w:b w:val="false"/>
@@ -10474,9 +10267,6 @@
             </w:tcMar>
           </w:tcPr>
           <w:p>
-            <w:pPr>
-              <w:jc w:val="left"/>
-            </w:pPr>
             <w:r>
               <w:rPr>
                 <w:b w:val="false"/>
@@ -10506,9 +10296,6 @@
             </w:tcMar>
           </w:tcPr>
           <w:p>
-            <w:pPr>
-              <w:jc w:val="left"/>
-            </w:pPr>
             <w:r>
               <w:rPr>
                 <w:b w:val="false"/>
@@ -10541,9 +10328,6 @@
             </w:tcMar>
           </w:tcPr>
           <w:p>
-            <w:pPr>
-              <w:jc w:val="left"/>
-            </w:pPr>
             <w:r>
               <w:rPr>
                 <w:b w:val="false"/>
@@ -10574,9 +10358,6 @@
             </w:tcMar>
           </w:tcPr>
           <w:p>
-            <w:pPr>
-              <w:jc w:val="left"/>
-            </w:pPr>
             <w:r>
               <w:rPr>
                 <w:b w:val="false"/>
@@ -10607,9 +10388,6 @@
             </w:tcMar>
           </w:tcPr>
           <w:p>
-            <w:pPr>
-              <w:jc w:val="left"/>
-            </w:pPr>
             <w:r>
               <w:rPr>
                 <w:b w:val="false"/>
@@ -10640,9 +10418,6 @@
             </w:tcMar>
           </w:tcPr>
           <w:p>
-            <w:pPr>
-              <w:jc w:val="left"/>
-            </w:pPr>
             <w:r>
               <w:rPr>
                 <w:b w:val="false"/>
@@ -10659,7 +10434,7 @@
     </w:tbl>
     <w:p>
       <w:pPr>
-        <w:spacing w:after="80"/>
+        <w:spacing w:after="160"/>
       </w:pPr>
       <w:r>
         <w:t xml:space="preserve"/>
@@ -10670,12 +10445,12 @@
         <w:pStyle w:val="Heading2"/>
       </w:pPr>
       <w:r>
-        <w:t xml:space="preserve">4.4 escrow-service  (port 8084)</w:t>
+        <w:t xml:space="preserve">6.4 escrow-service  :8084</w:t>
       </w:r>
     </w:p>
     <w:p>
       <w:pPr>
-        <w:spacing w:after="80"/>
+        <w:spacing w:after="160"/>
       </w:pPr>
       <w:r>
         <w:t xml:space="preserve"/>
@@ -10721,9 +10496,6 @@
             </w:tcMar>
           </w:tcPr>
           <w:p>
-            <w:pPr>
-              <w:jc w:val="left"/>
-            </w:pPr>
             <w:r>
               <w:rPr>
                 <w:b/>
@@ -10754,9 +10526,6 @@
             </w:tcMar>
           </w:tcPr>
           <w:p>
-            <w:pPr>
-              <w:jc w:val="left"/>
-            </w:pPr>
             <w:r>
               <w:rPr>
                 <w:b/>
@@ -10787,9 +10556,6 @@
             </w:tcMar>
           </w:tcPr>
           <w:p>
-            <w:pPr>
-              <w:jc w:val="left"/>
-            </w:pPr>
             <w:r>
               <w:rPr>
                 <w:b/>
@@ -10820,9 +10586,6 @@
             </w:tcMar>
           </w:tcPr>
           <w:p>
-            <w:pPr>
-              <w:jc w:val="left"/>
-            </w:pPr>
             <w:r>
               <w:rPr>
                 <w:b/>
@@ -10854,9 +10617,6 @@
             </w:tcMar>
           </w:tcPr>
           <w:p>
-            <w:pPr>
-              <w:jc w:val="left"/>
-            </w:pPr>
             <w:r>
               <w:rPr>
                 <w:b w:val="false"/>
@@ -10886,9 +10646,6 @@
             </w:tcMar>
           </w:tcPr>
           <w:p>
-            <w:pPr>
-              <w:jc w:val="left"/>
-            </w:pPr>
             <w:r>
               <w:rPr>
                 <w:b w:val="false"/>
@@ -10918,9 +10675,6 @@
             </w:tcMar>
           </w:tcPr>
           <w:p>
-            <w:pPr>
-              <w:jc w:val="left"/>
-            </w:pPr>
             <w:r>
               <w:rPr>
                 <w:b w:val="false"/>
@@ -10950,9 +10704,6 @@
             </w:tcMar>
           </w:tcPr>
           <w:p>
-            <w:pPr>
-              <w:jc w:val="left"/>
-            </w:pPr>
             <w:r>
               <w:rPr>
                 <w:b w:val="false"/>
@@ -10985,9 +10736,6 @@
             </w:tcMar>
           </w:tcPr>
           <w:p>
-            <w:pPr>
-              <w:jc w:val="left"/>
-            </w:pPr>
             <w:r>
               <w:rPr>
                 <w:b w:val="false"/>
@@ -11018,9 +10766,6 @@
             </w:tcMar>
           </w:tcPr>
           <w:p>
-            <w:pPr>
-              <w:jc w:val="left"/>
-            </w:pPr>
             <w:r>
               <w:rPr>
                 <w:b w:val="false"/>
@@ -11051,9 +10796,6 @@
             </w:tcMar>
           </w:tcPr>
           <w:p>
-            <w:pPr>
-              <w:jc w:val="left"/>
-            </w:pPr>
             <w:r>
               <w:rPr>
                 <w:b w:val="false"/>
@@ -11084,9 +10826,6 @@
             </w:tcMar>
           </w:tcPr>
           <w:p>
-            <w:pPr>
-              <w:jc w:val="left"/>
-            </w:pPr>
             <w:r>
               <w:rPr>
                 <w:b w:val="false"/>
@@ -11102,8 +10841,21 @@
       </w:tr>
     </w:tbl>
     <w:p>
+      <w:r>
+        <w:br w:type="page"/>
+      </w:r>
+    </w:p>
+    <w:p>
       <w:pPr>
-        <w:spacing w:after="80"/>
+        <w:pStyle w:val="Heading1"/>
+      </w:pPr>
+      <w:r>
+        <w:t xml:space="preserve">7. Database Schema — Tổng Hợp</w:t>
+      </w:r>
+    </w:p>
+    <w:p>
+      <w:pPr>
+        <w:spacing w:after="160"/>
       </w:pPr>
       <w:r>
         <w:t xml:space="preserve"/>
@@ -11114,48 +10866,12 @@
         <w:spacing w:after="120"/>
       </w:pPr>
       <w:r>
-        <w:rPr>
-          <w:i/>
-          <w:iCs/>
-          <w:color w:val="666666"/>
-          <w:sz w:val="20"/>
-          <w:szCs w:val="20"/>
-        </w:rPr>
-        <w:t xml:space="preserve">Note: escrow-service chủ yếu là event-driven. Các state transition được trigger bởi RabbitMQ events, không phải REST calls trực tiếp từ frontend.</w:t>
-      </w:r>
-    </w:p>
-    <w:p>
-      <w:r>
-        <w:br w:type="page"/>
+        <w:t xml:space="preserve">Nguyên tắc Database-per-Service: mỗi service sở hữu DB riêng. Không service nào truy cập DB của service khác. Data được share qua REST API hoặc event message.</w:t>
       </w:r>
     </w:p>
     <w:p>
       <w:pPr>
-        <w:pStyle w:val="Heading1"/>
-      </w:pPr>
-      <w:r>
-        <w:t xml:space="preserve">5. Database Schema — Tổng Hợp</w:t>
-      </w:r>
-    </w:p>
-    <w:p>
-      <w:pPr>
-        <w:spacing w:after="80"/>
-      </w:pPr>
-      <w:r>
-        <w:t xml:space="preserve"/>
-      </w:r>
-    </w:p>
-    <w:p>
-      <w:pPr>
-        <w:spacing w:after="120"/>
-      </w:pPr>
-      <w:r>
-        <w:t xml:space="preserve">Nguyên tắc Database-per-Service: mỗi service sở hữu DB riêng. Không service nào truy cập DB của service khác. Data được share qua REST API hoặc event message — không có cross-DB JOIN.</w:t>
-      </w:r>
-    </w:p>
-    <w:p>
-      <w:pPr>
-        <w:spacing w:after="80"/>
+        <w:spacing w:after="160"/>
       </w:pPr>
       <w:r>
         <w:t xml:space="preserve"/>
@@ -11166,12 +10882,12 @@
         <w:pStyle w:val="Heading2"/>
       </w:pPr>
       <w:r>
-        <w:t xml:space="preserve">5.1 user_db</w:t>
+        <w:t xml:space="preserve">7.1 user_db</w:t>
       </w:r>
     </w:p>
     <w:p>
       <w:pPr>
-        <w:spacing w:after="80"/>
+        <w:spacing w:after="160"/>
       </w:pPr>
       <w:r>
         <w:t xml:space="preserve"/>
@@ -11216,9 +10932,6 @@
             </w:tcMar>
           </w:tcPr>
           <w:p>
-            <w:pPr>
-              <w:jc w:val="left"/>
-            </w:pPr>
             <w:r>
               <w:rPr>
                 <w:b/>
@@ -11249,9 +10962,6 @@
             </w:tcMar>
           </w:tcPr>
           <w:p>
-            <w:pPr>
-              <w:jc w:val="left"/>
-            </w:pPr>
             <w:r>
               <w:rPr>
                 <w:b/>
@@ -11282,9 +10992,6 @@
             </w:tcMar>
           </w:tcPr>
           <w:p>
-            <w:pPr>
-              <w:jc w:val="left"/>
-            </w:pPr>
             <w:r>
               <w:rPr>
                 <w:b/>
@@ -11316,9 +11023,6 @@
             </w:tcMar>
           </w:tcPr>
           <w:p>
-            <w:pPr>
-              <w:jc w:val="left"/>
-            </w:pPr>
             <w:r>
               <w:rPr>
                 <w:b w:val="false"/>
@@ -11348,18 +11052,15 @@
             </w:tcMar>
           </w:tcPr>
           <w:p>
-            <w:pPr>
-              <w:jc w:val="left"/>
-            </w:pPr>
-            <w:r>
-              <w:rPr>
-                <w:b w:val="false"/>
-                <w:bCs w:val="false"/>
-                <w:color w:val="333333"/>
-                <w:sz w:val="20"/>
-                <w:szCs w:val="20"/>
-              </w:rPr>
-              <w:t xml:space="preserve">user_id (VARCHAR 36, PK), organization_name, role (ENUM), verification_status (ENUM), created_at</w:t>
+            <w:r>
+              <w:rPr>
+                <w:b w:val="false"/>
+                <w:bCs w:val="false"/>
+                <w:color w:val="333333"/>
+                <w:sz w:val="20"/>
+                <w:szCs w:val="20"/>
+              </w:rPr>
+              <w:t xml:space="preserve">user_id (VARCHAR 36 PK), organization_name, role (ENUM), verification_status (ENUM), created_at</w:t>
             </w:r>
           </w:p>
         </w:tc>
@@ -11380,9 +11081,6 @@
             </w:tcMar>
           </w:tcPr>
           <w:p>
-            <w:pPr>
-              <w:jc w:val="left"/>
-            </w:pPr>
             <w:r>
               <w:rPr>
                 <w:b w:val="false"/>
@@ -11415,9 +11113,6 @@
             </w:tcMar>
           </w:tcPr>
           <w:p>
-            <w:pPr>
-              <w:jc w:val="left"/>
-            </w:pPr>
             <w:r>
               <w:rPr>
                 <w:b w:val="false"/>
@@ -11448,9 +11143,6 @@
             </w:tcMar>
           </w:tcPr>
           <w:p>
-            <w:pPr>
-              <w:jc w:val="left"/>
-            </w:pPr>
             <w:r>
               <w:rPr>
                 <w:b w:val="false"/>
@@ -11481,18 +11173,15 @@
             </w:tcMar>
           </w:tcPr>
           <w:p>
-            <w:pPr>
-              <w:jc w:val="left"/>
-            </w:pPr>
-            <w:r>
-              <w:rPr>
-                <w:b w:val="false"/>
-                <w:bCs w:val="false"/>
-                <w:color w:val="333333"/>
-                <w:sz w:val="20"/>
-                <w:szCs w:val="20"/>
-              </w:rPr>
-              <w:t xml:space="preserve">Embedded VO — có thể là columns trong user_profiles hoặc bảng riêng.</w:t>
+            <w:r>
+              <w:rPr>
+                <w:b w:val="false"/>
+                <w:bCs w:val="false"/>
+                <w:color w:val="333333"/>
+                <w:sz w:val="20"/>
+                <w:szCs w:val="20"/>
+              </w:rPr>
+              <w:t xml:space="preserve">Embedded VO — có thể là columns trong user_profiles.</w:t>
             </w:r>
           </w:p>
         </w:tc>
@@ -11500,7 +11189,7 @@
     </w:tbl>
     <w:p>
       <w:pPr>
-        <w:spacing w:after="80"/>
+        <w:spacing w:after="160"/>
       </w:pPr>
       <w:r>
         <w:t xml:space="preserve"/>
@@ -11511,12 +11200,12 @@
         <w:pStyle w:val="Heading2"/>
       </w:pPr>
       <w:r>
-        <w:t xml:space="preserve">5.2 product_db</w:t>
+        <w:t xml:space="preserve">7.2 product_db</w:t>
       </w:r>
     </w:p>
     <w:p>
       <w:pPr>
-        <w:spacing w:after="80"/>
+        <w:spacing w:after="160"/>
       </w:pPr>
       <w:r>
         <w:t xml:space="preserve"/>
@@ -11561,9 +11250,6 @@
             </w:tcMar>
           </w:tcPr>
           <w:p>
-            <w:pPr>
-              <w:jc w:val="left"/>
-            </w:pPr>
             <w:r>
               <w:rPr>
                 <w:b/>
@@ -11594,9 +11280,6 @@
             </w:tcMar>
           </w:tcPr>
           <w:p>
-            <w:pPr>
-              <w:jc w:val="left"/>
-            </w:pPr>
             <w:r>
               <w:rPr>
                 <w:b/>
@@ -11627,9 +11310,6 @@
             </w:tcMar>
           </w:tcPr>
           <w:p>
-            <w:pPr>
-              <w:jc w:val="left"/>
-            </w:pPr>
             <w:r>
               <w:rPr>
                 <w:b/>
@@ -11661,9 +11341,6 @@
             </w:tcMar>
           </w:tcPr>
           <w:p>
-            <w:pPr>
-              <w:jc w:val="left"/>
-            </w:pPr>
             <w:r>
               <w:rPr>
                 <w:b w:val="false"/>
@@ -11693,18 +11370,15 @@
             </w:tcMar>
           </w:tcPr>
           <w:p>
-            <w:pPr>
-              <w:jc w:val="left"/>
-            </w:pPr>
-            <w:r>
-              <w:rPr>
-                <w:b w:val="false"/>
-                <w:bCs w:val="false"/>
-                <w:color w:val="333333"/>
-                <w:sz w:val="20"/>
-                <w:szCs w:val="20"/>
-              </w:rPr>
-              <w:t xml:space="preserve">product_id (UUID, PK), name, category (ENUM), unit, created_at</w:t>
+            <w:r>
+              <w:rPr>
+                <w:b w:val="false"/>
+                <w:bCs w:val="false"/>
+                <w:color w:val="333333"/>
+                <w:sz w:val="20"/>
+                <w:szCs w:val="20"/>
+              </w:rPr>
+              <w:t xml:space="preserve">product_id (UUID PK), name, category (ENUM), unit, created_at</w:t>
             </w:r>
           </w:p>
         </w:tc>
@@ -11725,9 +11399,6 @@
             </w:tcMar>
           </w:tcPr>
           <w:p>
-            <w:pPr>
-              <w:jc w:val="left"/>
-            </w:pPr>
             <w:r>
               <w:rPr>
                 <w:b w:val="false"/>
@@ -11760,9 +11431,6 @@
             </w:tcMar>
           </w:tcPr>
           <w:p>
-            <w:pPr>
-              <w:jc w:val="left"/>
-            </w:pPr>
             <w:r>
               <w:rPr>
                 <w:b w:val="false"/>
@@ -11793,18 +11461,15 @@
             </w:tcMar>
           </w:tcPr>
           <w:p>
-            <w:pPr>
-              <w:jc w:val="left"/>
-            </w:pPr>
-            <w:r>
-              <w:rPr>
-                <w:b w:val="false"/>
-                <w:bCs w:val="false"/>
-                <w:color w:val="333333"/>
-                <w:sz w:val="20"/>
-                <w:szCs w:val="20"/>
-              </w:rPr>
-              <w:t xml:space="preserve">listing_id (UUID, PK), seller_id (UUID — ref user), product_id (FK), quantity, price_floor (DECIMAL), delivery_deadline, listing_status (ENUM), created_at</w:t>
+            <w:r>
+              <w:rPr>
+                <w:b w:val="false"/>
+                <w:bCs w:val="false"/>
+                <w:color w:val="333333"/>
+                <w:sz w:val="20"/>
+                <w:szCs w:val="20"/>
+              </w:rPr>
+              <w:t xml:space="preserve">listing_id (UUID PK), seller_id (UUID), product_id (FK), quantity, price_floor (DECIMAL), delivery_deadline, listing_status (ENUM)</w:t>
             </w:r>
           </w:p>
         </w:tc>
@@ -11826,18 +11491,15 @@
             </w:tcMar>
           </w:tcPr>
           <w:p>
-            <w:pPr>
-              <w:jc w:val="left"/>
-            </w:pPr>
-            <w:r>
-              <w:rPr>
-                <w:b w:val="false"/>
-                <w:bCs w:val="false"/>
-                <w:color w:val="333333"/>
-                <w:sz w:val="20"/>
-                <w:szCs w:val="20"/>
-              </w:rPr>
-              <w:t xml:space="preserve">listing_status có index vì browse/filter nhiều. seller_id là reference-by-id, không FK cross-DB.</w:t>
+            <w:r>
+              <w:rPr>
+                <w:b w:val="false"/>
+                <w:bCs w:val="false"/>
+                <w:color w:val="333333"/>
+                <w:sz w:val="20"/>
+                <w:szCs w:val="20"/>
+              </w:rPr>
+              <w:t xml:space="preserve">seller_id là reference-by-id — không FK cross-DB.</w:t>
             </w:r>
           </w:p>
         </w:tc>
@@ -11845,7 +11507,7 @@
     </w:tbl>
     <w:p>
       <w:pPr>
-        <w:spacing w:after="80"/>
+        <w:spacing w:after="160"/>
       </w:pPr>
       <w:r>
         <w:t xml:space="preserve"/>
@@ -11856,12 +11518,12 @@
         <w:pStyle w:val="Heading2"/>
       </w:pPr>
       <w:r>
-        <w:t xml:space="preserve">5.3 contract_db</w:t>
+        <w:t xml:space="preserve">7.3 contract_db</w:t>
       </w:r>
     </w:p>
     <w:p>
       <w:pPr>
-        <w:spacing w:after="80"/>
+        <w:spacing w:after="160"/>
       </w:pPr>
       <w:r>
         <w:t xml:space="preserve"/>
@@ -11906,9 +11568,6 @@
             </w:tcMar>
           </w:tcPr>
           <w:p>
-            <w:pPr>
-              <w:jc w:val="left"/>
-            </w:pPr>
             <w:r>
               <w:rPr>
                 <w:b/>
@@ -11939,9 +11598,6 @@
             </w:tcMar>
           </w:tcPr>
           <w:p>
-            <w:pPr>
-              <w:jc w:val="left"/>
-            </w:pPr>
             <w:r>
               <w:rPr>
                 <w:b/>
@@ -11972,9 +11628,6 @@
             </w:tcMar>
           </w:tcPr>
           <w:p>
-            <w:pPr>
-              <w:jc w:val="left"/>
-            </w:pPr>
             <w:r>
               <w:rPr>
                 <w:b/>
@@ -12006,9 +11659,6 @@
             </w:tcMar>
           </w:tcPr>
           <w:p>
-            <w:pPr>
-              <w:jc w:val="left"/>
-            </w:pPr>
             <w:r>
               <w:rPr>
                 <w:b w:val="false"/>
@@ -12038,18 +11688,15 @@
             </w:tcMar>
           </w:tcPr>
           <w:p>
-            <w:pPr>
-              <w:jc w:val="left"/>
-            </w:pPr>
-            <w:r>
-              <w:rPr>
-                <w:b w:val="false"/>
-                <w:bCs w:val="false"/>
-                <w:color w:val="333333"/>
-                <w:sz w:val="20"/>
-                <w:szCs w:val="20"/>
-              </w:rPr>
-              <w:t xml:space="preserve">contract_id (UUID, PK), buyer_id, seller_id, listing_id, product_name (snapshot), quantity (snapshot), status (ENUM), created_at, updated_at</w:t>
+            <w:r>
+              <w:rPr>
+                <w:b w:val="false"/>
+                <w:bCs w:val="false"/>
+                <w:color w:val="333333"/>
+                <w:sz w:val="20"/>
+                <w:szCs w:val="20"/>
+              </w:rPr>
+              <w:t xml:space="preserve">contract_id (UUID PK), buyer_id, seller_id, listing_id, product_name (snapshot), quantity (snapshot), status (ENUM), created_at</w:t>
             </w:r>
           </w:p>
         </w:tc>
@@ -12070,18 +11717,15 @@
             </w:tcMar>
           </w:tcPr>
           <w:p>
-            <w:pPr>
-              <w:jc w:val="left"/>
-            </w:pPr>
-            <w:r>
-              <w:rPr>
-                <w:b w:val="false"/>
-                <w:bCs w:val="false"/>
-                <w:color w:val="333333"/>
-                <w:sz w:val="20"/>
-                <w:szCs w:val="20"/>
-              </w:rPr>
-              <w:t xml:space="preserve">product_name và quantity được snapshot tại thời điểm ký — domain invariant, không phải lỗi thiết kế.</w:t>
+            <w:r>
+              <w:rPr>
+                <w:b w:val="false"/>
+                <w:bCs w:val="false"/>
+                <w:color w:val="333333"/>
+                <w:sz w:val="20"/>
+                <w:szCs w:val="20"/>
+              </w:rPr>
+              <w:t xml:space="preserve">product_name và quantity được snapshot tại thời điểm ký — domain invariant.</w:t>
             </w:r>
           </w:p>
         </w:tc>
@@ -12105,9 +11749,6 @@
             </w:tcMar>
           </w:tcPr>
           <w:p>
-            <w:pPr>
-              <w:jc w:val="left"/>
-            </w:pPr>
             <w:r>
               <w:rPr>
                 <w:b w:val="false"/>
@@ -12138,18 +11779,15 @@
             </w:tcMar>
           </w:tcPr>
           <w:p>
-            <w:pPr>
-              <w:jc w:val="left"/>
-            </w:pPr>
-            <w:r>
-              <w:rPr>
-                <w:b w:val="false"/>
-                <w:bCs w:val="false"/>
-                <w:color w:val="333333"/>
-                <w:sz w:val="20"/>
-                <w:szCs w:val="20"/>
-              </w:rPr>
-              <w:t xml:space="preserve">contract_id (FK, PK), agreed_price (DECIMAL), delivery_deadline, penalty_rate (DECIMAL), quality_spec (TEXT)</w:t>
+            <w:r>
+              <w:rPr>
+                <w:b w:val="false"/>
+                <w:bCs w:val="false"/>
+                <w:color w:val="333333"/>
+                <w:sz w:val="20"/>
+                <w:szCs w:val="20"/>
+              </w:rPr>
+              <w:t xml:space="preserve">contract_id (FK PK), agreed_price (DECIMAL), delivery_deadline, penalty_rate, quality_spec</w:t>
             </w:r>
           </w:p>
         </w:tc>
@@ -12171,18 +11809,15 @@
             </w:tcMar>
           </w:tcPr>
           <w:p>
-            <w:pPr>
-              <w:jc w:val="left"/>
-            </w:pPr>
-            <w:r>
-              <w:rPr>
-                <w:b w:val="false"/>
-                <w:bCs w:val="false"/>
-                <w:color w:val="333333"/>
-                <w:sz w:val="20"/>
-                <w:szCs w:val="20"/>
-              </w:rPr>
-              <w:t xml:space="preserve">Value Object được persist riêng. Immutable sau khi SIGNED.</w:t>
+            <w:r>
+              <w:rPr>
+                <w:b w:val="false"/>
+                <w:bCs w:val="false"/>
+                <w:color w:val="333333"/>
+                <w:sz w:val="20"/>
+                <w:szCs w:val="20"/>
+              </w:rPr>
+              <w:t xml:space="preserve">Value Object persist riêng. Immutable sau khi SIGNED.</w:t>
             </w:r>
           </w:p>
         </w:tc>
@@ -12205,9 +11840,6 @@
             </w:tcMar>
           </w:tcPr>
           <w:p>
-            <w:pPr>
-              <w:jc w:val="left"/>
-            </w:pPr>
             <w:r>
               <w:rPr>
                 <w:b w:val="false"/>
@@ -12237,18 +11869,15 @@
             </w:tcMar>
           </w:tcPr>
           <w:p>
-            <w:pPr>
-              <w:jc w:val="left"/>
-            </w:pPr>
-            <w:r>
-              <w:rPr>
-                <w:b w:val="false"/>
-                <w:bCs w:val="false"/>
-                <w:color w:val="333333"/>
-                <w:sz w:val="20"/>
-                <w:szCs w:val="20"/>
-              </w:rPr>
-              <w:t xml:space="preserve">event_id (UUID, PK), contract_id (FK), proposed_by, proposed_at, note, terms_snapshot (JSON)</w:t>
+            <w:r>
+              <w:rPr>
+                <w:b w:val="false"/>
+                <w:bCs w:val="false"/>
+                <w:color w:val="333333"/>
+                <w:sz w:val="20"/>
+                <w:szCs w:val="20"/>
+              </w:rPr>
+              <w:t xml:space="preserve">event_id (UUID PK), contract_id (FK), proposed_by, proposed_at, note, terms_snapshot (JSON)</w:t>
             </w:r>
           </w:p>
         </w:tc>
@@ -12269,9 +11898,6 @@
             </w:tcMar>
           </w:tcPr>
           <w:p>
-            <w:pPr>
-              <w:jc w:val="left"/>
-            </w:pPr>
             <w:r>
               <w:rPr>
                 <w:b w:val="false"/>
@@ -12304,9 +11930,6 @@
             </w:tcMar>
           </w:tcPr>
           <w:p>
-            <w:pPr>
-              <w:jc w:val="left"/>
-            </w:pPr>
             <w:r>
               <w:rPr>
                 <w:b w:val="false"/>
@@ -12337,18 +11960,15 @@
             </w:tcMar>
           </w:tcPr>
           <w:p>
-            <w:pPr>
-              <w:jc w:val="left"/>
-            </w:pPr>
-            <w:r>
-              <w:rPr>
-                <w:b w:val="false"/>
-                <w:bCs w:val="false"/>
-                <w:color w:val="333333"/>
-                <w:sz w:val="20"/>
-                <w:szCs w:val="20"/>
-              </w:rPr>
-              <w:t xml:space="preserve">event_id (UUID, PK), contract_id (FK), event_type, payload (JSON), status (PENDING/PUBLISHED), occurred_at, published_at</w:t>
+            <w:r>
+              <w:rPr>
+                <w:b w:val="false"/>
+                <w:bCs w:val="false"/>
+                <w:color w:val="333333"/>
+                <w:sz w:val="20"/>
+                <w:szCs w:val="20"/>
+              </w:rPr>
+              <w:t xml:space="preserve">event_id (UUID PK), contract_id (FK), event_type, payload (JSON), status (PENDING/PUBLISHED), occurred_at</w:t>
             </w:r>
           </w:p>
         </w:tc>
@@ -12370,18 +11990,15 @@
             </w:tcMar>
           </w:tcPr>
           <w:p>
-            <w:pPr>
-              <w:jc w:val="left"/>
-            </w:pPr>
-            <w:r>
-              <w:rPr>
-                <w:b w:val="false"/>
-                <w:bCs w:val="false"/>
-                <w:color w:val="333333"/>
-                <w:sz w:val="20"/>
-                <w:szCs w:val="20"/>
-              </w:rPr>
-              <w:t xml:space="preserve">Outbox table. Scheduler poll WHERE status=PENDING, publish lên RabbitMQ, UPDATE status=PUBLISHED.</w:t>
+            <w:r>
+              <w:rPr>
+                <w:b w:val="false"/>
+                <w:bCs w:val="false"/>
+                <w:color w:val="333333"/>
+                <w:sz w:val="20"/>
+                <w:szCs w:val="20"/>
+              </w:rPr>
+              <w:t xml:space="preserve">Outbox table. Scheduler poll WHERE status=PENDING → publish → UPDATE PUBLISHED.</w:t>
             </w:r>
           </w:p>
         </w:tc>
@@ -12389,7 +12006,7 @@
     </w:tbl>
     <w:p>
       <w:pPr>
-        <w:spacing w:after="80"/>
+        <w:spacing w:after="160"/>
       </w:pPr>
       <w:r>
         <w:t xml:space="preserve"/>
@@ -12400,12 +12017,12 @@
         <w:pStyle w:val="Heading2"/>
       </w:pPr>
       <w:r>
-        <w:t xml:space="preserve">5.4 escrow_db</w:t>
+        <w:t xml:space="preserve">7.4 escrow_db</w:t>
       </w:r>
     </w:p>
     <w:p>
       <w:pPr>
-        <w:spacing w:after="80"/>
+        <w:spacing w:after="160"/>
       </w:pPr>
       <w:r>
         <w:t xml:space="preserve"/>
@@ -12450,9 +12067,6 @@
             </w:tcMar>
           </w:tcPr>
           <w:p>
-            <w:pPr>
-              <w:jc w:val="left"/>
-            </w:pPr>
             <w:r>
               <w:rPr>
                 <w:b/>
@@ -12483,9 +12097,6 @@
             </w:tcMar>
           </w:tcPr>
           <w:p>
-            <w:pPr>
-              <w:jc w:val="left"/>
-            </w:pPr>
             <w:r>
               <w:rPr>
                 <w:b/>
@@ -12516,9 +12127,6 @@
             </w:tcMar>
           </w:tcPr>
           <w:p>
-            <w:pPr>
-              <w:jc w:val="left"/>
-            </w:pPr>
             <w:r>
               <w:rPr>
                 <w:b/>
@@ -12550,9 +12158,6 @@
             </w:tcMar>
           </w:tcPr>
           <w:p>
-            <w:pPr>
-              <w:jc w:val="left"/>
-            </w:pPr>
             <w:r>
               <w:rPr>
                 <w:b w:val="false"/>
@@ -12582,18 +12187,15 @@
             </w:tcMar>
           </w:tcPr>
           <w:p>
-            <w:pPr>
-              <w:jc w:val="left"/>
-            </w:pPr>
-            <w:r>
-              <w:rPr>
-                <w:b w:val="false"/>
-                <w:bCs w:val="false"/>
-                <w:color w:val="333333"/>
-                <w:sz w:val="20"/>
-                <w:szCs w:val="20"/>
-              </w:rPr>
-              <w:t xml:space="preserve">escrow_id (UUID, PK), contract_id (UUID, UNIQUE), buyer_id, seller_id, total_amount (DECIMAL), status (ENUM), created_at, updated_at</w:t>
+            <w:r>
+              <w:rPr>
+                <w:b w:val="false"/>
+                <w:bCs w:val="false"/>
+                <w:color w:val="333333"/>
+                <w:sz w:val="20"/>
+                <w:szCs w:val="20"/>
+              </w:rPr>
+              <w:t xml:space="preserve">escrow_id (UUID PK), contract_id (UUID UNIQUE), buyer_id, seller_id, total_amount (DECIMAL), status (ENUM)</w:t>
             </w:r>
           </w:p>
         </w:tc>
@@ -12614,18 +12216,15 @@
             </w:tcMar>
           </w:tcPr>
           <w:p>
-            <w:pPr>
-              <w:jc w:val="left"/>
-            </w:pPr>
-            <w:r>
-              <w:rPr>
-                <w:b w:val="false"/>
-                <w:bCs w:val="false"/>
-                <w:color w:val="333333"/>
-                <w:sz w:val="20"/>
-                <w:szCs w:val="20"/>
-              </w:rPr>
-              <w:t xml:space="preserve">contract_id là UNIQUE constraint — idempotency key. Một contract chỉ có một EscrowAccount.</w:t>
+            <w:r>
+              <w:rPr>
+                <w:b w:val="false"/>
+                <w:bCs w:val="false"/>
+                <w:color w:val="333333"/>
+                <w:sz w:val="20"/>
+                <w:szCs w:val="20"/>
+              </w:rPr>
+              <w:t xml:space="preserve">contract_id UNIQUE — idempotency key.</w:t>
             </w:r>
           </w:p>
         </w:tc>
@@ -12649,9 +12248,6 @@
             </w:tcMar>
           </w:tcPr>
           <w:p>
-            <w:pPr>
-              <w:jc w:val="left"/>
-            </w:pPr>
             <w:r>
               <w:rPr>
                 <w:b w:val="false"/>
@@ -12682,18 +12278,15 @@
             </w:tcMar>
           </w:tcPr>
           <w:p>
-            <w:pPr>
-              <w:jc w:val="left"/>
-            </w:pPr>
-            <w:r>
-              <w:rPr>
-                <w:b w:val="false"/>
-                <w:bCs w:val="false"/>
-                <w:color w:val="333333"/>
-                <w:sz w:val="20"/>
-                <w:szCs w:val="20"/>
-              </w:rPr>
-              <w:t xml:space="preserve">tx_id (UUID, PK), escrow_id (FK), type (ENUM), amount (DECIMAL), from_party, to_party, created_at, note</w:t>
+            <w:r>
+              <w:rPr>
+                <w:b w:val="false"/>
+                <w:bCs w:val="false"/>
+                <w:color w:val="333333"/>
+                <w:sz w:val="20"/>
+                <w:szCs w:val="20"/>
+              </w:rPr>
+              <w:t xml:space="preserve">tx_id (UUID PK), escrow_id (FK), type (ENUM), amount (DECIMAL), from_party, to_party, created_at</w:t>
             </w:r>
           </w:p>
         </w:tc>
@@ -12715,18 +12308,15 @@
             </w:tcMar>
           </w:tcPr>
           <w:p>
-            <w:pPr>
-              <w:jc w:val="left"/>
-            </w:pPr>
-            <w:r>
-              <w:rPr>
-                <w:b w:val="false"/>
-                <w:bCs w:val="false"/>
-                <w:color w:val="333333"/>
-                <w:sz w:val="20"/>
-                <w:szCs w:val="20"/>
-              </w:rPr>
-              <w:t xml:space="preserve">Append-only ledger. Không UPDATE bao giờ. Đây là financial audit trail.</w:t>
+            <w:r>
+              <w:rPr>
+                <w:b w:val="false"/>
+                <w:bCs w:val="false"/>
+                <w:color w:val="333333"/>
+                <w:sz w:val="20"/>
+                <w:szCs w:val="20"/>
+              </w:rPr>
+              <w:t xml:space="preserve">Append-only ledger. Không UPDATE bao giờ.</w:t>
             </w:r>
           </w:p>
         </w:tc>
@@ -12734,7 +12324,7 @@
     </w:tbl>
     <w:p>
       <w:pPr>
-        <w:spacing w:after="80"/>
+        <w:spacing w:after="160"/>
       </w:pPr>
       <w:r>
         <w:t xml:space="preserve"/>
@@ -12745,12 +12335,12 @@
         <w:pStyle w:val="Heading2"/>
       </w:pPr>
       <w:r>
-        <w:t xml:space="preserve">5.5 notification_db</w:t>
+        <w:t xml:space="preserve">7.5 notification_db</w:t>
       </w:r>
     </w:p>
     <w:p>
       <w:pPr>
-        <w:spacing w:after="80"/>
+        <w:spacing w:after="160"/>
       </w:pPr>
       <w:r>
         <w:t xml:space="preserve"/>
@@ -12795,9 +12385,6 @@
             </w:tcMar>
           </w:tcPr>
           <w:p>
-            <w:pPr>
-              <w:jc w:val="left"/>
-            </w:pPr>
             <w:r>
               <w:rPr>
                 <w:b/>
@@ -12828,9 +12415,6 @@
             </w:tcMar>
           </w:tcPr>
           <w:p>
-            <w:pPr>
-              <w:jc w:val="left"/>
-            </w:pPr>
             <w:r>
               <w:rPr>
                 <w:b/>
@@ -12861,9 +12445,6 @@
             </w:tcMar>
           </w:tcPr>
           <w:p>
-            <w:pPr>
-              <w:jc w:val="left"/>
-            </w:pPr>
             <w:r>
               <w:rPr>
                 <w:b/>
@@ -12895,9 +12476,6 @@
             </w:tcMar>
           </w:tcPr>
           <w:p>
-            <w:pPr>
-              <w:jc w:val="left"/>
-            </w:pPr>
             <w:r>
               <w:rPr>
                 <w:b w:val="false"/>
@@ -12927,18 +12505,15 @@
             </w:tcMar>
           </w:tcPr>
           <w:p>
-            <w:pPr>
-              <w:jc w:val="left"/>
-            </w:pPr>
-            <w:r>
-              <w:rPr>
-                <w:b w:val="false"/>
-                <w:bCs w:val="false"/>
-                <w:color w:val="333333"/>
-                <w:sz w:val="20"/>
-                <w:szCs w:val="20"/>
-              </w:rPr>
-              <w:t xml:space="preserve">log_id (UUID, PK), event_id (UUID, UNIQUE), recipient_id, channel (ENUM), template_key, status (ENUM), retry_count, sent_at, created_at</w:t>
+            <w:r>
+              <w:rPr>
+                <w:b w:val="false"/>
+                <w:bCs w:val="false"/>
+                <w:color w:val="333333"/>
+                <w:sz w:val="20"/>
+                <w:szCs w:val="20"/>
+              </w:rPr>
+              <w:t xml:space="preserve">log_id (UUID PK), event_id (UUID UNIQUE), recipient_id, channel (ENUM), template_key, status (ENUM), retry_count, sent_at</w:t>
             </w:r>
           </w:p>
         </w:tc>
@@ -12959,18 +12534,15 @@
             </w:tcMar>
           </w:tcPr>
           <w:p>
-            <w:pPr>
-              <w:jc w:val="left"/>
-            </w:pPr>
-            <w:r>
-              <w:rPr>
-                <w:b w:val="false"/>
-                <w:bCs w:val="false"/>
-                <w:color w:val="333333"/>
-                <w:sz w:val="20"/>
-                <w:szCs w:val="20"/>
-              </w:rPr>
-              <w:t xml:space="preserve">event_id là UNIQUE constraint — deduplication key. Không gửi email 2 lần cho cùng 1 event.</w:t>
+            <w:r>
+              <w:rPr>
+                <w:b w:val="false"/>
+                <w:bCs w:val="false"/>
+                <w:color w:val="333333"/>
+                <w:sz w:val="20"/>
+                <w:szCs w:val="20"/>
+              </w:rPr>
+              <w:t xml:space="preserve">event_id UNIQUE — deduplication key.</w:t>
             </w:r>
           </w:p>
         </w:tc>
@@ -12994,9 +12566,6 @@
             </w:tcMar>
           </w:tcPr>
           <w:p>
-            <w:pPr>
-              <w:jc w:val="left"/>
-            </w:pPr>
             <w:r>
               <w:rPr>
                 <w:b w:val="false"/>
@@ -13027,18 +12596,15 @@
             </w:tcMar>
           </w:tcPr>
           <w:p>
-            <w:pPr>
-              <w:jc w:val="left"/>
-            </w:pPr>
-            <w:r>
-              <w:rPr>
-                <w:b w:val="false"/>
-                <w:bCs w:val="false"/>
-                <w:color w:val="333333"/>
-                <w:sz w:val="20"/>
-                <w:szCs w:val="20"/>
-              </w:rPr>
-              <w:t xml:space="preserve">template_key (VARCHAR, PK), subject, body_template (TEXT), variables (JSON), updated_at</w:t>
+            <w:r>
+              <w:rPr>
+                <w:b w:val="false"/>
+                <w:bCs w:val="false"/>
+                <w:color w:val="333333"/>
+                <w:sz w:val="20"/>
+                <w:szCs w:val="20"/>
+              </w:rPr>
+              <w:t xml:space="preserve">template_key (VARCHAR PK), subject, body_template (TEXT), variables (JSON)</w:t>
             </w:r>
           </w:p>
         </w:tc>
@@ -13060,18 +12626,15 @@
             </w:tcMar>
           </w:tcPr>
           <w:p>
-            <w:pPr>
-              <w:jc w:val="left"/>
-            </w:pPr>
-            <w:r>
-              <w:rPr>
-                <w:b w:val="false"/>
-                <w:bCs w:val="false"/>
-                <w:color w:val="333333"/>
-                <w:sz w:val="20"/>
-                <w:szCs w:val="20"/>
-              </w:rPr>
-              <w:t xml:space="preserve">Template được load theo event type. Seeded khi startup.</w:t>
+            <w:r>
+              <w:rPr>
+                <w:b w:val="false"/>
+                <w:bCs w:val="false"/>
+                <w:color w:val="333333"/>
+                <w:sz w:val="20"/>
+                <w:szCs w:val="20"/>
+              </w:rPr>
+              <w:t xml:space="preserve">Seeded khi startup.</w:t>
             </w:r>
           </w:p>
         </w:tc>
@@ -13087,12 +12650,12 @@
         <w:pStyle w:val="Heading1"/>
       </w:pPr>
       <w:r>
-        <w:t xml:space="preserve">6. Authorization Matrix</w:t>
+        <w:t xml:space="preserve">8. Authorization Matrix</w:t>
       </w:r>
     </w:p>
     <w:p>
       <w:pPr>
-        <w:spacing w:after="80"/>
+        <w:spacing w:after="160"/>
       </w:pPr>
       <w:r>
         <w:t xml:space="preserve"/>
@@ -13103,12 +12666,12 @@
         <w:spacing w:after="120"/>
       </w:pPr>
       <w:r>
-        <w:t xml:space="preserve">JWT claims từ Keycloak: sub (userId), email, realm_access.roles. API Gateway validate token và inject X-User-Id header cho downstream services — services không cần call Keycloak trực tiếp.</w:t>
+        <w:t xml:space="preserve">JWT claims từ Keycloak: sub (userId), email, realm_access.roles. API Gateway validate token và inject X-User-Id header — services không cần call Keycloak trực tiếp.</w:t>
       </w:r>
     </w:p>
     <w:p>
       <w:pPr>
-        <w:spacing w:after="80"/>
+        <w:spacing w:after="160"/>
       </w:pPr>
       <w:r>
         <w:t xml:space="preserve"/>
@@ -13154,9 +12717,6 @@
             </w:tcMar>
           </w:tcPr>
           <w:p>
-            <w:pPr>
-              <w:jc w:val="left"/>
-            </w:pPr>
             <w:r>
               <w:rPr>
                 <w:b/>
@@ -13187,9 +12747,6 @@
             </w:tcMar>
           </w:tcPr>
           <w:p>
-            <w:pPr>
-              <w:jc w:val="left"/>
-            </w:pPr>
             <w:r>
               <w:rPr>
                 <w:b/>
@@ -13220,9 +12777,6 @@
             </w:tcMar>
           </w:tcPr>
           <w:p>
-            <w:pPr>
-              <w:jc w:val="left"/>
-            </w:pPr>
             <w:r>
               <w:rPr>
                 <w:b/>
@@ -13253,9 +12807,6 @@
             </w:tcMar>
           </w:tcPr>
           <w:p>
-            <w:pPr>
-              <w:jc w:val="left"/>
-            </w:pPr>
             <w:r>
               <w:rPr>
                 <w:b/>
@@ -13287,9 +12838,6 @@
             </w:tcMar>
           </w:tcPr>
           <w:p>
-            <w:pPr>
-              <w:jc w:val="left"/>
-            </w:pPr>
             <w:r>
               <w:rPr>
                 <w:b w:val="false"/>
@@ -13319,9 +12867,6 @@
             </w:tcMar>
           </w:tcPr>
           <w:p>
-            <w:pPr>
-              <w:jc w:val="left"/>
-            </w:pPr>
             <w:r>
               <w:rPr>
                 <w:b w:val="false"/>
@@ -13351,9 +12896,6 @@
             </w:tcMar>
           </w:tcPr>
           <w:p>
-            <w:pPr>
-              <w:jc w:val="left"/>
-            </w:pPr>
             <w:r>
               <w:rPr>
                 <w:b w:val="false"/>
@@ -13383,9 +12925,6 @@
             </w:tcMar>
           </w:tcPr>
           <w:p>
-            <w:pPr>
-              <w:jc w:val="left"/>
-            </w:pPr>
             <w:r>
               <w:rPr>
                 <w:b w:val="false"/>
@@ -13418,9 +12957,6 @@
             </w:tcMar>
           </w:tcPr>
           <w:p>
-            <w:pPr>
-              <w:jc w:val="left"/>
-            </w:pPr>
             <w:r>
               <w:rPr>
                 <w:b w:val="false"/>
@@ -13451,9 +12987,6 @@
             </w:tcMar>
           </w:tcPr>
           <w:p>
-            <w:pPr>
-              <w:jc w:val="left"/>
-            </w:pPr>
             <w:r>
               <w:rPr>
                 <w:b w:val="false"/>
@@ -13484,9 +13017,6 @@
             </w:tcMar>
           </w:tcPr>
           <w:p>
-            <w:pPr>
-              <w:jc w:val="left"/>
-            </w:pPr>
             <w:r>
               <w:rPr>
                 <w:b w:val="false"/>
@@ -13517,9 +13047,6 @@
             </w:tcMar>
           </w:tcPr>
           <w:p>
-            <w:pPr>
-              <w:jc w:val="left"/>
-            </w:pPr>
             <w:r>
               <w:rPr>
                 <w:b w:val="false"/>
@@ -13551,9 +13078,6 @@
             </w:tcMar>
           </w:tcPr>
           <w:p>
-            <w:pPr>
-              <w:jc w:val="left"/>
-            </w:pPr>
             <w:r>
               <w:rPr>
                 <w:b w:val="false"/>
@@ -13583,9 +13107,6 @@
             </w:tcMar>
           </w:tcPr>
           <w:p>
-            <w:pPr>
-              <w:jc w:val="left"/>
-            </w:pPr>
             <w:r>
               <w:rPr>
                 <w:b w:val="false"/>
@@ -13615,9 +13136,6 @@
             </w:tcMar>
           </w:tcPr>
           <w:p>
-            <w:pPr>
-              <w:jc w:val="left"/>
-            </w:pPr>
             <w:r>
               <w:rPr>
                 <w:b w:val="false"/>
@@ -13647,9 +13165,6 @@
             </w:tcMar>
           </w:tcPr>
           <w:p>
-            <w:pPr>
-              <w:jc w:val="left"/>
-            </w:pPr>
             <w:r>
               <w:rPr>
                 <w:b w:val="false"/>
@@ -13682,9 +13197,6 @@
             </w:tcMar>
           </w:tcPr>
           <w:p>
-            <w:pPr>
-              <w:jc w:val="left"/>
-            </w:pPr>
             <w:r>
               <w:rPr>
                 <w:b w:val="false"/>
@@ -13715,9 +13227,6 @@
             </w:tcMar>
           </w:tcPr>
           <w:p>
-            <w:pPr>
-              <w:jc w:val="left"/>
-            </w:pPr>
             <w:r>
               <w:rPr>
                 <w:b w:val="false"/>
@@ -13748,9 +13257,6 @@
             </w:tcMar>
           </w:tcPr>
           <w:p>
-            <w:pPr>
-              <w:jc w:val="left"/>
-            </w:pPr>
             <w:r>
               <w:rPr>
                 <w:b w:val="false"/>
@@ -13781,9 +13287,6 @@
             </w:tcMar>
           </w:tcPr>
           <w:p>
-            <w:pPr>
-              <w:jc w:val="left"/>
-            </w:pPr>
             <w:r>
               <w:rPr>
                 <w:b w:val="false"/>
@@ -13815,9 +13318,6 @@
             </w:tcMar>
           </w:tcPr>
           <w:p>
-            <w:pPr>
-              <w:jc w:val="left"/>
-            </w:pPr>
             <w:r>
               <w:rPr>
                 <w:b w:val="false"/>
@@ -13847,9 +13347,6 @@
             </w:tcMar>
           </w:tcPr>
           <w:p>
-            <w:pPr>
-              <w:jc w:val="left"/>
-            </w:pPr>
             <w:r>
               <w:rPr>
                 <w:b w:val="false"/>
@@ -13879,9 +13376,6 @@
             </w:tcMar>
           </w:tcPr>
           <w:p>
-            <w:pPr>
-              <w:jc w:val="left"/>
-            </w:pPr>
             <w:r>
               <w:rPr>
                 <w:b w:val="false"/>
@@ -13911,9 +13405,6 @@
             </w:tcMar>
           </w:tcPr>
           <w:p>
-            <w:pPr>
-              <w:jc w:val="left"/>
-            </w:pPr>
             <w:r>
               <w:rPr>
                 <w:b w:val="false"/>
@@ -13946,9 +13437,6 @@
             </w:tcMar>
           </w:tcPr>
           <w:p>
-            <w:pPr>
-              <w:jc w:val="left"/>
-            </w:pPr>
             <w:r>
               <w:rPr>
                 <w:b w:val="false"/>
@@ -13979,18 +13467,15 @@
             </w:tcMar>
           </w:tcPr>
           <w:p>
-            <w:pPr>
-              <w:jc w:val="left"/>
-            </w:pPr>
-            <w:r>
-              <w:rPr>
-                <w:b w:val="false"/>
-                <w:bCs w:val="false"/>
-                <w:color w:val="333333"/>
-                <w:sz w:val="20"/>
-                <w:szCs w:val="20"/>
-              </w:rPr>
-              <w:t xml:space="preserve">✅ (chỉ seller của contract)</w:t>
+            <w:r>
+              <w:rPr>
+                <w:b w:val="false"/>
+                <w:bCs w:val="false"/>
+                <w:color w:val="333333"/>
+                <w:sz w:val="20"/>
+                <w:szCs w:val="20"/>
+              </w:rPr>
+              <w:t xml:space="preserve">✅ (chỉ seller)</w:t>
             </w:r>
           </w:p>
         </w:tc>
@@ -14012,18 +13497,15 @@
             </w:tcMar>
           </w:tcPr>
           <w:p>
-            <w:pPr>
-              <w:jc w:val="left"/>
-            </w:pPr>
-            <w:r>
-              <w:rPr>
-                <w:b w:val="false"/>
-                <w:bCs w:val="false"/>
-                <w:color w:val="333333"/>
-                <w:sz w:val="20"/>
-                <w:szCs w:val="20"/>
-              </w:rPr>
-              <w:t xml:space="preserve">✅ (chỉ buyer của contract)</w:t>
+            <w:r>
+              <w:rPr>
+                <w:b w:val="false"/>
+                <w:bCs w:val="false"/>
+                <w:color w:val="333333"/>
+                <w:sz w:val="20"/>
+                <w:szCs w:val="20"/>
+              </w:rPr>
+              <w:t xml:space="preserve">✅ (chỉ buyer)</w:t>
             </w:r>
           </w:p>
         </w:tc>
@@ -14045,9 +13527,6 @@
             </w:tcMar>
           </w:tcPr>
           <w:p>
-            <w:pPr>
-              <w:jc w:val="left"/>
-            </w:pPr>
             <w:r>
               <w:rPr>
                 <w:b w:val="false"/>
@@ -14079,9 +13558,6 @@
             </w:tcMar>
           </w:tcPr>
           <w:p>
-            <w:pPr>
-              <w:jc w:val="left"/>
-            </w:pPr>
             <w:r>
               <w:rPr>
                 <w:b w:val="false"/>
@@ -14111,9 +13587,6 @@
             </w:tcMar>
           </w:tcPr>
           <w:p>
-            <w:pPr>
-              <w:jc w:val="left"/>
-            </w:pPr>
             <w:r>
               <w:rPr>
                 <w:b w:val="false"/>
@@ -14143,18 +13616,15 @@
             </w:tcMar>
           </w:tcPr>
           <w:p>
-            <w:pPr>
-              <w:jc w:val="left"/>
-            </w:pPr>
-            <w:r>
-              <w:rPr>
-                <w:b w:val="false"/>
-                <w:bCs w:val="false"/>
-                <w:color w:val="333333"/>
-                <w:sz w:val="20"/>
-                <w:szCs w:val="20"/>
-              </w:rPr>
-              <w:t xml:space="preserve">✅ (chỉ buyer của contract)</w:t>
+            <w:r>
+              <w:rPr>
+                <w:b w:val="false"/>
+                <w:bCs w:val="false"/>
+                <w:color w:val="333333"/>
+                <w:sz w:val="20"/>
+                <w:szCs w:val="20"/>
+              </w:rPr>
+              <w:t xml:space="preserve">✅ (chỉ buyer)</w:t>
             </w:r>
           </w:p>
         </w:tc>
@@ -14175,9 +13645,6 @@
             </w:tcMar>
           </w:tcPr>
           <w:p>
-            <w:pPr>
-              <w:jc w:val="left"/>
-            </w:pPr>
             <w:r>
               <w:rPr>
                 <w:b w:val="false"/>
@@ -14210,9 +13677,6 @@
             </w:tcMar>
           </w:tcPr>
           <w:p>
-            <w:pPr>
-              <w:jc w:val="left"/>
-            </w:pPr>
             <w:r>
               <w:rPr>
                 <w:b w:val="false"/>
@@ -14243,9 +13707,6 @@
             </w:tcMar>
           </w:tcPr>
           <w:p>
-            <w:pPr>
-              <w:jc w:val="left"/>
-            </w:pPr>
             <w:r>
               <w:rPr>
                 <w:b w:val="false"/>
@@ -14276,9 +13737,6 @@
             </w:tcMar>
           </w:tcPr>
           <w:p>
-            <w:pPr>
-              <w:jc w:val="left"/>
-            </w:pPr>
             <w:r>
               <w:rPr>
                 <w:b w:val="false"/>
@@ -14309,9 +13767,6 @@
             </w:tcMar>
           </w:tcPr>
           <w:p>
-            <w:pPr>
-              <w:jc w:val="left"/>
-            </w:pPr>
             <w:r>
               <w:rPr>
                 <w:b w:val="false"/>
@@ -14336,12 +13791,12 @@
         <w:pStyle w:val="Heading1"/>
       </w:pPr>
       <w:r>
-        <w:t xml:space="preserve">7. Timeline Phase 1 — Deadline 24/7/2026</w:t>
+        <w:t xml:space="preserve">9. Timeline Phase 1 — Deadline 24/7/2026</w:t>
       </w:r>
     </w:p>
     <w:p>
       <w:pPr>
-        <w:spacing w:after="80"/>
+        <w:spacing w:after="160"/>
       </w:pPr>
       <w:r>
         <w:t xml:space="preserve"/>
@@ -14362,8 +13817,8 @@
       <w:tblGrid>
         <w:gridCol w:w="800"/>
         <w:gridCol w:w="1600"/>
-        <w:gridCol w:w="4000"/>
-        <w:gridCol w:w="2960"/>
+        <w:gridCol w:w="4200"/>
+        <w:gridCol w:w="2760"/>
       </w:tblGrid>
       <w:tr>
         <w:trPr>
@@ -14387,9 +13842,6 @@
             </w:tcMar>
           </w:tcPr>
           <w:p>
-            <w:pPr>
-              <w:jc w:val="left"/>
-            </w:pPr>
             <w:r>
               <w:rPr>
                 <w:b/>
@@ -14420,9 +13872,6 @@
             </w:tcMar>
           </w:tcPr>
           <w:p>
-            <w:pPr>
-              <w:jc w:val="left"/>
-            </w:pPr>
             <w:r>
               <w:rPr>
                 <w:b/>
@@ -14437,7 +13886,7 @@
         </w:tc>
         <w:tc>
           <w:tcPr>
-            <w:tcW w:type="dxa" w:w="4000"/>
+            <w:tcW w:type="dxa" w:w="4200"/>
             <w:tcBorders>
               <w:top w:val="single" w:color="2E4057" w:sz="1"/>
               <w:left w:val="single" w:color="2E4057" w:sz="1"/>
@@ -14453,9 +13902,6 @@
             </w:tcMar>
           </w:tcPr>
           <w:p>
-            <w:pPr>
-              <w:jc w:val="left"/>
-            </w:pPr>
             <w:r>
               <w:rPr>
                 <w:b/>
@@ -14470,7 +13916,7 @@
         </w:tc>
         <w:tc>
           <w:tcPr>
-            <w:tcW w:type="dxa" w:w="2960"/>
+            <w:tcW w:type="dxa" w:w="2760"/>
             <w:tcBorders>
               <w:top w:val="single" w:color="2E4057" w:sz="1"/>
               <w:left w:val="single" w:color="2E4057" w:sz="1"/>
@@ -14486,9 +13932,6 @@
             </w:tcMar>
           </w:tcPr>
           <w:p>
-            <w:pPr>
-              <w:jc w:val="left"/>
-            </w:pPr>
             <w:r>
               <w:rPr>
                 <w:b/>
@@ -14520,9 +13963,6 @@
             </w:tcMar>
           </w:tcPr>
           <w:p>
-            <w:pPr>
-              <w:jc w:val="left"/>
-            </w:pPr>
             <w:r>
               <w:rPr>
                 <w:b w:val="false"/>
@@ -14552,9 +13992,6 @@
             </w:tcMar>
           </w:tcPr>
           <w:p>
-            <w:pPr>
-              <w:jc w:val="left"/>
-            </w:pPr>
             <w:r>
               <w:rPr>
                 <w:b w:val="false"/>
@@ -14569,24 +14006,21 @@
         </w:tc>
         <w:tc>
           <w:tcPr>
-            <w:tcW w:type="dxa" w:w="4000"/>
-            <w:tcBorders>
-              <w:top w:val="single" w:color="CCCCCC" w:sz="1"/>
-              <w:left w:val="single" w:color="CCCCCC" w:sz="1"/>
-              <w:bottom w:val="single" w:color="CCCCCC" w:sz="1"/>
-              <w:right w:val="single" w:color="CCCCCC" w:sz="1"/>
-            </w:tcBorders>
-            <w:tcMar>
-              <w:top w:type="dxa" w:w="80"/>
-              <w:left w:type="dxa" w:w="120"/>
-              <w:bottom w:type="dxa" w:w="80"/>
-              <w:right w:type="dxa" w:w="120"/>
-            </w:tcMar>
-          </w:tcPr>
-          <w:p>
-            <w:pPr>
-              <w:jc w:val="left"/>
-            </w:pPr>
+            <w:tcW w:type="dxa" w:w="4200"/>
+            <w:tcBorders>
+              <w:top w:val="single" w:color="CCCCCC" w:sz="1"/>
+              <w:left w:val="single" w:color="CCCCCC" w:sz="1"/>
+              <w:bottom w:val="single" w:color="CCCCCC" w:sz="1"/>
+              <w:right w:val="single" w:color="CCCCCC" w:sz="1"/>
+            </w:tcBorders>
+            <w:tcMar>
+              <w:top w:type="dxa" w:w="80"/>
+              <w:left w:type="dxa" w:w="120"/>
+              <w:bottom w:type="dxa" w:w="80"/>
+              <w:right w:type="dxa" w:w="120"/>
+            </w:tcMar>
+          </w:tcPr>
+          <w:p>
             <w:r>
               <w:rPr>
                 <w:b w:val="false"/>
@@ -14601,33 +14035,30 @@
         </w:tc>
         <w:tc>
           <w:tcPr>
-            <w:tcW w:type="dxa" w:w="2960"/>
-            <w:tcBorders>
-              <w:top w:val="single" w:color="CCCCCC" w:sz="1"/>
-              <w:left w:val="single" w:color="CCCCCC" w:sz="1"/>
-              <w:bottom w:val="single" w:color="CCCCCC" w:sz="1"/>
-              <w:right w:val="single" w:color="CCCCCC" w:sz="1"/>
-            </w:tcBorders>
-            <w:tcMar>
-              <w:top w:type="dxa" w:w="80"/>
-              <w:left w:type="dxa" w:w="120"/>
-              <w:bottom w:type="dxa" w:w="80"/>
-              <w:right w:type="dxa" w:w="120"/>
-            </w:tcMar>
-          </w:tcPr>
-          <w:p>
-            <w:pPr>
-              <w:jc w:val="left"/>
-            </w:pPr>
-            <w:r>
-              <w:rPr>
-                <w:b w:val="false"/>
-                <w:bCs w:val="false"/>
-                <w:color w:val="333333"/>
-                <w:sz w:val="20"/>
-                <w:szCs w:val="20"/>
-              </w:rPr>
-              <w:t xml:space="preserve">BE1 (API Gateway + user-svc)</w:t>
+            <w:tcW w:type="dxa" w:w="2760"/>
+            <w:tcBorders>
+              <w:top w:val="single" w:color="CCCCCC" w:sz="1"/>
+              <w:left w:val="single" w:color="CCCCCC" w:sz="1"/>
+              <w:bottom w:val="single" w:color="CCCCCC" w:sz="1"/>
+              <w:right w:val="single" w:color="CCCCCC" w:sz="1"/>
+            </w:tcBorders>
+            <w:tcMar>
+              <w:top w:type="dxa" w:w="80"/>
+              <w:left w:type="dxa" w:w="120"/>
+              <w:bottom w:type="dxa" w:w="80"/>
+              <w:right w:type="dxa" w:w="120"/>
+            </w:tcMar>
+          </w:tcPr>
+          <w:p>
+            <w:r>
+              <w:rPr>
+                <w:b w:val="false"/>
+                <w:bCs w:val="false"/>
+                <w:color w:val="333333"/>
+                <w:sz w:val="20"/>
+                <w:szCs w:val="20"/>
+              </w:rPr>
+              <w:t xml:space="preserve">BE1</w:t>
             </w:r>
           </w:p>
         </w:tc>
@@ -14651,9 +14082,6 @@
             </w:tcMar>
           </w:tcPr>
           <w:p>
-            <w:pPr>
-              <w:jc w:val="left"/>
-            </w:pPr>
             <w:r>
               <w:rPr>
                 <w:b w:val="false"/>
@@ -14684,9 +14112,6 @@
             </w:tcMar>
           </w:tcPr>
           <w:p>
-            <w:pPr>
-              <w:jc w:val="left"/>
-            </w:pPr>
             <w:r>
               <w:rPr>
                 <w:b w:val="false"/>
@@ -14701,25 +14126,22 @@
         </w:tc>
         <w:tc>
           <w:tcPr>
-            <w:tcW w:type="dxa" w:w="4000"/>
-            <w:tcBorders>
-              <w:top w:val="single" w:color="CCCCCC" w:sz="1"/>
-              <w:left w:val="single" w:color="CCCCCC" w:sz="1"/>
-              <w:bottom w:val="single" w:color="CCCCCC" w:sz="1"/>
-              <w:right w:val="single" w:color="CCCCCC" w:sz="1"/>
-            </w:tcBorders>
-            <w:shd w:fill="F5F7FA" w:val="clear"/>
-            <w:tcMar>
-              <w:top w:type="dxa" w:w="80"/>
-              <w:left w:type="dxa" w:w="120"/>
-              <w:bottom w:type="dxa" w:w="80"/>
-              <w:right w:type="dxa" w:w="120"/>
-            </w:tcMar>
-          </w:tcPr>
-          <w:p>
-            <w:pPr>
-              <w:jc w:val="left"/>
-            </w:pPr>
+            <w:tcW w:type="dxa" w:w="4200"/>
+            <w:tcBorders>
+              <w:top w:val="single" w:color="CCCCCC" w:sz="1"/>
+              <w:left w:val="single" w:color="CCCCCC" w:sz="1"/>
+              <w:bottom w:val="single" w:color="CCCCCC" w:sz="1"/>
+              <w:right w:val="single" w:color="CCCCCC" w:sz="1"/>
+            </w:tcBorders>
+            <w:shd w:fill="F5F7FA" w:val="clear"/>
+            <w:tcMar>
+              <w:top w:type="dxa" w:w="80"/>
+              <w:left w:type="dxa" w:w="120"/>
+              <w:bottom w:type="dxa" w:w="80"/>
+              <w:right w:type="dxa" w:w="120"/>
+            </w:tcMar>
+          </w:tcPr>
+          <w:p>
             <w:r>
               <w:rPr>
                 <w:b w:val="false"/>
@@ -14734,34 +14156,31 @@
         </w:tc>
         <w:tc>
           <w:tcPr>
-            <w:tcW w:type="dxa" w:w="2960"/>
-            <w:tcBorders>
-              <w:top w:val="single" w:color="CCCCCC" w:sz="1"/>
-              <w:left w:val="single" w:color="CCCCCC" w:sz="1"/>
-              <w:bottom w:val="single" w:color="CCCCCC" w:sz="1"/>
-              <w:right w:val="single" w:color="CCCCCC" w:sz="1"/>
-            </w:tcBorders>
-            <w:shd w:fill="F5F7FA" w:val="clear"/>
-            <w:tcMar>
-              <w:top w:type="dxa" w:w="80"/>
-              <w:left w:type="dxa" w:w="120"/>
-              <w:bottom w:type="dxa" w:w="80"/>
-              <w:right w:type="dxa" w:w="120"/>
-            </w:tcMar>
-          </w:tcPr>
-          <w:p>
-            <w:pPr>
-              <w:jc w:val="left"/>
-            </w:pPr>
-            <w:r>
-              <w:rPr>
-                <w:b w:val="false"/>
-                <w:bCs w:val="false"/>
-                <w:color w:val="333333"/>
-                <w:sz w:val="20"/>
-                <w:szCs w:val="20"/>
-              </w:rPr>
-              <w:t xml:space="preserve">BE2 (product-svc) + BE3 (frontend)</w:t>
+            <w:tcW w:type="dxa" w:w="2760"/>
+            <w:tcBorders>
+              <w:top w:val="single" w:color="CCCCCC" w:sz="1"/>
+              <w:left w:val="single" w:color="CCCCCC" w:sz="1"/>
+              <w:bottom w:val="single" w:color="CCCCCC" w:sz="1"/>
+              <w:right w:val="single" w:color="CCCCCC" w:sz="1"/>
+            </w:tcBorders>
+            <w:shd w:fill="F5F7FA" w:val="clear"/>
+            <w:tcMar>
+              <w:top w:type="dxa" w:w="80"/>
+              <w:left w:type="dxa" w:w="120"/>
+              <w:bottom w:type="dxa" w:w="80"/>
+              <w:right w:type="dxa" w:w="120"/>
+            </w:tcMar>
+          </w:tcPr>
+          <w:p>
+            <w:r>
+              <w:rPr>
+                <w:b w:val="false"/>
+                <w:bCs w:val="false"/>
+                <w:color w:val="333333"/>
+                <w:sz w:val="20"/>
+                <w:szCs w:val="20"/>
+              </w:rPr>
+              <w:t xml:space="preserve">BE2 + BE3</w:t>
             </w:r>
           </w:p>
         </w:tc>
@@ -14784,9 +14203,6 @@
             </w:tcMar>
           </w:tcPr>
           <w:p>
-            <w:pPr>
-              <w:jc w:val="left"/>
-            </w:pPr>
             <w:r>
               <w:rPr>
                 <w:b w:val="false"/>
@@ -14816,9 +14232,6 @@
             </w:tcMar>
           </w:tcPr>
           <w:p>
-            <w:pPr>
-              <w:jc w:val="left"/>
-            </w:pPr>
             <w:r>
               <w:rPr>
                 <w:b w:val="false"/>
@@ -14833,24 +14246,21 @@
         </w:tc>
         <w:tc>
           <w:tcPr>
-            <w:tcW w:type="dxa" w:w="4000"/>
-            <w:tcBorders>
-              <w:top w:val="single" w:color="CCCCCC" w:sz="1"/>
-              <w:left w:val="single" w:color="CCCCCC" w:sz="1"/>
-              <w:bottom w:val="single" w:color="CCCCCC" w:sz="1"/>
-              <w:right w:val="single" w:color="CCCCCC" w:sz="1"/>
-            </w:tcBorders>
-            <w:tcMar>
-              <w:top w:type="dxa" w:w="80"/>
-              <w:left w:type="dxa" w:w="120"/>
-              <w:bottom w:type="dxa" w:w="80"/>
-              <w:right w:type="dxa" w:w="120"/>
-            </w:tcMar>
-          </w:tcPr>
-          <w:p>
-            <w:pPr>
-              <w:jc w:val="left"/>
-            </w:pPr>
+            <w:tcW w:type="dxa" w:w="4200"/>
+            <w:tcBorders>
+              <w:top w:val="single" w:color="CCCCCC" w:sz="1"/>
+              <w:left w:val="single" w:color="CCCCCC" w:sz="1"/>
+              <w:bottom w:val="single" w:color="CCCCCC" w:sz="1"/>
+              <w:right w:val="single" w:color="CCCCCC" w:sz="1"/>
+            </w:tcBorders>
+            <w:tcMar>
+              <w:top w:type="dxa" w:w="80"/>
+              <w:left w:type="dxa" w:w="120"/>
+              <w:bottom w:type="dxa" w:w="80"/>
+              <w:right w:type="dxa" w:w="120"/>
+            </w:tcMar>
+          </w:tcPr>
+          <w:p>
             <w:r>
               <w:rPr>
                 <w:b w:val="false"/>
@@ -14865,33 +14275,30 @@
         </w:tc>
         <w:tc>
           <w:tcPr>
-            <w:tcW w:type="dxa" w:w="2960"/>
-            <w:tcBorders>
-              <w:top w:val="single" w:color="CCCCCC" w:sz="1"/>
-              <w:left w:val="single" w:color="CCCCCC" w:sz="1"/>
-              <w:bottom w:val="single" w:color="CCCCCC" w:sz="1"/>
-              <w:right w:val="single" w:color="CCCCCC" w:sz="1"/>
-            </w:tcBorders>
-            <w:tcMar>
-              <w:top w:type="dxa" w:w="80"/>
-              <w:left w:type="dxa" w:w="120"/>
-              <w:bottom w:type="dxa" w:w="80"/>
-              <w:right w:type="dxa" w:w="120"/>
-            </w:tcMar>
-          </w:tcPr>
-          <w:p>
-            <w:pPr>
-              <w:jc w:val="left"/>
-            </w:pPr>
-            <w:r>
-              <w:rPr>
-                <w:b w:val="false"/>
-                <w:bCs w:val="false"/>
-                <w:color w:val="333333"/>
-                <w:sz w:val="20"/>
-                <w:szCs w:val="20"/>
-              </w:rPr>
-              <w:t xml:space="preserve">BE1 (contract-svc — core domain)</w:t>
+            <w:tcW w:type="dxa" w:w="2760"/>
+            <w:tcBorders>
+              <w:top w:val="single" w:color="CCCCCC" w:sz="1"/>
+              <w:left w:val="single" w:color="CCCCCC" w:sz="1"/>
+              <w:bottom w:val="single" w:color="CCCCCC" w:sz="1"/>
+              <w:right w:val="single" w:color="CCCCCC" w:sz="1"/>
+            </w:tcBorders>
+            <w:tcMar>
+              <w:top w:type="dxa" w:w="80"/>
+              <w:left w:type="dxa" w:w="120"/>
+              <w:bottom w:type="dxa" w:w="80"/>
+              <w:right w:type="dxa" w:w="120"/>
+            </w:tcMar>
+          </w:tcPr>
+          <w:p>
+            <w:r>
+              <w:rPr>
+                <w:b w:val="false"/>
+                <w:bCs w:val="false"/>
+                <w:color w:val="333333"/>
+                <w:sz w:val="20"/>
+                <w:szCs w:val="20"/>
+              </w:rPr>
+              <w:t xml:space="preserve">BE1 (core domain)</w:t>
             </w:r>
           </w:p>
         </w:tc>
@@ -14915,9 +14322,6 @@
             </w:tcMar>
           </w:tcPr>
           <w:p>
-            <w:pPr>
-              <w:jc w:val="left"/>
-            </w:pPr>
             <w:r>
               <w:rPr>
                 <w:b w:val="false"/>
@@ -14948,9 +14352,6 @@
             </w:tcMar>
           </w:tcPr>
           <w:p>
-            <w:pPr>
-              <w:jc w:val="left"/>
-            </w:pPr>
             <w:r>
               <w:rPr>
                 <w:b w:val="false"/>
@@ -14965,25 +14366,22 @@
         </w:tc>
         <w:tc>
           <w:tcPr>
-            <w:tcW w:type="dxa" w:w="4000"/>
-            <w:tcBorders>
-              <w:top w:val="single" w:color="CCCCCC" w:sz="1"/>
-              <w:left w:val="single" w:color="CCCCCC" w:sz="1"/>
-              <w:bottom w:val="single" w:color="CCCCCC" w:sz="1"/>
-              <w:right w:val="single" w:color="CCCCCC" w:sz="1"/>
-            </w:tcBorders>
-            <w:shd w:fill="F5F7FA" w:val="clear"/>
-            <w:tcMar>
-              <w:top w:type="dxa" w:w="80"/>
-              <w:left w:type="dxa" w:w="120"/>
-              <w:bottom w:type="dxa" w:w="80"/>
-              <w:right w:type="dxa" w:w="120"/>
-            </w:tcMar>
-          </w:tcPr>
-          <w:p>
-            <w:pPr>
-              <w:jc w:val="left"/>
-            </w:pPr>
+            <w:tcW w:type="dxa" w:w="4200"/>
+            <w:tcBorders>
+              <w:top w:val="single" w:color="CCCCCC" w:sz="1"/>
+              <w:left w:val="single" w:color="CCCCCC" w:sz="1"/>
+              <w:bottom w:val="single" w:color="CCCCCC" w:sz="1"/>
+              <w:right w:val="single" w:color="CCCCCC" w:sz="1"/>
+            </w:tcBorders>
+            <w:shd w:fill="F5F7FA" w:val="clear"/>
+            <w:tcMar>
+              <w:top w:type="dxa" w:w="80"/>
+              <w:left w:type="dxa" w:w="120"/>
+              <w:bottom w:type="dxa" w:w="80"/>
+              <w:right w:type="dxa" w:w="120"/>
+            </w:tcMar>
+          </w:tcPr>
+          <w:p>
             <w:r>
               <w:rPr>
                 <w:b w:val="false"/>
@@ -14998,34 +14396,31 @@
         </w:tc>
         <w:tc>
           <w:tcPr>
-            <w:tcW w:type="dxa" w:w="2960"/>
-            <w:tcBorders>
-              <w:top w:val="single" w:color="CCCCCC" w:sz="1"/>
-              <w:left w:val="single" w:color="CCCCCC" w:sz="1"/>
-              <w:bottom w:val="single" w:color="CCCCCC" w:sz="1"/>
-              <w:right w:val="single" w:color="CCCCCC" w:sz="1"/>
-            </w:tcBorders>
-            <w:shd w:fill="F5F7FA" w:val="clear"/>
-            <w:tcMar>
-              <w:top w:type="dxa" w:w="80"/>
-              <w:left w:type="dxa" w:w="120"/>
-              <w:bottom w:type="dxa" w:w="80"/>
-              <w:right w:type="dxa" w:w="120"/>
-            </w:tcMar>
-          </w:tcPr>
-          <w:p>
-            <w:pPr>
-              <w:jc w:val="left"/>
-            </w:pPr>
-            <w:r>
-              <w:rPr>
-                <w:b w:val="false"/>
-                <w:bCs w:val="false"/>
-                <w:color w:val="333333"/>
-                <w:sz w:val="20"/>
-                <w:szCs w:val="20"/>
-              </w:rPr>
-              <w:t xml:space="preserve">BE1 (escrow-svc + Saga) + BE2</w:t>
+            <w:tcW w:type="dxa" w:w="2760"/>
+            <w:tcBorders>
+              <w:top w:val="single" w:color="CCCCCC" w:sz="1"/>
+              <w:left w:val="single" w:color="CCCCCC" w:sz="1"/>
+              <w:bottom w:val="single" w:color="CCCCCC" w:sz="1"/>
+              <w:right w:val="single" w:color="CCCCCC" w:sz="1"/>
+            </w:tcBorders>
+            <w:shd w:fill="F5F7FA" w:val="clear"/>
+            <w:tcMar>
+              <w:top w:type="dxa" w:w="80"/>
+              <w:left w:type="dxa" w:w="120"/>
+              <w:bottom w:type="dxa" w:w="80"/>
+              <w:right w:type="dxa" w:w="120"/>
+            </w:tcMar>
+          </w:tcPr>
+          <w:p>
+            <w:r>
+              <w:rPr>
+                <w:b w:val="false"/>
+                <w:bCs w:val="false"/>
+                <w:color w:val="333333"/>
+                <w:sz w:val="20"/>
+                <w:szCs w:val="20"/>
+              </w:rPr>
+              <w:t xml:space="preserve">BE1 + BE2</w:t>
             </w:r>
           </w:p>
         </w:tc>
@@ -15048,9 +14443,6 @@
             </w:tcMar>
           </w:tcPr>
           <w:p>
-            <w:pPr>
-              <w:jc w:val="left"/>
-            </w:pPr>
             <w:r>
               <w:rPr>
                 <w:b w:val="false"/>
@@ -15080,9 +14472,6 @@
             </w:tcMar>
           </w:tcPr>
           <w:p>
-            <w:pPr>
-              <w:jc w:val="left"/>
-            </w:pPr>
             <w:r>
               <w:rPr>
                 <w:b w:val="false"/>
@@ -15097,24 +14486,21 @@
         </w:tc>
         <w:tc>
           <w:tcPr>
-            <w:tcW w:type="dxa" w:w="4000"/>
-            <w:tcBorders>
-              <w:top w:val="single" w:color="CCCCCC" w:sz="1"/>
-              <w:left w:val="single" w:color="CCCCCC" w:sz="1"/>
-              <w:bottom w:val="single" w:color="CCCCCC" w:sz="1"/>
-              <w:right w:val="single" w:color="CCCCCC" w:sz="1"/>
-            </w:tcBorders>
-            <w:tcMar>
-              <w:top w:type="dxa" w:w="80"/>
-              <w:left w:type="dxa" w:w="120"/>
-              <w:bottom w:type="dxa" w:w="80"/>
-              <w:right w:type="dxa" w:w="120"/>
-            </w:tcMar>
-          </w:tcPr>
-          <w:p>
-            <w:pPr>
-              <w:jc w:val="left"/>
-            </w:pPr>
+            <w:tcW w:type="dxa" w:w="4200"/>
+            <w:tcBorders>
+              <w:top w:val="single" w:color="CCCCCC" w:sz="1"/>
+              <w:left w:val="single" w:color="CCCCCC" w:sz="1"/>
+              <w:bottom w:val="single" w:color="CCCCCC" w:sz="1"/>
+              <w:right w:val="single" w:color="CCCCCC" w:sz="1"/>
+            </w:tcBorders>
+            <w:tcMar>
+              <w:top w:type="dxa" w:w="80"/>
+              <w:left w:type="dxa" w:w="120"/>
+              <w:bottom w:type="dxa" w:w="80"/>
+              <w:right w:type="dxa" w:w="120"/>
+            </w:tcMar>
+          </w:tcPr>
+          <w:p>
             <w:r>
               <w:rPr>
                 <w:b w:val="false"/>
@@ -15129,33 +14515,30 @@
         </w:tc>
         <w:tc>
           <w:tcPr>
-            <w:tcW w:type="dxa" w:w="2960"/>
-            <w:tcBorders>
-              <w:top w:val="single" w:color="CCCCCC" w:sz="1"/>
-              <w:left w:val="single" w:color="CCCCCC" w:sz="1"/>
-              <w:bottom w:val="single" w:color="CCCCCC" w:sz="1"/>
-              <w:right w:val="single" w:color="CCCCCC" w:sz="1"/>
-            </w:tcBorders>
-            <w:tcMar>
-              <w:top w:type="dxa" w:w="80"/>
-              <w:left w:type="dxa" w:w="120"/>
-              <w:bottom w:type="dxa" w:w="80"/>
-              <w:right w:type="dxa" w:w="120"/>
-            </w:tcMar>
-          </w:tcPr>
-          <w:p>
-            <w:pPr>
-              <w:jc w:val="left"/>
-            </w:pPr>
-            <w:r>
-              <w:rPr>
-                <w:b w:val="false"/>
-                <w:bCs w:val="false"/>
-                <w:color w:val="333333"/>
-                <w:sz w:val="20"/>
-                <w:szCs w:val="20"/>
-              </w:rPr>
-              <w:t xml:space="preserve">BE2 (notification-svc) + BE1 (event schema)</w:t>
+            <w:tcW w:type="dxa" w:w="2760"/>
+            <w:tcBorders>
+              <w:top w:val="single" w:color="CCCCCC" w:sz="1"/>
+              <w:left w:val="single" w:color="CCCCCC" w:sz="1"/>
+              <w:bottom w:val="single" w:color="CCCCCC" w:sz="1"/>
+              <w:right w:val="single" w:color="CCCCCC" w:sz="1"/>
+            </w:tcBorders>
+            <w:tcMar>
+              <w:top w:type="dxa" w:w="80"/>
+              <w:left w:type="dxa" w:w="120"/>
+              <w:bottom w:type="dxa" w:w="80"/>
+              <w:right w:type="dxa" w:w="120"/>
+            </w:tcMar>
+          </w:tcPr>
+          <w:p>
+            <w:r>
+              <w:rPr>
+                <w:b w:val="false"/>
+                <w:bCs w:val="false"/>
+                <w:color w:val="333333"/>
+                <w:sz w:val="20"/>
+                <w:szCs w:val="20"/>
+              </w:rPr>
+              <w:t xml:space="preserve">BE2 + BE1</w:t>
             </w:r>
           </w:p>
         </w:tc>
@@ -15179,9 +14562,6 @@
             </w:tcMar>
           </w:tcPr>
           <w:p>
-            <w:pPr>
-              <w:jc w:val="left"/>
-            </w:pPr>
             <w:r>
               <w:rPr>
                 <w:b w:val="false"/>
@@ -15212,9 +14592,6 @@
             </w:tcMar>
           </w:tcPr>
           <w:p>
-            <w:pPr>
-              <w:jc w:val="left"/>
-            </w:pPr>
             <w:r>
               <w:rPr>
                 <w:b w:val="false"/>
@@ -15229,25 +14606,22 @@
         </w:tc>
         <w:tc>
           <w:tcPr>
-            <w:tcW w:type="dxa" w:w="4000"/>
-            <w:tcBorders>
-              <w:top w:val="single" w:color="CCCCCC" w:sz="1"/>
-              <w:left w:val="single" w:color="CCCCCC" w:sz="1"/>
-              <w:bottom w:val="single" w:color="CCCCCC" w:sz="1"/>
-              <w:right w:val="single" w:color="CCCCCC" w:sz="1"/>
-            </w:tcBorders>
-            <w:shd w:fill="F5F7FA" w:val="clear"/>
-            <w:tcMar>
-              <w:top w:type="dxa" w:w="80"/>
-              <w:left w:type="dxa" w:w="120"/>
-              <w:bottom w:type="dxa" w:w="80"/>
-              <w:right w:type="dxa" w:w="120"/>
-            </w:tcMar>
-          </w:tcPr>
-          <w:p>
-            <w:pPr>
-              <w:jc w:val="left"/>
-            </w:pPr>
+            <w:tcW w:type="dxa" w:w="4200"/>
+            <w:tcBorders>
+              <w:top w:val="single" w:color="CCCCCC" w:sz="1"/>
+              <w:left w:val="single" w:color="CCCCCC" w:sz="1"/>
+              <w:bottom w:val="single" w:color="CCCCCC" w:sz="1"/>
+              <w:right w:val="single" w:color="CCCCCC" w:sz="1"/>
+            </w:tcBorders>
+            <w:shd w:fill="F5F7FA" w:val="clear"/>
+            <w:tcMar>
+              <w:top w:type="dxa" w:w="80"/>
+              <w:left w:type="dxa" w:w="120"/>
+              <w:bottom w:type="dxa" w:w="80"/>
+              <w:right w:type="dxa" w:w="120"/>
+            </w:tcMar>
+          </w:tcPr>
+          <w:p>
             <w:r>
               <w:rPr>
                 <w:b w:val="false"/>
@@ -15262,34 +14636,31 @@
         </w:tc>
         <w:tc>
           <w:tcPr>
-            <w:tcW w:type="dxa" w:w="2960"/>
-            <w:tcBorders>
-              <w:top w:val="single" w:color="CCCCCC" w:sz="1"/>
-              <w:left w:val="single" w:color="CCCCCC" w:sz="1"/>
-              <w:bottom w:val="single" w:color="CCCCCC" w:sz="1"/>
-              <w:right w:val="single" w:color="CCCCCC" w:sz="1"/>
-            </w:tcBorders>
-            <w:shd w:fill="F5F7FA" w:val="clear"/>
-            <w:tcMar>
-              <w:top w:type="dxa" w:w="80"/>
-              <w:left w:type="dxa" w:w="120"/>
-              <w:bottom w:type="dxa" w:w="80"/>
-              <w:right w:type="dxa" w:w="120"/>
-            </w:tcMar>
-          </w:tcPr>
-          <w:p>
-            <w:pPr>
-              <w:jc w:val="left"/>
-            </w:pPr>
-            <w:r>
-              <w:rPr>
-                <w:b w:val="false"/>
-                <w:bCs w:val="false"/>
-                <w:color w:val="333333"/>
-                <w:sz w:val="20"/>
-                <w:szCs w:val="20"/>
-              </w:rPr>
-              <w:t xml:space="preserve">BE3 + integration testing</w:t>
+            <w:tcW w:type="dxa" w:w="2760"/>
+            <w:tcBorders>
+              <w:top w:val="single" w:color="CCCCCC" w:sz="1"/>
+              <w:left w:val="single" w:color="CCCCCC" w:sz="1"/>
+              <w:bottom w:val="single" w:color="CCCCCC" w:sz="1"/>
+              <w:right w:val="single" w:color="CCCCCC" w:sz="1"/>
+            </w:tcBorders>
+            <w:shd w:fill="F5F7FA" w:val="clear"/>
+            <w:tcMar>
+              <w:top w:type="dxa" w:w="80"/>
+              <w:left w:type="dxa" w:w="120"/>
+              <w:bottom w:type="dxa" w:w="80"/>
+              <w:right w:type="dxa" w:w="120"/>
+            </w:tcMar>
+          </w:tcPr>
+          <w:p>
+            <w:r>
+              <w:rPr>
+                <w:b w:val="false"/>
+                <w:bCs w:val="false"/>
+                <w:color w:val="333333"/>
+                <w:sz w:val="20"/>
+                <w:szCs w:val="20"/>
+              </w:rPr>
+              <w:t xml:space="preserve">BE3 + integration test</w:t>
             </w:r>
           </w:p>
         </w:tc>
@@ -15312,9 +14683,6 @@
             </w:tcMar>
           </w:tcPr>
           <w:p>
-            <w:pPr>
-              <w:jc w:val="left"/>
-            </w:pPr>
             <w:r>
               <w:rPr>
                 <w:b w:val="false"/>
@@ -15344,9 +14712,6 @@
             </w:tcMar>
           </w:tcPr>
           <w:p>
-            <w:pPr>
-              <w:jc w:val="left"/>
-            </w:pPr>
             <w:r>
               <w:rPr>
                 <w:b w:val="false"/>
@@ -15361,24 +14726,21 @@
         </w:tc>
         <w:tc>
           <w:tcPr>
-            <w:tcW w:type="dxa" w:w="4000"/>
-            <w:tcBorders>
-              <w:top w:val="single" w:color="CCCCCC" w:sz="1"/>
-              <w:left w:val="single" w:color="CCCCCC" w:sz="1"/>
-              <w:bottom w:val="single" w:color="CCCCCC" w:sz="1"/>
-              <w:right w:val="single" w:color="CCCCCC" w:sz="1"/>
-            </w:tcBorders>
-            <w:tcMar>
-              <w:top w:type="dxa" w:w="80"/>
-              <w:left w:type="dxa" w:w="120"/>
-              <w:bottom w:type="dxa" w:w="80"/>
-              <w:right w:type="dxa" w:w="120"/>
-            </w:tcMar>
-          </w:tcPr>
-          <w:p>
-            <w:pPr>
-              <w:jc w:val="left"/>
-            </w:pPr>
+            <w:tcW w:type="dxa" w:w="4200"/>
+            <w:tcBorders>
+              <w:top w:val="single" w:color="CCCCCC" w:sz="1"/>
+              <w:left w:val="single" w:color="CCCCCC" w:sz="1"/>
+              <w:bottom w:val="single" w:color="CCCCCC" w:sz="1"/>
+              <w:right w:val="single" w:color="CCCCCC" w:sz="1"/>
+            </w:tcBorders>
+            <w:tcMar>
+              <w:top w:type="dxa" w:w="80"/>
+              <w:left w:type="dxa" w:w="120"/>
+              <w:bottom w:type="dxa" w:w="80"/>
+              <w:right w:type="dxa" w:w="120"/>
+            </w:tcMar>
+          </w:tcPr>
+          <w:p>
             <w:r>
               <w:rPr>
                 <w:b w:val="false"/>
@@ -15393,24 +14755,21 @@
         </w:tc>
         <w:tc>
           <w:tcPr>
-            <w:tcW w:type="dxa" w:w="2960"/>
-            <w:tcBorders>
-              <w:top w:val="single" w:color="CCCCCC" w:sz="1"/>
-              <w:left w:val="single" w:color="CCCCCC" w:sz="1"/>
-              <w:bottom w:val="single" w:color="CCCCCC" w:sz="1"/>
-              <w:right w:val="single" w:color="CCCCCC" w:sz="1"/>
-            </w:tcBorders>
-            <w:tcMar>
-              <w:top w:type="dxa" w:w="80"/>
-              <w:left w:type="dxa" w:w="120"/>
-              <w:bottom w:type="dxa" w:w="80"/>
-              <w:right w:type="dxa" w:w="120"/>
-            </w:tcMar>
-          </w:tcPr>
-          <w:p>
-            <w:pPr>
-              <w:jc w:val="left"/>
-            </w:pPr>
+            <w:tcW w:type="dxa" w:w="2760"/>
+            <w:tcBorders>
+              <w:top w:val="single" w:color="CCCCCC" w:sz="1"/>
+              <w:left w:val="single" w:color="CCCCCC" w:sz="1"/>
+              <w:bottom w:val="single" w:color="CCCCCC" w:sz="1"/>
+              <w:right w:val="single" w:color="CCCCCC" w:sz="1"/>
+            </w:tcBorders>
+            <w:tcMar>
+              <w:top w:type="dxa" w:w="80"/>
+              <w:left w:type="dxa" w:w="120"/>
+              <w:bottom w:type="dxa" w:w="80"/>
+              <w:right w:type="dxa" w:w="120"/>
+            </w:tcMar>
+          </w:tcPr>
+          <w:p>
             <w:r>
               <w:rPr>
                 <w:b w:val="false"/>
@@ -15429,7 +14788,7 @@
       <w:headerReference w:type="default" r:id="rId7"/>
       <w:footerReference w:type="default" r:id="rId8"/>
       <w:pgSz w:w="12240" w:h="15840" w:orient="portrait"/>
-      <w:pgMar w:top="1440" w:right="1440" w:bottom="1440" w:left="1440" w:header="708" w:footer="708" w:gutter="0"/>
+      <w:pgMar w:top="1080" w:right="1080" w:bottom="1080" w:left="1080" w:header="708" w:footer="708" w:gutter="0"/>
       <w:pgNumType/>
       <w:docGrid w:linePitch="360"/>
     </w:sectPr>
@@ -15551,7 +14910,7 @@
   <w:p>
     <w:pPr>
       <w:pBdr>
-        <w:bottom w:val="single" w:color="2E4057" w:sz="4" w:space="4"/>
+        <w:bottom w:val="single" w:color="333333" w:sz="4" w:space="4"/>
       </w:pBdr>
       <w:tabs>
         <w:tab w:val="right" w:pos="9360"/>
@@ -15562,7 +14921,7 @@
         <w:rFonts w:ascii="Arial" w:cs="Arial" w:eastAsia="Arial" w:hAnsi="Arial"/>
         <w:b/>
         <w:bCs/>
-        <w:color w:val="2E4057"/>
+        <w:color w:val="222222"/>
         <w:sz w:val="18"/>
         <w:szCs w:val="18"/>
       </w:rPr>
@@ -15878,7 +15237,7 @@
     <w:qFormat/>
     <w:pPr>
       <w:pBdr>
-        <w:bottom w:val="single" w:color="2E4057" w:sz="4" w:space="4"/>
+        <w:bottom w:val="single" w:color="333333" w:sz="4" w:space="4"/>
       </w:pBdr>
       <w:spacing w:after="180" w:before="360"/>
       <w:outlineLvl w:val="0"/>
@@ -15887,7 +15246,7 @@
       <w:rFonts w:ascii="Arial" w:cs="Arial" w:eastAsia="Arial" w:hAnsi="Arial"/>
       <w:b/>
       <w:bCs/>
-      <w:color w:val="2E4057"/>
+      <w:color w:val="111111"/>
       <w:sz w:val="36"/>
       <w:szCs w:val="36"/>
     </w:rPr>
@@ -15905,28 +15264,10 @@
       <w:rFonts w:ascii="Arial" w:cs="Arial" w:eastAsia="Arial" w:hAnsi="Arial"/>
       <w:b/>
       <w:bCs/>
-      <w:color w:val="1B6CA8"/>
+      <w:color w:val="222222"/>
       <w:sz w:val="28"/>
       <w:szCs w:val="28"/>
     </w:rPr>
   </w:style>
-  <w:style w:type="paragraph" w:styleId="Heading3">
-    <w:name w:val="Heading 3"/>
-    <w:basedOn w:val="Normal"/>
-    <w:next w:val="Normal"/>
-    <w:qFormat/>
-    <w:pPr>
-      <w:spacing w:after="80" w:before="180"/>
-      <w:outlineLvl w:val="2"/>
-    </w:pPr>
-    <w:rPr>
-      <w:rFonts w:ascii="Arial" w:cs="Arial" w:eastAsia="Arial" w:hAnsi="Arial"/>
-      <w:b/>
-      <w:bCs/>
-      <w:color w:val="2E7D32"/>
-      <w:sz w:val="24"/>
-      <w:szCs w:val="24"/>
-    </w:rPr>
-  </w:style>
 </w:styles>
 </file>